--- a/Тамразов_v3.docx
+++ b/Тамразов_v3.docx
@@ -14155,7 +14155,7 @@
           <w:color w:val="000000"/>
           <w:lang w:val="en-US"/>
         </w:rPr>
-        <w:t xml:space="preserve">1. Wackerhage H., Gehlert S.. Lactate Thresholds and the Simulation of Human Energy Metabolism // Frontiers in Physiology. – 2022. – Т. 13. – С. 899670. – DOI: 10.3389/fphys.2022.899670.</w:t>
+        <w:t xml:space="preserve">1. Wackerhage, H. Lactate Thresholds and the Simulation of Human Energy Metabolism / H. Wackerhage, S. Gehlert // Frontiers in Physiology. – 2022. – Т. 13. – С. 899670. – DOI: 10.3389/fphys.2022.899670.</w:t>
       </w:r>
     </w:p>
     <w:p>
@@ -14173,7 +14173,7 @@
           <w:color w:val="000000"/>
           <w:lang w:val="en-US"/>
         </w:rPr>
-        <w:t xml:space="preserve">2. Fiedler J., Woll A.. Reference standards for power at the lactate threshold 2 for cycle ergometry through the lens of the literature // Journal of Sports Sciences. – 2025. – DOI: 10.1080/02640414.2025.2517913.</w:t>
+        <w:t xml:space="preserve">2. Fiedler, J. Reference standards for power at the lactate threshold 2 for cycle ergometry through the lens of the literature / J. Fiedler, A. Woll // Journal of Sports Sciences. – 2025. – DOI: 10.1080/02640414.2025.2517913.</w:t>
       </w:r>
     </w:p>
     <w:p>
@@ -14191,7 +14191,7 @@
           <w:color w:val="000000"/>
           <w:lang w:val="en-US"/>
         </w:rPr>
-        <w:t xml:space="preserve">3. Messonnier L.A., Emhoff C.-A.W., Fattor J.A. и др.. Lactate kinetics at the lactate threshold in trained and untrained men // Journal of Applied Physiology. – 2013. – Т. 114. – № 11. – С. 1593–1602. – DOI: 10.1152/japplphysiol.00043.2013.</w:t>
+        <w:t xml:space="preserve">3. Lactate kinetics at the lactate threshold in trained and untrained men / L. A. Messonnier, C.-A. W. Emhoff, J. A. Fattor [и др.] // Journal of Applied Physiology. – 2013. – Т. 114, № 11. – С. 1593–1602. – DOI: 10.1152/japplphysiol.00043.2013.</w:t>
       </w:r>
     </w:p>
     <w:p>
@@ -14209,7 +14209,7 @@
           <w:color w:val="000000"/>
           <w:lang w:val="en-US"/>
         </w:rPr>
-        <w:t xml:space="preserve">4. Bonen A., McCullagh K.J.A., Putman C.T. и др.. Short-term training increases human muscle MCT1 and femoral venous lactate in relation to muscle lactate // American Journal of Physiology – Endocrinology and Metabolism. – 1998. – Т. 274. – № 1. – С. E102–E107.</w:t>
+        <w:t xml:space="preserve">4. Short-term training increases human muscle MCT1 and femoral venous lactate in relation to muscle lactate / A. Bonen, K. J. A. McCullagh, C. T. Putman [и др.] // American Journal of Physiology – Endocrinology and Metabolism. – 1998. – Т. 274, № 1. – С. E102–E107.</w:t>
       </w:r>
     </w:p>
     <w:p>
@@ -14227,7 +14227,7 @@
           <w:color w:val="000000"/>
           <w:lang w:val="en-US"/>
         </w:rPr>
-        <w:t xml:space="preserve">5. Brooks G.A.. What the Lactate Shuttle Means for Sports Nutrition // Nutrients. – 2023. – Т. 15. – № 9. – С. 2178. – DOI: 10.3390/nu15092178.</w:t>
+        <w:t xml:space="preserve">5. Brooks, G. A. What the Lactate Shuttle Means for Sports Nutrition / G. A. Brooks // Nutrients. – 2023. – Т. 15, № 9. – С. 2178. – DOI: 10.3390/nu15092178.</w:t>
       </w:r>
     </w:p>
     <w:p>
@@ -14245,7 +14245,7 @@
           <w:color w:val="000000"/>
           <w:lang w:val="en-US"/>
         </w:rPr>
-        <w:t xml:space="preserve">6. Lin C.-W., Huang S.-C., Liu W.-C. и др.. Detection of Ventilatory Thresholds using Near-Infrared Spectroscopy with a Polynomial Regression Model // Saudi Journal of Biological Sciences. – 2020. – Т. 27. – № 9. – С. 2388–2394. – DOI: 10.1016/j.sjbs.2020.03.005.</w:t>
+        <w:t xml:space="preserve">6. Detection of Ventilatory Thresholds using Near-Infrared Spectroscopy with a Polynomial Regression Model / C.-W. Lin, S.-C. Huang, W.-C. Liu [и др.] // Saudi Journal of Biological Sciences. – 2020. – Т. 27, № 9. – С. 2388–2394. – DOI: 10.1016/j.sjbs.2020.03.005.</w:t>
       </w:r>
     </w:p>
     <w:p>
@@ -14263,7 +14263,7 @@
           <w:color w:val="000000"/>
           <w:lang w:val="en-US"/>
         </w:rPr>
-        <w:t xml:space="preserve">7. Kominami K., Nishijima T., Okamoto T. и др.. Very Early Lactate Threshold in Healthy Young Men as Related to Oxygen Uptake Kinetics // Medicine. – 2015. – Т. 94. – № 37. – С. e1559. – DOI: 10.1097/MD.0000000000001559.</w:t>
+        <w:t xml:space="preserve">7. Very Early Lactate Threshold in Healthy Young Men as Related to Oxygen Uptake Kinetics / K. Kominami, T. Nishijima, T. Okamoto [и др.] // Medicine. – 2015. – Т. 94, № 37. – С. e1559. – DOI: 10.1097/MD.0000000000001559.</w:t>
       </w:r>
     </w:p>
     <w:p>
@@ -14281,7 +14281,7 @@
           <w:color w:val="000000"/>
           <w:lang w:val="en-US"/>
         </w:rPr>
-        <w:t xml:space="preserve">8. Fasching M., Rinnerhofer S., Philipp W., Bauer R.. The First Lactate Threshold Is a Limit for Heavy Work and Corresponds to a Typical Feature in Oxygen Kinetics // Journal of Functional Morphology and Kinesiology. – 2020. – Т. 5. – № 3. – С. 66. – DOI: 10.3390/jfmk5030066.</w:t>
+        <w:t xml:space="preserve">8. The First Lactate Threshold Is a Limit for Heavy Work and Corresponds to a Typical Feature in Oxygen Kinetics / M. Fasching, S. Rinnerhofer, W. Philipp [и др.] // Journal of Functional Morphology and Kinesiology. – 2020. – Т. 5, № 3. – С. 66. – DOI: 10.3390/jfmk5030066.</w:t>
       </w:r>
     </w:p>
     <w:p>
@@ -14299,7 +14299,7 @@
           <w:color w:val="000000"/>
           <w:lang w:val="en-US"/>
         </w:rPr>
-        <w:t xml:space="preserve">9. Nagata A., Muro M., Moritani T., Yoshida T.. Anaerobic Threshold Determination by Blood Lactate and Myoelectric Signals // Japanese Journal of Physiology. – 1981. – Т. 31. – С. 585–597.</w:t>
+        <w:t xml:space="preserve">9. Anaerobic Threshold Determination by Blood Lactate and Myoelectric Signals / A. Nagata, M. Muro, T. Moritani [и др.] // Japanese Journal of Physiology. – 1981. – Т. 31. – С. 585–597.</w:t>
       </w:r>
     </w:p>
     <w:p>
@@ -14317,7 +14317,7 @@
           <w:color w:val="000000"/>
           <w:lang w:val="en-US"/>
         </w:rPr>
-        <w:t xml:space="preserve">10. Şayli Ö., Akın A., Çotuk H.B.. Correlation analysis between surface electromyography and continuous-wave near-infrared spectroscopy parameters during isometric exercise to volitional fatigue // Turkish Journal of Electrical Engineering &amp; Computer Sciences. – 2014. – Т. 22. – С. 780–793. – DOI: 10.3906/elk-1210-51.</w:t>
+        <w:t xml:space="preserve">10. Şayli, Ö. Correlation analysis between surface electromyography and continuous-wave near-infrared spectroscopy parameters during isometric exercise to volitional fatigue / Ö. Şayli, A. Akın, H. B. Çotuk // Turkish Journal of Electrical Engineering &amp; Computer Sciences. – 2014. – Т. 22. – С. 780–793. – DOI: 10.3906/elk-1210-51.</w:t>
       </w:r>
     </w:p>
     <w:p>
@@ -14335,7 +14335,7 @@
           <w:color w:val="000000"/>
           <w:lang w:val="en-US"/>
         </w:rPr>
-        <w:t xml:space="preserve">11. Popov D.V., Vinogradova O.L.. Muscle-specific evaluation of anaerobic threshold in humans // Human Physiology. – 2019. – Т. 45. – № 2. – С. 184–189. – DOI: 10.1134/S0362119719020087.</w:t>
+        <w:t xml:space="preserve">11. Popov, D. V. Muscle-specific evaluation of anaerobic threshold in humans / D. V. Popov, O. L. Vinogradova // Human Physiology. – 2019. – Т. 45, № 2. – С. 184–189. – DOI: 10.1134/S0362119719020087.</w:t>
       </w:r>
     </w:p>
     <w:p>
@@ -14353,7 +14353,7 @@
           <w:color w:val="000000"/>
           <w:lang w:val="en-US"/>
         </w:rPr>
-        <w:t xml:space="preserve">12. Попов Д.В., Кузнецов С.С.. Валидация метода для оценки анаэробного порога в работающей мышце // Физиология человека. – 2019. – Т. 45. – № 2. – С. 70–77. – DOI: 10.1134/S0131164619020085.</w:t>
+        <w:t xml:space="preserve">12. Попов, Д. В. Валидация метода для оценки анаэробного порога в работающей мышце / Д. В. Попов, С. С. Кузнецов // Физиология человека. – 2019. – Т. 45, № 2. – С. 70–77. – DOI: 10.1134/S0131164619020085.</w:t>
       </w:r>
     </w:p>
     <w:p>
@@ -14371,7 +14371,7 @@
           <w:color w:val="000000"/>
           <w:lang w:val="en-US"/>
         </w:rPr>
-        <w:t xml:space="preserve">13. Racinais S., Buchheit M., Girard O.. Breakpoints in ventilation, cerebral and muscle oxygenation, and muscle activity during an incremental cycling exercise // Frontiers in Physiology. – 2014. – Т. 5. – С. 142. – DOI: 10.3389/fphys.2014.00142.</w:t>
+        <w:t xml:space="preserve">13. Racinais, S. Breakpoints in ventilation, cerebral and muscle oxygenation, and muscle activity during an incremental cycling exercise / S. Racinais, M. Buchheit, O. Girard // Frontiers in Physiology. – 2014. – Т. 5. – С. 142. – DOI: 10.3389/fphys.2014.00142.</w:t>
       </w:r>
     </w:p>
     <w:p>
@@ -14389,7 +14389,7 @@
           <w:color w:val="000000"/>
           <w:lang w:val="en-US"/>
         </w:rPr>
-        <w:t xml:space="preserve">14. Voet N.B.M., Bleijenberg G., Padberg G.W. и др.. Surface Electromyography Thresholds As a Measure for Performance Fatigability During Strength and Endurance Exercise // Frontiers in Physiology. – 2022. – Т. 13. – С. 821584. – DOI: 10.3389/fphys.2022.821584.</w:t>
+        <w:t xml:space="preserve">14. Surface Electromyography Thresholds As a Measure for Performance Fatigability During Strength and Endurance Exercise / N. B. M. Voet, G. Bleijenberg, G. W. Padberg [и др.] // Frontiers in Physiology. – 2022. – Т. 13. – С. 821584. – DOI: 10.3389/fphys.2022.821584.</w:t>
       </w:r>
     </w:p>
     <w:p>
@@ -14407,7 +14407,7 @@
           <w:color w:val="000000"/>
           <w:lang w:val="en-US"/>
         </w:rPr>
-        <w:t xml:space="preserve">15. Graham R.B., Wachowiak M.P., Gurd B.J.. The Assessment of Muscular Effort, Fatigue, and Physiological Adaptation Using EMG and Wavelet Analysis // PLOS ONE. – 2015. – Т. 10. – № 8. – С. e0135069. – DOI: 10.1371/journal.pone.0135069.</w:t>
+        <w:t xml:space="preserve">15. Graham, R. B. The Assessment of Muscular Effort, Fatigue, and Physiological Adaptation Using EMG and Wavelet Analysis / R. B. Graham, M. P. Wachowiak, B. J. Gurd // PLOS ONE. – 2015. – Т. 10, № 8. – С. e0135069. – DOI: 10.1371/journal.pone.0135069.</w:t>
       </w:r>
     </w:p>
     <w:p>
@@ -14425,7 +14425,7 @@
           <w:color w:val="000000"/>
           <w:lang w:val="en-US"/>
         </w:rPr>
-        <w:t xml:space="preserve">16. Wang L., Liu X.. A Comparative Study of EMG Indices in Muscle Fatigue Evaluation Based on Grey Relational Analysis during All-Out Cycling Exercise // BioMed Research International. – 2018. – Т. 2018. – С. 9341215. – DOI: 10.1155/2018/9341215.</w:t>
+        <w:t xml:space="preserve">16. Wang, L. A Comparative Study of EMG Indices in Muscle Fatigue Evaluation Based on Grey Relational Analysis during All-Out Cycling Exercise / L. Wang, X. Liu // BioMed Research International. – 2018. – Т. 2018. – С. 9341215. – DOI: 10.1155/2018/9341215.</w:t>
       </w:r>
     </w:p>
     <w:p>
@@ -14443,7 +14443,7 @@
           <w:color w:val="000000"/>
           <w:lang w:val="en-US"/>
         </w:rPr>
-        <w:t xml:space="preserve">17. Jamaluddin A., Ahmad R.B., Ibrahim I.M. и др.. A New Approach to Noninvasive-Prolonged Fatigue Identification Based on Surface EMG Time-Frequency Analysis // Applied Bionics and Biomechanics. – 2023. – Т. 2023. – С. 1951165. – DOI: 10.1155/2023/1951165.</w:t>
+        <w:t xml:space="preserve">17. A New Approach to Noninvasive-Prolonged Fatigue Identification Based on Surface EMG Time-Frequency Analysis / A. Jamaluddin, R. B. Ahmad, I. M. Ibrahim [и др.] // Applied Bionics and Biomechanics. – 2023. – Т. 2023. – С. 1951165. – DOI: 10.1155/2023/1951165.</w:t>
       </w:r>
     </w:p>
     <w:p>
@@ -14461,7 +14461,7 @@
           <w:color w:val="000000"/>
           <w:lang w:val="en-US"/>
         </w:rPr>
-        <w:t xml:space="preserve">18. Wang G., Zhang Y., Wang Y.. The Analysis of Surface EMG Signals with the Wavelet-Based Correlation Dimension Method // Computational and Mathematical Methods in Medicine. – 2014. – Т. 2014. – С. 284308. – DOI: 10.1155/2014/284308.</w:t>
+        <w:t xml:space="preserve">18. Wang, G. The Analysis of Surface EMG Signals with the Wavelet-Based Correlation Dimension Method / G. Wang, Y. Zhang, Y. Wang // Computational and Mathematical Methods in Medicine. – 2014. – Т. 2014. – С. 284308. – DOI: 10.1155/2014/284308.</w:t>
       </w:r>
     </w:p>
     <w:p>
@@ -14479,7 +14479,7 @@
           <w:color w:val="000000"/>
           <w:lang w:val="en-US"/>
         </w:rPr>
-        <w:t xml:space="preserve">19. Tsinganos P., Cornelis B., Cornelis J. и др.. Data Augmentation of Surface Electromyography for Hand Gesture Recognition // Sensors. – 2020. – Т. 20. – № 17. – С. 4892. – DOI: 10.3390/s20174892.</w:t>
+        <w:t xml:space="preserve">19. Data Augmentation of Surface Electromyography for Hand Gesture Recognition / P. Tsinganos, B. Cornelis, J. Cornelis [и др.] // Sensors. – 2020. – Т. 20, № 17. – С. 4892. – DOI: 10.3390/s20174892.</w:t>
       </w:r>
     </w:p>
     <w:p>
@@ -14497,7 +14497,7 @@
           <w:color w:val="000000"/>
           <w:lang w:val="en-US"/>
         </w:rPr>
-        <w:t xml:space="preserve">20. Ferrari M., Quaresima V.. A Brief Review on the History of Human Functional Near-Infrared Spectroscopy (fNIRS) Development and Fields of Application // NeuroImage. – 2012. – Т. 63. – № 2. – С. 921–935. – DOI: 10.1016/j.neuroimage.2012.03.049.</w:t>
+        <w:t xml:space="preserve">20. Ferrari, M. A Brief Review on the History of Human Functional Near-Infrared Spectroscopy (fNIRS) Development and Fields of Application / M. Ferrari, V. Quaresima // NeuroImage. – 2012. – Т. 63, № 2. – С. 921–935. – DOI: 10.1016/j.neuroimage.2012.03.049.</w:t>
       </w:r>
     </w:p>
     <w:p>
@@ -14515,7 +14515,7 @@
           <w:color w:val="000000"/>
           <w:lang w:val="en-US"/>
         </w:rPr>
-        <w:t xml:space="preserve">21. Wang L., Yoshikawa T., Hara T. и др.. Which common NIRS variable reflects muscle estimated lactate threshold most closely? // Applied Physiology, Nutrition, and Metabolism. – 2006. – Т. 31. – № 5. – С. 612–620. – DOI: 10.1139/H06-069.</w:t>
+        <w:t xml:space="preserve">21. Which common NIRS variable reflects muscle estimated lactate threshold most closely? / L. Wang, T. Yoshikawa, T. Hara [и др.] // Applied Physiology, Nutrition, and Metabolism. – 2006. – Т. 31, № 5. – С. 612–620. – DOI: 10.1139/H06-069.</w:t>
       </w:r>
     </w:p>
     <w:p>
@@ -14533,7 +14533,7 @@
           <w:color w:val="000000"/>
           <w:lang w:val="en-US"/>
         </w:rPr>
-        <w:t xml:space="preserve">22. Coquart J.B., Dufour R., Groslambert A., Mucci P.. Gas exchange threshold and muscle oxygenation inflection point during a ramp incremental exercise test // Journal of Sports Medicine and Physical Fitness. – 2017. – Т. 57. – № 5. – С. 581–588. – DOI: 10.23736/S0022-4707.16.06053-9.</w:t>
+        <w:t xml:space="preserve">22. Gas exchange threshold and muscle oxygenation inflection point during a ramp incremental exercise test / J. B. Coquart, R. Dufour, A. Groslambert [и др.] // Journal of Sports Medicine and Physical Fitness. – 2017. – Т. 57, № 5. – С. 581–588. – DOI: 10.23736/S0022-4707.16.06053-9.</w:t>
       </w:r>
     </w:p>
     <w:p>
@@ -14551,7 +14551,7 @@
           <w:color w:val="000000"/>
           <w:lang w:val="en-US"/>
         </w:rPr>
-        <w:t xml:space="preserve">23. Reinpõld K., Rannama I., Port K.. Agreement between Ventilatory Thresholds and Bilaterally Measured Vastus Lateralis Muscle Oxygen Saturation in Cyclists // Sports. – 2024. – Т. 12. – № 2. – С. 40. – DOI: 10.3390/sports12020040.</w:t>
+        <w:t xml:space="preserve">23. Reinpõld, K. Agreement between Ventilatory Thresholds and Bilaterally Measured Vastus Lateralis Muscle Oxygen Saturation in Cyclists / K. Reinpõld, I. Rannama, K. Port // Sports. – 2024. – Т. 12, № 2. – С. 40. – DOI: 10.3390/sports12020040.</w:t>
       </w:r>
     </w:p>
     <w:p>
@@ -14569,7 +14569,7 @@
           <w:color w:val="000000"/>
           <w:lang w:val="en-US"/>
         </w:rPr>
-        <w:t xml:space="preserve">24. van der Zwaard S., Jaspers R.T., Blokland I.J. и др.. Oxygenation threshold derived from near-infrared spectroscopy: reliability and its relationship with the first ventilatory threshold // PLOS ONE. – 2016. – Т. 11. – № 9. – С. e0162914. – DOI: 10.1371/journal.pone.0162914.</w:t>
+        <w:t xml:space="preserve">24. Oxygenation threshold derived from near-infrared spectroscopy: reliability and its relationship with the first ventilatory threshold / S. van der Zwaard, R. T. Jaspers, I. J. Blokland [и др.] // PLOS ONE. – 2016. – Т. 11, № 9. – С. e0162914. – DOI: 10.1371/journal.pone.0162914.</w:t>
       </w:r>
     </w:p>
     <w:p>
@@ -14587,7 +14587,7 @@
           <w:color w:val="000000"/>
           <w:lang w:val="en-US"/>
         </w:rPr>
-        <w:t xml:space="preserve">25. Farzam P., Starkweather Z., Cheng X. и др.. Validation of a novel wearable, wireless technology to estimate oxygen levels and lactate threshold power in the exercising muscle // Physiological Reports. – 2018. – Т. 6. – № 7. – С. e13664. – DOI: 10.14814/phy2.13664.</w:t>
+        <w:t xml:space="preserve">25. Validation of a novel wearable, wireless technology to estimate oxygen levels and lactate threshold power in the exercising muscle / P. Farzam, Z. Starkweather, X. Cheng [и др.] // Physiological Reports. – 2018. – Т. 6, № 7. – С. e13664. – DOI: 10.14814/phy2.13664.</w:t>
       </w:r>
     </w:p>
     <w:p>
@@ -14605,7 +14605,7 @@
           <w:color w:val="000000"/>
           <w:lang w:val="en-US"/>
         </w:rPr>
-        <w:t xml:space="preserve">26. Driller M., Williams A., Bellinger P., Cabell A., Argus C.. Evaluating a new wearable lactate threshold sensor in recreational to highly trained cyclists // Sports Engineering. – 2016. – Т. 19. – № 3. – С. 229–235. – DOI: 10.1007/s12283-016-0198-6.</w:t>
+        <w:t xml:space="preserve">26. Evaluating a new wearable lactate threshold sensor in recreational to highly trained cyclists / M. Driller, A. Williams, P. Bellinger [и др.] // Sports Engineering. – 2016. – Т. 19, № 3. – С. 229–235. – DOI: 10.1007/s12283-016-0198-6.</w:t>
       </w:r>
     </w:p>
     <w:p>
@@ -14623,7 +14623,7 @@
           <w:color w:val="000000"/>
           <w:lang w:val="en-US"/>
         </w:rPr>
-        <w:t xml:space="preserve">27. Cayot T.E., Robinson S.J., Fahs C.A.. Estimating the Lactate Threshold Using Wireless Near-Infrared Spectroscopy and Threshold Detection Algorithms // International Journal of Exercise Science. – 2021. – Т. 14. – № 2. – С. 1244–1257.</w:t>
+        <w:t xml:space="preserve">27. Cayot, T. E. Estimating the Lactate Threshold Using Wireless Near-Infrared Spectroscopy and Threshold Detection Algorithms / T. E. Cayot, S. J. Robinson, C. A. Fahs // International Journal of Exercise Science. – 2021. – Т. 14, № 2. – С. 1244–1257.</w:t>
       </w:r>
     </w:p>
     <w:p>
@@ -14641,7 +14641,7 @@
           <w:color w:val="000000"/>
           <w:lang w:val="en-US"/>
         </w:rPr>
-        <w:t xml:space="preserve">28. Peng C.-K., Havlin S., Stanley H.E., Goldberger A.L.. Quantification of Scaling Exponents and Crossover Phenomena in Nonstationary Heartbeat Time Series // Chaos. – 1995. – Т. 5. – № 1. – С. 82–87. – DOI: 10.1063/1.166141.</w:t>
+        <w:t xml:space="preserve">28. Quantification of Scaling Exponents and Crossover Phenomena in Nonstationary Heartbeat Time Series / C.-K. Peng, S. Havlin, H. E. Stanley [и др.] // Chaos. – 1995. – Т. 5, № 1. – С. 82–87. – DOI: 10.1063/1.166141.</w:t>
       </w:r>
     </w:p>
     <w:p>
@@ -14659,7 +14659,7 @@
           <w:color w:val="000000"/>
           <w:lang w:val="en-US"/>
         </w:rPr>
-        <w:t xml:space="preserve">29. Rogers B., Gronwald T.. Fractal Correlation Properties of Heart Rate Variability as a Biomarker for Intensity Distribution and Training Prescription in Endurance Exercise // Frontiers in Physiology. – 2022. – Т. 13. – С. 879071. – DOI: 10.3389/fphys.2022.879071.</w:t>
+        <w:t xml:space="preserve">29. Rogers, B. Fractal Correlation Properties of Heart Rate Variability as a Biomarker for Intensity Distribution and Training Prescription in Endurance Exercise / B. Rogers, T. Gronwald // Frontiers in Physiology. – 2022. – Т. 13. – С. 879071. – DOI: 10.3389/fphys.2022.879071.</w:t>
       </w:r>
     </w:p>
     <w:p>
@@ -14677,7 +14677,7 @@
           <w:color w:val="000000"/>
           <w:lang w:val="en-US"/>
         </w:rPr>
-        <w:t xml:space="preserve">30. Schaffarczyk M., Rogers B., Reer R., Gronwald T.. Fractal correlation properties of HRV as a noninvasive biomarker to assess the physiological response to different exercise intensity domains in triathletes // BMC Sports Science, Medicine and Rehabilitation. – 2022. – Т. 14. – № 1. – С. 203. – DOI: 10.1186/s13102-022-00596-x.</w:t>
+        <w:t xml:space="preserve">30. Fractal correlation properties of HRV as a noninvasive biomarker to assess the physiological response to different exercise intensity domains in triathletes / M. Schaffarczyk, B. Rogers, R. Reer [и др.] // BMC Sports Science, Medicine and Rehabilitation. – 2022. – Т. 14, № 1. – С. 203. – DOI: 10.1186/s13102-022-00596-x.</w:t>
       </w:r>
     </w:p>
     <w:p>
@@ -14695,7 +14695,7 @@
           <w:color w:val="000000"/>
           <w:lang w:val="en-US"/>
         </w:rPr>
-        <w:t xml:space="preserve">31. Tanner A.V., Nielsen B.V., Oranchuk D.J.. Agreement Between Heart Rate Variability-Derived and Ventilatory/Lactate Thresholds in Healthy Adults: A Systematic Review and Meta-Analysis // Sports Medicine – Open. – 2024. – Т. 10. – № 1. – С. 111. – DOI: 10.1186/s40798-024-00768-8.</w:t>
+        <w:t xml:space="preserve">31. Tanner, A. V. Agreement Between Heart Rate Variability-Derived and Ventilatory/Lactate Thresholds in Healthy Adults: A Systematic Review and Meta-Analysis / A. V. Tanner, B. V. Nielsen, D. J. Oranchuk // Sports Medicine – Open. – 2024. – Т. 10, № 1. – С. 111. – DOI: 10.1186/s40798-024-00768-8.</w:t>
       </w:r>
     </w:p>
     <w:p>
@@ -14713,7 +14713,7 @@
           <w:color w:val="000000"/>
           <w:lang w:val="en-US"/>
         </w:rPr>
-        <w:t xml:space="preserve">32. Bangsbo J., Johansen L., Graham T., Saltin B.. Lactate and H+ effluxes from human skeletal muscles during intense, dynamic exercise // Journal of Physiology. – 1993. – Т. 462. – С. 115–133.</w:t>
+        <w:t xml:space="preserve">32. Lactate and H+ effluxes from human skeletal muscles during intense, dynamic exercise / J. Bangsbo, L. Johansen, T. Graham [и др.] // Journal of Physiology. – 1993. – Т. 462. – С. 115–133.</w:t>
       </w:r>
     </w:p>
     <w:p>
@@ -14731,7 +14731,7 @@
           <w:color w:val="000000"/>
           <w:lang w:val="en-US"/>
         </w:rPr>
-        <w:t xml:space="preserve">33. MacLean D.A., Bangsbo J., Saltin B.. Muscle interstitial glucose and lactate levels during dynamic exercise in humans determined by microdialysis // Journal of Applied Physiology. – 1999. – Т. 87. – № 4. – С. 1483–1490.</w:t>
+        <w:t xml:space="preserve">33. MacLean, D. A. Muscle interstitial glucose and lactate levels during dynamic exercise in humans determined by microdialysis / D. A. MacLean, J. Bangsbo, B. Saltin // Journal of Applied Physiology. – 1999. – Т. 87, № 4. – С. 1483–1490.</w:t>
       </w:r>
     </w:p>
     <w:p>
@@ -14749,7 +14749,7 @@
           <w:color w:val="000000"/>
           <w:lang w:val="en-US"/>
         </w:rPr>
-        <w:t xml:space="preserve">34. Ji S., Sommer A., Bloch W., Wahl P.. Comparison and Performance Validation of Calculated and Established Anaerobic Lactate Thresholds in Running // Medicina. – 2021. – Т. 57. – № 10. – С. 1117. – DOI: 10.3390/medicina57101117.</w:t>
+        <w:t xml:space="preserve">34. Comparison and Performance Validation of Calculated and Established Anaerobic Lactate Thresholds in Running / S. Ji, A. Sommer, W. Bloch [и др.] // Medicina. – 2021. – Т. 57, № 10. – С. 1117. – DOI: 10.3390/medicina57101117.</w:t>
       </w:r>
     </w:p>
     <w:p>
@@ -14767,7 +14767,7 @@
           <w:color w:val="000000"/>
           <w:lang w:val="en-US"/>
         </w:rPr>
-        <w:t xml:space="preserve">35. van Hall G., Jensen-Urstad M., Rosdahl H. и др.. Leg and arm lactate and substrate kinetics during exercise // American Journal of Physiology – Endocrinology and Metabolism. – 2003. – Т. 284. – № 4. – С. E193–E205. – DOI: 10.1152/ajpendo.00273.2002.</w:t>
+        <w:t xml:space="preserve">35. Leg and arm lactate and substrate kinetics during exercise / G. van Hall, M. Jensen-Urstad, H. Rosdahl [и др.] // American Journal of Physiology – Endocrinology and Metabolism. – 2003. – Т. 284, № 4. – С. E193–E205. – DOI: 10.1152/ajpendo.00273.2002.</w:t>
       </w:r>
     </w:p>
     <w:p>
@@ -14785,7 +14785,7 @@
           <w:color w:val="000000"/>
           <w:lang w:val="en-US"/>
         </w:rPr>
-        <w:t xml:space="preserve">36. Bangsbo J., Aagaard T., Olsen M. и др.. Lactate and H+ uptake in inactive muscles during intense exercise in man // Journal of Physiology. – 1995. – Т. 488. – № 1. – С. 219–229.</w:t>
+        <w:t xml:space="preserve">36. Lactate and H+ uptake in inactive muscles during intense exercise in man / J. Bangsbo, T. Aagaard, M. Olsen [и др.] // Journal of Physiology. – 1995. – Т. 488, № 1. – С. 219–229.</w:t>
       </w:r>
     </w:p>
     <w:p>
@@ -14803,7 +14803,7 @@
           <w:color w:val="000000"/>
           <w:lang w:val="en-US"/>
         </w:rPr>
-        <w:t xml:space="preserve">37. Tomaszewski M., Lukanova-Jakubowska A., Majorczyk E.. From data to decision: Machine learning determination of aerobic and anaerobic thresholds in athletes // PLOS ONE. – 2024. – Т. 19. – № 8. – С. e0309427. – DOI: 10.1371/journal.pone.0309427.</w:t>
+        <w:t xml:space="preserve">37. Tomaszewski, M. From data to decision: Machine learning determination of aerobic and anaerobic thresholds in athletes / M. Tomaszewski, A. Lukanova-Jakubowska, E. Majorczyk // PLOS ONE. – 2024. – Т. 19, № 8. – С. e0309427. – DOI: 10.1371/journal.pone.0309427.</w:t>
       </w:r>
     </w:p>
     <w:p>
@@ -14821,7 +14821,7 @@
           <w:color w:val="000000"/>
           <w:lang w:val="en-US"/>
         </w:rPr>
-        <w:t xml:space="preserve">38. Lundberg S.M., Lee S.-I.. A Unified Approach to Interpreting Model Predictions // Advances in Neural Information Processing Systems. – 2017. – Т. 30. – С. 4765–4774.</w:t>
+        <w:t xml:space="preserve">38. Lundberg, S. M. A Unified Approach to Interpreting Model Predictions / S. M. Lundberg, S.-I. Lee // Advances in Neural Information Processing Systems. – 2017. – Т. 30. – С. 4765–4774.</w:t>
       </w:r>
     </w:p>
     <w:p>
@@ -14839,7 +14839,7 @@
           <w:color w:val="000000"/>
           <w:lang w:val="en-US"/>
         </w:rPr>
-        <w:t xml:space="preserve">39. Breiman L.. Random Forests // Machine Learning. – 2001. – Т. 45. – № 1. – С. 5–32. – DOI: 10.1023/A:1010933404324.</w:t>
+        <w:t xml:space="preserve">39. Breiman, L. Random Forests / L. Breiman // Machine Learning. – 2001. – Т. 45, № 1. – С. 5–32. – DOI: 10.1023/A:1010933404324.</w:t>
       </w:r>
     </w:p>
     <w:p>
@@ -14857,7 +14857,7 @@
           <w:color w:val="000000"/>
           <w:lang w:val="en-US"/>
         </w:rPr>
-        <w:t xml:space="preserve">40. Chen T., Guestrin C.. XGBoost: A Scalable Tree Boosting System // Proceedings of the 22nd ACM SIGKDD International Conference on Knowledge Discovery and Data Mining. – 2016. – С. 785–794. – DOI: 10.1145/2939672.2939785.</w:t>
+        <w:t xml:space="preserve">40. Chen, T. XGBoost: A Scalable Tree Boosting System / T. Chen, C. Guestrin // Proceedings of the 22nd ACM SIGKDD International Conference on Knowledge Discovery and Data Mining. – 2016. – С. 785–794. – DOI: 10.1145/2939672.2939785.</w:t>
       </w:r>
     </w:p>
     <w:p>
@@ -14875,7 +14875,7 @@
           <w:color w:val="000000"/>
           <w:lang w:val="en-US"/>
         </w:rPr>
-        <w:t xml:space="preserve">41. Ke G., Meng Q., Finley T. и др.. LightGBM: A Highly Efficient Gradient Boosting Decision Tree // Advances in Neural Information Processing Systems. – 2017. – Т. 30. – С. 3146–3154.</w:t>
+        <w:t xml:space="preserve">41. LightGBM: A Highly Efficient Gradient Boosting Decision Tree / G. Ke, Q. Meng, T. Finley [и др.] // Advances in Neural Information Processing Systems. – 2017. – Т. 30. – С. 3146–3154.</w:t>
       </w:r>
     </w:p>
     <w:p>
@@ -14893,7 +14893,7 @@
           <w:color w:val="000000"/>
           <w:lang w:val="en-US"/>
         </w:rPr>
-        <w:t xml:space="preserve">42. Fischer J., Wolfarth B., Hävecker E.R. и др.. Modeling lactate threshold in cycling – influence of sex, maximal oxygen uptake, and body composition // European Journal of Applied Physiology. – 2025. – Т. 125. – № 6. – С. 2145–2158. – DOI: 10.1007/s00421-025-05744-y.</w:t>
+        <w:t xml:space="preserve">42. Modeling lactate threshold in cycling – influence of sex, maximal oxygen uptake, and body composition / J. Fischer, B. Wolfarth, E. R. Hävecker [и др.] // European Journal of Applied Physiology. – 2025. – Т. 125, № 6. – С. 2145–2158. – DOI: 10.1007/s00421-025-05744-y.</w:t>
       </w:r>
     </w:p>
     <w:p>
@@ -14911,7 +14911,7 @@
           <w:color w:val="000000"/>
           <w:lang w:val="en-US"/>
         </w:rPr>
-        <w:t xml:space="preserve">43. Rodu J., Kaufman S., Peel J.L. и др.. On Leveraging Machine Learning in Sport Science in the Hypothetico-deductive Framework // Sports Medicine – Open. – 2024. – Т. 10. – № 1. – С. 124. – DOI: 10.1186/s40798-024-00788-4.</w:t>
+        <w:t xml:space="preserve">43. On Leveraging Machine Learning in Sport Science in the Hypothetico-deductive Framework / J. Rodu, S. Kaufman, J. L. Peel [и др.] // Sports Medicine – Open. – 2024. – Т. 10, № 1. – С. 124. – DOI: 10.1186/s40798-024-00788-4.</w:t>
       </w:r>
     </w:p>
     <w:p>
@@ -14929,7 +14929,7 @@
           <w:color w:val="000000"/>
           <w:lang w:val="en-US"/>
         </w:rPr>
-        <w:t xml:space="preserve">44. Hochreiter S., Schmidhuber J.. Long Short-Term Memory // Neural Computation. – 1997. – Т. 9. – № 8. – С. 1735–1780. – DOI: 10.1162/neco.1997.9.8.1735.</w:t>
+        <w:t xml:space="preserve">44. Hochreiter, S. Long Short-Term Memory / S. Hochreiter, J. Schmidhuber // Neural Computation. – 1997. – Т. 9, № 8. – С. 1735–1780. – DOI: 10.1162/neco.1997.9.8.1735.</w:t>
       </w:r>
     </w:p>
     <w:p>
@@ -14947,7 +14947,7 @@
           <w:color w:val="000000"/>
           <w:lang w:val="en-US"/>
         </w:rPr>
-        <w:t xml:space="preserve">45. Zeng Z., Liu M., Hu X. и др.. Interpretable recurrent neural network models for dynamic prediction of the extubation failure risk in patients with invasive mechanical ventilation // BioData Mining. – 2022. – Т. 15. – № 1. – С. 25. – DOI: 10.1186/s13040-022-00309-7.</w:t>
+        <w:t xml:space="preserve">45. Interpretable recurrent neural network models for dynamic prediction of the extubation failure risk in patients with invasive mechanical ventilation / Z. Zeng, M. Liu, X. Hu [и др.] // BioData Mining. – 2022. – Т. 15, № 1. – С. 25. – DOI: 10.1186/s13040-022-00309-7.</w:t>
       </w:r>
     </w:p>
     <w:p>
@@ -14965,7 +14965,7 @@
           <w:color w:val="000000"/>
           <w:lang w:val="en-US"/>
         </w:rPr>
-        <w:t xml:space="preserve">46. Miura K., Seki T., Tanaka R.. Feasibility of the deep learning method for estimating the ventilatory threshold with electrocardiography data // npj Digital Medicine. – 2020. – Т. 3. – № 1. – С. 141. – DOI: 10.1038/s41746-020-00348-6.</w:t>
+        <w:t xml:space="preserve">46. Miura, K. Feasibility of the deep learning method for estimating the ventilatory threshold with electrocardiography data / K. Miura, T. Seki, R. Tanaka // npj Digital Medicine. – 2020. – Т. 3, № 1. – С. 141. – DOI: 10.1038/s41746-020-00348-6.</w:t>
       </w:r>
     </w:p>
     <w:p>
@@ -14983,7 +14983,7 @@
           <w:color w:val="000000"/>
           <w:lang w:val="en-US"/>
         </w:rPr>
-        <w:t xml:space="preserve">47. Bai S., Kolter J.Z., Koltun V.. An Empirical Evaluation of Generic Convolutional and Recurrent Networks for Sequence Modeling // arXiv preprint arXiv:1803.01271. – 2018. – DOI: 10.48550/arXiv.1803.01271.</w:t>
+        <w:t xml:space="preserve">47. Bai, S. An Empirical Evaluation of Generic Convolutional and Recurrent Networks for Sequence Modeling / S. Bai, J. Z. Kolter, V. Koltun // arXiv preprint arXiv:1803.01271. – 2018. – DOI: 10.48550/arXiv.1803.01271.</w:t>
       </w:r>
     </w:p>
     <w:p>
@@ -15001,7 +15001,7 @@
           <w:color w:val="000000"/>
           <w:lang w:val="en-US"/>
         </w:rPr>
-        <w:t xml:space="preserve">48. Amelard R., Sless T.Y., Maki K.A. и др.. Temporal convolutional networks predict dynamic oxygen uptake response from wearable sensors across exercise intensity transitions // npj Digital Medicine. – 2021. – Т. 4. – № 1. – С. 156. – DOI: 10.1038/s41746-021-00531-3.</w:t>
+        <w:t xml:space="preserve">48. Temporal convolutional networks predict dynamic oxygen uptake response from wearable sensors across exercise intensity transitions / R. Amelard, T. Y. Sless, K. A. Maki [и др.] // npj Digital Medicine. – 2021. – Т. 4, № 1. – С. 156. – DOI: 10.1038/s41746-021-00531-3.</w:t>
       </w:r>
     </w:p>
     <w:p>
@@ -15019,7 +15019,7 @@
           <w:color w:val="000000"/>
           <w:lang w:val="en-US"/>
         </w:rPr>
-        <w:t xml:space="preserve">49. Sundararajan M., Taly A., Yan Q.. Axiomatic Attribution for Deep Networks // Proceedings of the 34th International Conference on Machine Learning. – 2017. – Т. 70. – С. 3319–3328.</w:t>
+        <w:t xml:space="preserve">49. Sundararajan, M. Axiomatic Attribution for Deep Networks / M. Sundararajan, A. Taly, Q. Yan // Proceedings of the 34th International Conference on Machine Learning. – 2017. – Т. 70. – С. 3319–3328.</w:t>
       </w:r>
     </w:p>
     <w:p>
@@ -15037,7 +15037,7 @@
           <w:color w:val="000000"/>
           <w:lang w:val="en-US"/>
         </w:rPr>
-        <w:t xml:space="preserve">50. Benjamini Y., Hochberg Y.. Controlling the False Discovery Rate: A Practical and Powerful Approach to Multiple Testing // Journal of the Royal Statistical Society: Series B (Methodological). – 1995. – Т. 57. – № 1. – С. 289–300. – DOI: 10.1111/j.2517-6161.1995.tb02031.x.</w:t>
+        <w:t xml:space="preserve">50. Benjamini, Y. Controlling the False Discovery Rate: A Practical and Powerful Approach to Multiple Testing / Y. Benjamini, Y. Hochberg // Journal of the Royal Statistical Society: Series B (Methodological). – 1995. – Т. 57, № 1. – С. 289–300. – DOI: 10.1111/j.2517-6161.1995.tb02031.x.</w:t>
       </w:r>
     </w:p>
     <w:p>
@@ -15055,7 +15055,7 @@
           <w:color w:val="000000"/>
           <w:lang w:val="en-US"/>
         </w:rPr>
-        <w:t xml:space="preserve">51. Angelopoulos A.N., Bates S.. Conformal Prediction: A Gentle Introduction // Foundations and Trends in Machine Learning. – 2023. – Т. 16. – № 4. – С. 494–591. – DOI: 10.1561/2200000101.</w:t>
+        <w:t xml:space="preserve">51. Angelopoulos, A. N. Conformal Prediction: A Gentle Introduction / A. N. Angelopoulos, S. Bates // Foundations and Trends in Machine Learning. – 2023. – Т. 16, № 4. – С. 494–591. – DOI: 10.1561/2200000101.</w:t>
       </w:r>
     </w:p>
     <w:p>
@@ -15073,7 +15073,7 @@
           <w:color w:val="000000"/>
           <w:lang w:val="en-US"/>
         </w:rPr>
-        <w:t xml:space="preserve">52. Kimoto A., Fujiyama H., Machida M.. A Wireless Multi-Layered EMG/MMG/NIRS Sensor for Muscular Activity Evaluation // Sensors. – 2023. – Т. 23. – № 3. – С. 1539. – DOI: 10.3390/s23031539.</w:t>
+        <w:t xml:space="preserve">52. Kimoto, A. A Wireless Multi-Layered EMG/MMG/NIRS Sensor for Muscular Activity Evaluation / A. Kimoto, H. Fujiyama, M. Machida // Sensors. – 2023. – Т. 23, № 3. – С. 1539. – DOI: 10.3390/s23031539.</w:t>
       </w:r>
     </w:p>
     <w:p>

--- a/Тамразов_v3.docx
+++ b/Тамразов_v3.docx
@@ -6521,7 +6521,7 @@
         <w:t>Vastus lateralis</w:t>
       </w:r>
       <w:r>
-        <w:t xml:space="preserve"> (VL) является главным разгибателем коленного сустава и обеспечивает преобладающий вклад в фазу давления на педаль (load-фаза, ~0°–180° цикла педалирования). Метод ATHHb-ЭМГ, разработанный и валидированный Поповым с соавторами [11; 12], основан на совместном анализе нормированного сигнала ЭМГ (nEMG) и нормированного дезоксигемоглобина (nHHb) по VL. В велоэргометрическом тесте с нарастающей нагрузкой (n=40) корреляция метода с лактатным порогом LT4 составила r=0,89 (p&lt;0,001), а коэффициент вариации при тест-ретесте – около 3%, что значительно превышает воспроизводимость традиционных ЭМГ-</w:t>
+        <w:t xml:space="preserve"> (VL) является главным разгибателем коленного сустава и обеспечивает преобладающий вклад в фазу давления на педаль (load-фаза, ~0°–180° цикла педалирования). Метод ATHHb-ЭМГ, разработанный и валидированный Поповым с соавторами [11; 12], основан на совместном анализе нормированного сигнала ЭМГ (nEMG) и нормированного дезоксигемоглобина (nHHb) по VL. В велоэргометрическом тесте с нарастающей нагрузкой (n=40) корреляция метода с лактатным порогом составила r=0,89 (p&lt;0,001), а коэффициент вариации при тест-ретесте – около 3%, что значительно превышает воспроизводимость традиционных ЭМГ-</w:t>
         <w:lastRenderedPageBreak/>
         <w:t>пороговых методов [11]. Алгоритм использует V-slope метод (минимальная сумма квадратов остатков при двух кусочно-линейных регрессиях) и аппроксимацию nEMG полиномом 5-й степени для определения мощности на пороге.</w:t>
       </w:r>
@@ -6531,7 +6531,7 @@
         <w:ind w:firstLine="708"/>
       </w:pPr>
       <w:r>
-        <w:t>Важным методологическим подтверждением запаздывающего характера ЭМГ-порога относительно мышечной оксигенации служит исследование Racinais с соавторами [13], в котором на 25 велосипедистах одновременно регистрировались NIRS на VL, ЭМГ на VL, RF и BF, а также газоаналитические показатели в инкрементальном тесте. Авторы установили, что ЭМГ-порог по VL наступает уже после VT2 (89±5% от пиковой нагрузки), а на RF – при 82±14% (оба значимо позже VT2, p&lt;0,05, d&gt;0,6), тогда как мышечный NIRS breakpoint совпадает с VT2 (около 78–80% нагрузки). Полученный временной градиент означает, что NIRS реагирует на метаболические события второго порога раньше, чем ЭМГ способна отразить рекрутирование высокопороговых ДЕ. Этот вывод имеет прямое значение для архитектуры мультимодального предиктора: ЭМГ как сигнал по природе запаздывает, тогда как NIRS – опережающий маркер, и комбинация этих модальностей восполняет ограничения каждой по отдельности.</w:t>
+        <w:t>Важным методологическим подтверждением запаздывающего характера ЭМГ-порога относительно мышечной оксигенации служит исследование Racinais с соавторами [13], в котором на 25 велосипедистах одновременно регистрировались NIRS на VL, ЭМГ на VL, RF и BF, а также газоаналитические показатели в инкрементальном тесте. Авторы установили, что ЭМГ-порог по VL наступает значимо позже VT2 (89±5% от пиковой нагрузки; p&lt;0,05, d&gt;0,6), ЭМГ-порог по RF располагался около 82±14% нагрузки, тогда как мышечный NIRS breakpoint совпадает с VT2 (около 78–80% нагрузки). Полученный временной градиент означает, что NIRS реагирует на метаболические события второго порога раньше, чем ЭМГ способна отразить рекрутирование высокопороговых ДЕ. Этот вывод имеет прямое значение для архитектуры мультимодального предиктора: ЭМГ как сигнал по природе запаздывает, тогда как NIRS – опережающий маркер, и комбинация этих модальностей восполняет ограничения каждой по отдельности.</w:t>
       </w:r>
     </w:p>
     <w:p>
@@ -6681,7 +6681,7 @@
         <w:t>m. vastus lateralis</w:t>
       </w:r>
       <w:r>
-        <w:t>; O₂Hb-T) коррелирует с газообменным порогом (GET, gas exchange threshold) (r=0,79, p&lt;0,001, n=14) и наступает раньше GET: NIRS отражает локальный метаболизм мышцы без вентиляционной задержки. При этом оба параметра предсказывают время до истощения при 90% Wpeak (r=0,81 и r=0,72, p&lt;0,01 соответственно).</w:t>
+        <w:t>; O₂Hb-T) коррелирует с газообменным порогом (GET, gas exchange threshold) (r=0,79, p&lt;0,001, n=14) и наступает практически одновременно с ним (незначимая тенденция к более раннему появлению), что отражает тесную связь локального мышечного метаболизма с системным газообменом. При этом оба параметра предсказывают время до истощения при 90% Wpeak (r=0,81 и r=0,72, p&lt;0,01 соответственно).</w:t>
       </w:r>
     </w:p>
     <w:p>
@@ -6689,7 +6689,7 @@
         <w:ind w:firstLine="708"/>
       </w:pPr>
       <w:r>
-        <w:t>Двустороннее измерение SmO₂ повышает точность детекции порогов. Reinpõld и Rannama [23] в выборке велосипедистов установили, что усреднённый билатеральный сигнал SmO₂ (Avr) обеспечивает лучшее соответствие с VT: смещение Pkg@BP2 относительно Pkg@VT2 составило лишь 0,03 ± 0,22 Вт/кг (R²=0,86, p&gt;0,05). BP1 был систематически ниже VT1 (0,12 ± 0,29 Вт/кг, R²=0,72), причём у велосипедистов спринтерского типа наблюдалась тенденция к более раннему системному VT по сравнению с локальным NIRS-порогом. Авторы подчёркивают, что индивидуальная вариабельность между системными и локальными порогами остаётся высокой, что исключает их полную взаимозаменяемость на индивидуальном уровне без верификации лактатным тестом. Иными словами, даже если средние значения по группе хорошо совпадают, у конкретного спортсмена локальный мышечный порог по NIRS может заметно не совпасть с системным порогом, определённым по дыханию или лактату. Валидация портативного NIRS-датчика van der Zwaard и соавторов [24] на велосипедистах показала умеренную корреляцию BP с VT1 (r=0,58–0,68), что авторы объясняют крупным шагом нагрузочных ступеней (30–50 Вт) – важное методологическое замечание для дизайна ступенчатых тестов.</w:t>
+        <w:t>Двустороннее измерение SmO₂ повышает точность детекции порогов. Reinpõld и Rannama [23] в выборке велосипедистов установили, что усреднённый билатеральный сигнал SmO₂ (Avr) обеспечивает лучшее соответствие с VT: смещение Pkg@BP2 относительно Pkg@VT2 составило лишь 0,03 ± 0,22 Вт/кг (R²=0,86, p&gt;0,05). BP1 был систематически ниже VT1 (0,12 ± 0,29 Вт/кг, R²=0,72), причём у велосипедистов спринтерского типа наблюдалась тенденция к более раннему системному VT по сравнению с локальным NIRS-порогом. Авторы подчёркивают, что индивидуальная вариабельность между системными и локальными порогами остаётся высокой, что исключает их полную взаимозаменяемость на индивидуальном уровне без верификации лактатным тестом. Иными словами, даже если средние значения по группе хорошо совпадают, у конкретного спортсмена локальный мышечный порог по NIRS может заметно не совпасть с системным порогом, определённым по дыханию или лактату. Валидация портативного NIRS-датчика van der Zwaard и соавторов [24] на велосипедистах показала умеренную корреляцию BP с VT1 (r=0,58–0,63), что авторы объясняют крупным шагом нагрузочных ступеней (30–50 Вт) – важное методологическое замечание для дизайна ступенчатых тестов.</w:t>
       </w:r>
     </w:p>
     <w:p>
@@ -6767,17 +6767,7 @@
         <w:ind w:firstLine="708"/>
       </w:pPr>
       <w:r>
-        <w:t>Валидность метода DFA-α1 подтверждена в нескольких независимых исследованиях. Schaffarczyk и Gronwald [30] в выборке женщин-велосипедисток показали хорошее совпадение между HRVT1 (DFA-α1=0,75) и VT1: статистические показатели согласованности и корреляции были высокими как для VO₂ (ICC=0,77; r=0,81), так и для ЧСС (ICC=0,87; r=0,87; p&lt;0,001). HRVT2 (DFA-α1=0,50) соответствовал VT2 с ICC=0,84, r=0,86 (VO₂) и ICC=0,90, r=0,90 (ЧСС). Смещение по Bland–Altman для VT1 vs HRVT1 составило −1,3 мл·кг⁻¹·мин⁻¹ (LoA: −6,0 до +3,3), что приемлемо для практического применения. Важно, что данная работа впервые провела систематическую валидацию на женской популяции, ранее недостаточно изученной в контексте DFA-α1. Schaffarczyk и соавторы [30] также исследовали чувствительность DFA-α1 к тренировочному статусу у триатлонистов (n=11): после тяжёлой беговой тренировки DFA-α1 во время стандартизованной разминки при 90% VT1 значимо снижался (p=0,001, d=−1,44), тогда как нейромышечные тесты (CMJ) не выявляли значимых изменений, что свидетельствует о том, что DFA-α1 отражает вегетативный аспект усталости.</w:t>
-      </w:r>
-    </w:p>
-    <w:p>
-      <w:pPr>
-        <w:ind w:firstLine="708"/>
-      </w:pPr>
-      <w:r>
-        <w:t xml:space="preserve">Отдельного внимания заслуживает влияние биологического пола на кинетику DFA-α1 при нагрузке. Schaffarczyk и Gronwald [30] показали, что у пременопаузальных женщин DFA-α1 снижается позже в ходе рамп-протокола: эстроген усиливает парасимпатический контроль сердца, вследствие чего фрактальные корреляции RR-ряда разрушаются при более высокой интенсивности. Это приводит к систематическому смещению HRVT1 </w:t>
-        <w:lastRenderedPageBreak/>
-        <w:t>и расширению пределов согласия (LoA) при сравнении с VT1 у женщин по сравнению с мужчинами. Важно, что HRVT2 у женщин демонстрирует хорошее соответствие с VT2 – авторы объясняют это тем, что второй порог отражает системную дестабилизацию, более резистентную к гормональным флуктуациям. Для настоящего исследования, включающего триатлонистов обоих полов, данный эффект является потенциальным источником систематической ошибки в DFA-α1-признаке и должен учитываться при анализе результатов модели [30].</w:t>
+        <w:t>Чувствительность метода DFA-α1 к функциональному состоянию подтверждена экспериментально. Schaffarczyk и соавторы [30] исследовали чувствительность DFA-α1 к тренировочному статусу у триатлонистов (n=11): после тяжёлой беговой тренировки DFA-α1 во время стандартизованной разминки при 90% VT1 значимо снижался (p=0,001, d=−1,44), тогда как нейромышечные тесты (CMJ) не выявляли значимых изменений, что свидетельствует о том, что DFA-α1 отражает вегетативный аспект усталости.</w:t>
       </w:r>
     </w:p>
     <w:p>
@@ -7019,7 +7009,7 @@
         <w:ind w:firstLine="708"/>
       </w:pPr>
       <w:r>
-        <w:t>Работы с одиночными каналами демонстрируют ограниченную точность. Для NIRS: метод Dmax/mDmax по StO₂ показывает ICC&lt;0,40 при тест-ретесте [27], тогда как полиномиальный метод по O₂Hb/HHb воспроизводим и точен [6]. Для ЭМГ: V-slope по nHHb–nEMG достигает r=0,89 с LT4 [11], но не предназначен для онлайн-применения. Для HRV: DFA-α1=0,75 детектирует VT1 с ICC=0,77–0,87 [30], однако для LT2 надёжного порогового значения не предложено. Существующие мультимодальные работы, как правило, объединяют два канала: NIRS + ЭМГ (метод ATHHb-ЭМГ Попова), NIRS + вентиляция (Coquart, Mucci, 2017) или HRV + нагрузка (Rogers, Gronwald, 2022). Системы, объединяющие все три сигнальных модальности – ЭМГ, NIRS и HRV – для одновременного предсказания обоих порогов в скользящем окне реального времени, в доступной рецензированной литературе отсутствуют.</w:t>
+        <w:t>Работы с одиночными каналами демонстрируют ограниченную точность. Для NIRS: метод Dmax/mDmax по StO₂ показывает ICC&lt;0,40 при тест-ретесте [27], тогда как полиномиальный метод по O₂Hb/HHb воспроизводим и точен [6]. Для ЭМГ: V-slope по nHHb–nEMG достигает r=0,89 с LT4 [11], но не предназначен для онлайн-применения. Для HRV: DFA-α1=0,75 детектирует VT1 (r≈0,85 по данным мета-анализа [31]), однако для LT2 надёжного порогового значения не предложено. Существующие мультимодальные работы, как правило, объединяют два канала: NIRS + ЭМГ (метод ATHHb-ЭМГ Попова), NIRS + вентиляция (Coquart, Mucci, 2017) или HRV + нагрузка (Rogers, Gronwald, 2022). Системы, объединяющие все три сигнальных модальности – ЭМГ, NIRS и HRV – для одновременного предсказания обоих порогов в скользящем окне реального времени, в доступной рецензированной литературе отсутствуют.</w:t>
       </w:r>
     </w:p>
     <w:p>
@@ -7054,7 +7044,7 @@
       </w:pPr>
       <w:r>
         <w:lastRenderedPageBreak/>
-        <w:t>Применимость рекуррентных архитектур к физиологическим временным рядам убедительно продемонстрирована Zeng и соавторами [45] на крупномасштабном медицинском датасете: на выборке из 8599 пациентов на ИВЛ с 89 признаками LSTM достиг AUROC=0,828, GRU – 0,829 (статистически неотличимо), при этом обе RNN-модели превзошли Random Forest (0,820) и XGBoost. Принципиально важным архитектурным свойством, отмеченным авторами, является то, что RNN обновляет предсказание вместе с поступлением каждого нового временного шага, тогда как ансамбль на ручных признаках выдаёт оценку только в конце окна. Это свойство прямо соответствует задаче онлайн-детекции порога в скользящем окне ступенчатого теста: с каждой новой секундой модель уточняет оценку оставшегося времени до порогов LT1 и LT2 на основе обновлённой истории. Дополнительный вывод исследования – облегчённая RNN-модель на 26 отобранных признаках была сопоставима с полной версией на всех 89 признаках – показывает перспективность совместного применения отбора признаков и RNN-архитектур, что особенно актуально при ограниченных размерах датасета.</w:t>
+        <w:t>Применимость рекуррентных архитектур к физиологическим временным рядам убедительно продемонстрирована Zeng и соавторами [45] на крупномасштабном медицинском датасете: на выборке из 8599 пациентов на ИВЛ с 89 признаками LSTM достиг AUROC=0,828, GRU – 0,829 (статистически неотличимо), при этом из нетемпоральных моделей сопоставимую с RNN точность показали лишь Random Forest (0,820) и XGBoost (0,823), уступая им, однако, в качестве калибровки. Принципиально важным архитектурным свойством, отмеченным авторами, является то, что RNN обновляет предсказание вместе с поступлением каждого нового временного шага, тогда как ансамбль на ручных признаках выдаёт оценку только в конце окна. Это свойство прямо соответствует задаче онлайн-детекции порога в скользящем окне ступенчатого теста: с каждой новой секундой модель уточняет оценку оставшегося времени до порогов LT1 и LT2 на основе обновлённой истории. Дополнительный вывод исследования – облегчённая RNN-модель на 26 отобранных признаках была сопоставима с полной версией на всех 89 признаках – показывает перспективность совместного применения отбора признаков и RNN-архитектур, что особенно актуально при ограниченных размерах датасета.</w:t>
       </w:r>
     </w:p>
     <w:p>
@@ -7062,7 +7052,7 @@
         <w:ind w:firstLine="708"/>
       </w:pPr>
       <w:r>
-        <w:t xml:space="preserve">Прямую демонстрацию того, что глубокая нейронная сеть способна предсказывать вентиляционный порог по одному физиологическому сигналу, привели Miura и соавторы [46]. На выборке из 260 пациентов с сердечно-сосудистыми заболеваниями, проходивших CPET-тестирование, авторы обучили CNN на одноканальном ЭКГ (1000 Гц) и получили r=0,875 (p&lt;0,001) между предсказанным и измеренным VT в тестовой когорте; смещение по Bland–Altman составило −0,05 мл·кг⁻¹·мин⁻¹ (незначимо). Корреляция выше 0,7 сохранялась во всех субгруппах по полу, возрасту и диагнозу – модель обобщалась на гетерогенную популяцию. Принципиальное значение этой работы заключается в демонстрации применимости глубокого обучения для воспроизведения экспертной газоаналитической метки порога; ограничения – отличие популяции пациентов с ССЗ от здоровых </w:t>
+        <w:t xml:space="preserve">Прямую демонстрацию того, что глубокая нейронная сеть способна предсказывать вентиляционный порог по одному физиологическому сигналу, привели Miura и соавторы [46]. На выборке из 260 пациентов с сердечно-сосудистыми заболеваниями, проходивших CPET-тестирование, авторы обучили гибридную нейросеть (одномерные свёртки в сочетании с LSTM) на одноканальном ЭКГ (1000 Гц) и получили r=0,875 (p&lt;0,001) между предсказанным и измеренным VT в тестовой когорте; смещение по Bland–Altman составило −0,05 мл·кг⁻¹·мин⁻¹ (незначимо). Корреляция выше 0,7 сохранялась во всех субгруппах по полу, возрасту и диагнозу – модель обобщалась на гетерогенную популяцию. Принципиальное значение этой работы заключается в демонстрации применимости глубокого обучения для воспроизведения экспертной газоаналитической метки порога; ограничения – отличие популяции пациентов с ССЗ от здоровых </w:t>
         <w:lastRenderedPageBreak/>
         <w:t>тренированных спортсменов и одноканальная природа входа, уступающая мультимодальному стеку по информативности.</w:t>
       </w:r>
@@ -14155,7 +14145,7 @@
           <w:color w:val="000000"/>
           <w:lang w:val="en-US"/>
         </w:rPr>
-        <w:t xml:space="preserve">1. Wackerhage, H. Lactate Thresholds and the Simulation of Human Energy Metabolism / H. Wackerhage, S. Gehlert // Frontiers in Physiology. – 2022. – Т. 13. – С. 899670. – DOI: 10.3389/fphys.2022.899670.</w:t>
+        <w:t xml:space="preserve">1. Lactate Thresholds and the Simulation of Human Energy Metabolism: Contributions by the Cologne Sports Medicine Group in the 1970s and 1980s / H. Wackerhage, S. Gehlert, H. Schulz [и др.] // Frontiers in Physiology. – 2022. – Т. 13. – С. 899670. – DOI: 10.3389/fphys.2022.899670.</w:t>
       </w:r>
     </w:p>
     <w:p>
@@ -14173,7 +14163,7 @@
           <w:color w:val="000000"/>
           <w:lang w:val="en-US"/>
         </w:rPr>
-        <w:t xml:space="preserve">2. Fiedler, J. Reference standards for power at the lactate threshold 2 for cycle ergometry through the lens of the literature / J. Fiedler, A. Woll // Journal of Sports Sciences. – 2025. – DOI: 10.1080/02640414.2025.2517913.</w:t>
+        <w:t xml:space="preserve">2. Reference standards for power at lactate threshold 2 for cycle ergometry throughout the lifespan in Germany / J. Fiedler, M. Thron, S. Altmann [и др.] // Journal of Sports Sciences. – 2025. – Т. 43, № 16. – С. 1654–1664. – DOI: 10.1080/02640414.2025.2517913.</w:t>
       </w:r>
     </w:p>
     <w:p>
@@ -14245,7 +14235,7 @@
           <w:color w:val="000000"/>
           <w:lang w:val="en-US"/>
         </w:rPr>
-        <w:t xml:space="preserve">6. Detection of Ventilatory Thresholds using Near-Infrared Spectroscopy with a Polynomial Regression Model / C.-W. Lin, S.-C. Huang, W.-C. Liu [и др.] // Saudi Journal of Biological Sciences. – 2020. – Т. 27, № 9. – С. 2388–2394. – DOI: 10.1016/j.sjbs.2020.03.005.</w:t>
+        <w:t xml:space="preserve">6. Detection of Ventilatory Thresholds using Near-Infrared Spectroscopy with a Polynomial Regression Model / C.-W. Lin, C.-F. Huang, J.-S. Wang [и др.] // Saudi Journal of Biological Sciences. – 2020. – Т. 27, № 9. – С. 2388–2394. – DOI: 10.1016/j.sjbs.2020.03.005.</w:t>
       </w:r>
     </w:p>
     <w:p>
@@ -14263,7 +14253,7 @@
           <w:color w:val="000000"/>
           <w:lang w:val="en-US"/>
         </w:rPr>
-        <w:t xml:space="preserve">7. Very Early Lactate Threshold in Healthy Young Men as Related to Oxygen Uptake Kinetics / K. Kominami, T. Nishijima, T. Okamoto [и др.] // Medicine. – 2015. – Т. 94, № 37. – С. e1559. – DOI: 10.1097/MD.0000000000001559.</w:t>
+        <w:t xml:space="preserve">7. Very Early Lactate Threshold in Healthy Young Men as Related to Oxygen Uptake Kinetics / K. Kominami, T. Nishijima, T. Okamoto [и др.] // Medicine. – 2015. – Т. 94, № 39. – С. e1559. – DOI: 10.1097/MD.0000000000001559.</w:t>
       </w:r>
     </w:p>
     <w:p>
@@ -14281,7 +14271,7 @@
           <w:color w:val="000000"/>
           <w:lang w:val="en-US"/>
         </w:rPr>
-        <w:t xml:space="preserve">8. The First Lactate Threshold Is a Limit for Heavy Work and Corresponds to a Typical Feature in Oxygen Kinetics / M. Fasching, S. Rinnerhofer, W. Philipp [и др.] // Journal of Functional Morphology and Kinesiology. – 2020. – Т. 5, № 3. – С. 66. – DOI: 10.3390/jfmk5030066.</w:t>
+        <w:t xml:space="preserve">8. The First Lactate Threshold Is a Limit for Heavy Occupational Work / P. Fasching, S. Rinnerhofer, G. Wultsch [и др.] // Journal of Functional Morphology and Kinesiology. – 2020. – Т. 5, № 3. – С. 66. – DOI: 10.3390/jfmk5030066.</w:t>
       </w:r>
     </w:p>
     <w:p>
@@ -14335,7 +14325,7 @@
           <w:color w:val="000000"/>
           <w:lang w:val="en-US"/>
         </w:rPr>
-        <w:t xml:space="preserve">11. Popov, D. V. Muscle-specific evaluation of anaerobic threshold in humans / D. V. Popov, O. L. Vinogradova // Human Physiology. – 2019. – Т. 45, № 2. – С. 184–189. – DOI: 10.1134/S0362119719020087.</w:t>
+        <w:t xml:space="preserve">11. Validity of a Muscle Specific Method to Evaluate the Anaerobic Threshold in Exercised Muscles / D. V. Popov, S. Yu. Kuznetsov, E. A. Orlova [и др.] // Human Physiology. – 2019. – Т. 45, № 2. – С. 174–179. – DOI: 10.1134/S0362119719020087.</w:t>
       </w:r>
     </w:p>
     <w:p>
@@ -14353,7 +14343,7 @@
           <w:color w:val="000000"/>
           <w:lang w:val="en-US"/>
         </w:rPr>
-        <w:t xml:space="preserve">12. Попов, Д. В. Валидация метода для оценки анаэробного порога в работающей мышце / Д. В. Попов, С. С. Кузнецов // Физиология человека. – 2019. – Т. 45, № 2. – С. 70–77. – DOI: 10.1134/S0131164619020085.</w:t>
+        <w:t xml:space="preserve">12. Валидация метода для оценки анаэробного порога в работающей мышце / Д. В. Попов, С. Ю. Кузнецов, Е. А. Орлова [и др.] // Физиология человека. – 2019. – Т. 45, № 2. – С. 70–77. – DOI: 10.1134/S0131164619020085.</w:t>
       </w:r>
     </w:p>
     <w:p>
@@ -14389,7 +14379,7 @@
           <w:color w:val="000000"/>
           <w:lang w:val="en-US"/>
         </w:rPr>
-        <w:t xml:space="preserve">14. Surface Electromyography Thresholds As a Measure for Performance Fatigability During Strength and Endurance Exercise / N. B. M. Voet, G. Bleijenberg, G. W. Padberg [и др.] // Frontiers in Physiology. – 2022. – Т. 13. – С. 821584. – DOI: 10.3389/fphys.2022.821584.</w:t>
+        <w:t xml:space="preserve">14. Surface Electromyography Thresholds as a Measure for Performance Fatigability During Incremental Cycling in Patients With Neuromuscular Disorders / N. B. M. Voet, C. G. J. Saris, D. H. J. Thijssen [и др.] // Frontiers in Physiology. – 2022. – Т. 13. – С. 821584. – DOI: 10.3389/fphys.2022.821584.</w:t>
       </w:r>
     </w:p>
     <w:p>
@@ -14425,7 +14415,7 @@
           <w:color w:val="000000"/>
           <w:lang w:val="en-US"/>
         </w:rPr>
-        <w:t xml:space="preserve">16. Wang, L. A Comparative Study of EMG Indices in Muscle Fatigue Evaluation Based on Grey Relational Analysis during All-Out Cycling Exercise / L. Wang, X. Liu // BioMed Research International. – 2018. – Т. 2018. – С. 9341215. – DOI: 10.1155/2018/9341215.</w:t>
+        <w:t xml:space="preserve">16. A Comparative Study of EMG Indices in Muscle Fatigue Evaluation Based on Grey Relational Analysis during All-Out Cycling Exercise / L. Wang, Y. Wang, A. Ma [и др.] // BioMed Research International. – 2018. – Т. 2018. – С. 9341215. – DOI: 10.1155/2018/9341215.</w:t>
       </w:r>
     </w:p>
     <w:p>
@@ -14443,7 +14433,7 @@
           <w:color w:val="000000"/>
           <w:lang w:val="en-US"/>
         </w:rPr>
-        <w:t xml:space="preserve">17. A New Approach to Noninvasive-Prolonged Fatigue Identification Based on Surface EMG Time-Frequency Analysis / A. Jamaluddin, R. B. Ahmad, I. M. Ibrahim [и др.] // Applied Bionics and Biomechanics. – 2023. – Т. 2023. – С. 1951165. – DOI: 10.1155/2023/1951165.</w:t>
+        <w:t xml:space="preserve">17. Jamaluddin, F. N. A New Approach to Noninvasive-Prolonged Fatigue Identification Based on Surface EMG Time-Frequency and Wavelet Features / F. N. Jamaluddin, F. Ibrahim, S. A. Ahmad // Journal of Healthcare Engineering. – 2023. – Т. 2023. – С. 1951165. – DOI: 10.1155/2023/1951165.</w:t>
       </w:r>
     </w:p>
     <w:p>
@@ -14461,7 +14451,7 @@
           <w:color w:val="000000"/>
           <w:lang w:val="en-US"/>
         </w:rPr>
-        <w:t xml:space="preserve">18. Wang, G. The Analysis of Surface EMG Signals with the Wavelet-Based Correlation Dimension Method / G. Wang, Y. Zhang, Y. Wang // Computational and Mathematical Methods in Medicine. – 2014. – Т. 2014. – С. 284308. – DOI: 10.1155/2014/284308.</w:t>
+        <w:t xml:space="preserve">18. Wang, G. The Analysis of Surface EMG Signals with the Wavelet-Based Correlation Dimension Method / G. Wang, Y. Zhang, J. Wang // Computational and Mathematical Methods in Medicine. – 2014. – Т. 2014. – С. 284308. – DOI: 10.1155/2014/284308.</w:t>
       </w:r>
     </w:p>
     <w:p>
@@ -14533,7 +14523,7 @@
           <w:color w:val="000000"/>
           <w:lang w:val="en-US"/>
         </w:rPr>
-        <w:t xml:space="preserve">22. Gas exchange threshold and muscle oxygenation inflection point during a ramp incremental exercise test / J. B. Coquart, R. Dufour, A. Groslambert [и др.] // Journal of Sports Medicine and Physical Fitness. – 2017. – Т. 57, № 5. – С. 581–588. – DOI: 10.23736/S0022-4707.16.06053-9.</w:t>
+        <w:t xml:space="preserve">22. Correlation of gas exchange threshold and first muscle oxyhemoglobin inflection point with time-to-exhaustion during heavy-intensity exercise / J. B. Coquart, P. Mucci, M. Lhermette [и др.] // The Journal of Sports Medicine and Physical Fitness. – 2017. – Т. 57, № 3. – С. 171–178. – DOI: 10.23736/S0022-4707.16.06053-9.</w:t>
       </w:r>
     </w:p>
     <w:p>
@@ -14551,7 +14541,7 @@
           <w:color w:val="000000"/>
           <w:lang w:val="en-US"/>
         </w:rPr>
-        <w:t xml:space="preserve">23. Reinpõld, K. Agreement between Ventilatory Thresholds and Bilaterally Measured Vastus Lateralis Muscle Oxygen Saturation in Cyclists / K. Reinpõld, I. Rannama, K. Port // Sports. – 2024. – Т. 12, № 2. – С. 40. – DOI: 10.3390/sports12020040.</w:t>
+        <w:t xml:space="preserve">23. Reinpõld, K. Agreement between Ventilatory Thresholds and Bilaterally Measured Vastus Lateralis Muscle Oxygen Saturation Breakpoints in Trained Cyclists: Effects of Age and Performance / K. Reinpõld, I. Rannama, K. Port // Sports. – 2024. – Т. 12, № 2. – С. 40. – DOI: 10.3390/sports12020040.</w:t>
       </w:r>
     </w:p>
     <w:p>
@@ -14587,7 +14577,7 @@
           <w:color w:val="000000"/>
           <w:lang w:val="en-US"/>
         </w:rPr>
-        <w:t xml:space="preserve">25. Validation of a novel wearable, wireless technology to estimate oxygen levels and lactate threshold power in the exercising muscle / P. Farzam, Z. Starkweather, X. Cheng [и др.] // Physiological Reports. – 2018. – Т. 6, № 7. – С. e13664. – DOI: 10.14814/phy2.13664.</w:t>
+        <w:t xml:space="preserve">25. Validation of a novel wearable, wireless technology to estimate oxygen levels and lactate threshold power in the exercising muscle / P. Farzam, Z. Starkweather, M. A. Franceschini // Physiological Reports. – 2018. – Т. 6, № 7. – С. e13664. – DOI: 10.14814/phy2.13664.</w:t>
       </w:r>
     </w:p>
     <w:p>
@@ -14605,7 +14595,7 @@
           <w:color w:val="000000"/>
           <w:lang w:val="en-US"/>
         </w:rPr>
-        <w:t xml:space="preserve">26. Evaluating a new wearable lactate threshold sensor in recreational to highly trained cyclists / M. Driller, A. Williams, P. Bellinger [и др.] // Sports Engineering. – 2016. – Т. 19, № 3. – С. 229–235. – DOI: 10.1007/s12283-016-0198-6.</w:t>
+        <w:t xml:space="preserve">26. Evaluating a new wearable lactate threshold sensor in recreational to highly trained cyclists / M. Driller, N. Borges, D. Plews // Sports Engineering. – 2016. – Т. 19, № 3. – С. 229–235. – DOI: 10.1007/s12283-016-0198-6.</w:t>
       </w:r>
     </w:p>
     <w:p>
@@ -14623,7 +14613,7 @@
           <w:color w:val="000000"/>
           <w:lang w:val="en-US"/>
         </w:rPr>
-        <w:t xml:space="preserve">27. Cayot, T. E. Estimating the Lactate Threshold Using Wireless Near-Infrared Spectroscopy and Threshold Detection Algorithms / T. E. Cayot, S. J. Robinson, C. A. Fahs // International Journal of Exercise Science. – 2021. – Т. 14, № 2. – С. 1244–1257.</w:t>
+        <w:t xml:space="preserve">27. Estimating the Lactate Threshold Using Wireless Near-Infrared Spectroscopy and Threshold Detection Analyses / T. E. Cayot, S. G. Robinson, L. E. Davis [и др.] // International Journal of Exercise Science. – 2021. – Т. 14, № 4. – С. 284–294.</w:t>
       </w:r>
     </w:p>
     <w:p>
@@ -14659,7 +14649,7 @@
           <w:color w:val="000000"/>
           <w:lang w:val="en-US"/>
         </w:rPr>
-        <w:t xml:space="preserve">29. Rogers, B. Fractal Correlation Properties of Heart Rate Variability as a Biomarker for Intensity Distribution and Training Prescription in Endurance Exercise / B. Rogers, T. Gronwald // Frontiers in Physiology. – 2022. – Т. 13. – С. 879071. – DOI: 10.3389/fphys.2022.879071.</w:t>
+        <w:t xml:space="preserve">29. Rogers, B. Fractal Correlation Properties of Heart Rate Variability as a Biomarker for Intensity Distribution and Training Prescription in Endurance Exercise: An Update / B. Rogers, T. Gronwald // Frontiers in Physiology. – 2022. – Т. 13. – С. 879071. – DOI: 10.3389/fphys.2022.879071.</w:t>
       </w:r>
     </w:p>
     <w:p>
@@ -14677,7 +14667,7 @@
           <w:color w:val="000000"/>
           <w:lang w:val="en-US"/>
         </w:rPr>
-        <w:t xml:space="preserve">30. Fractal correlation properties of HRV as a noninvasive biomarker to assess the physiological response to different exercise intensity domains in triathletes / M. Schaffarczyk, B. Rogers, R. Reer [и др.] // BMC Sports Science, Medicine and Rehabilitation. – 2022. – Т. 14, № 1. – С. 203. – DOI: 10.1186/s13102-022-00596-x.</w:t>
+        <w:t xml:space="preserve">30. Fractal correlation properties of HRV as a noninvasive biomarker to assess the physiological status of triathletes during simulated warm-up sessions at low exercise intensity: a pilot study / M. Schaffarczyk, B. Rogers, R. Reer [и др.] // BMC Sports Science, Medicine and Rehabilitation. – 2022. – Т. 14, № 1. – С. 203. – DOI: 10.1186/s13102-022-00596-x.</w:t>
       </w:r>
     </w:p>
     <w:p>
@@ -14695,7 +14685,7 @@
           <w:color w:val="000000"/>
           <w:lang w:val="en-US"/>
         </w:rPr>
-        <w:t xml:space="preserve">31. Tanner, A. V. Agreement Between Heart Rate Variability-Derived and Ventilatory/Lactate Thresholds in Healthy Adults: A Systematic Review and Meta-Analysis / A. V. Tanner, B. V. Nielsen, D. J. Oranchuk // Sports Medicine – Open. – 2024. – Т. 10, № 1. – С. 111. – DOI: 10.1186/s40798-024-00768-8.</w:t>
+        <w:t xml:space="preserve">31. Tanner, V. Agreement Between Heart Rate Variability-Derived vs. Ventilatory and Lactate Thresholds: A Systematic Review with Meta-Analyses / V. Tanner, G. P. Millet, N. Bourdillon // Sports Medicine – Open. – 2024. – Т. 10, № 1. – С. 109. – DOI: 10.1186/s40798-024-00768-8.</w:t>
       </w:r>
     </w:p>
     <w:p>
@@ -14803,7 +14793,7 @@
           <w:color w:val="000000"/>
           <w:lang w:val="en-US"/>
         </w:rPr>
-        <w:t xml:space="preserve">37. Tomaszewski, M. From data to decision: Machine learning determination of aerobic and anaerobic thresholds in athletes / M. Tomaszewski, A. Lukanova-Jakubowska, E. Majorczyk // PLOS ONE. – 2024. – Т. 19, № 8. – С. e0309427. – DOI: 10.1371/journal.pone.0309427.</w:t>
+        <w:t xml:space="preserve">37. From data to decision: Machine learning determination of aerobic and anaerobic thresholds in athletes / M. Tomaszewski, A. Lukanova-Jakubowska, E. Majorczyk [и др.] // PLOS ONE. – 2024. – Т. 19, № 8. – С. e0309427. – DOI: 10.1371/journal.pone.0309427.</w:t>
       </w:r>
     </w:p>
     <w:p>
@@ -14893,7 +14883,7 @@
           <w:color w:val="000000"/>
           <w:lang w:val="en-US"/>
         </w:rPr>
-        <w:t xml:space="preserve">42. Modeling lactate threshold in cycling – influence of sex, maximal oxygen uptake, and body composition / J. Fischer, B. Wolfarth, E. R. Hävecker [и др.] // European Journal of Applied Physiology. – 2025. – Т. 125, № 6. – С. 2145–2158. – DOI: 10.1007/s00421-025-05744-y.</w:t>
+        <w:t xml:space="preserve">42. Modeling lactate threshold in cycling – influence of sex, maximal oxygen uptake, and cost of cycling in young athletes / J. Fischer, F. Hävecker, S. Ji [и др.] // European Journal of Applied Physiology. – 2025. – Т. 125, № 6. – С. 2145–2158. – DOI: 10.1007/s00421-025-05744-y.</w:t>
       </w:r>
     </w:p>
     <w:p>
@@ -14911,7 +14901,7 @@
           <w:color w:val="000000"/>
           <w:lang w:val="en-US"/>
         </w:rPr>
-        <w:t xml:space="preserve">43. On Leveraging Machine Learning in Sport Science in the Hypothetico-deductive Framework / J. Rodu, S. Kaufman, J. L. Peel [и др.] // Sports Medicine – Open. – 2024. – Т. 10, № 1. – С. 124. – DOI: 10.1186/s40798-024-00788-4.</w:t>
+        <w:t xml:space="preserve">43. On Leveraging Machine Learning in Sport Science in the Hypothetico-deductive Framework / J. Rodu, A. F. DeJong Lempke, N. Kupperman [и др.] // Sports Medicine – Open. – 2024. – Т. 10, № 1. – С. 124. – DOI: 10.1186/s40798-024-00788-4.</w:t>
       </w:r>
     </w:p>
     <w:p>
@@ -14947,7 +14937,7 @@
           <w:color w:val="000000"/>
           <w:lang w:val="en-US"/>
         </w:rPr>
-        <w:t xml:space="preserve">45. Interpretable recurrent neural network models for dynamic prediction of the extubation failure risk in patients with invasive mechanical ventilation / Z. Zeng, M. Liu, X. Hu [и др.] // BioData Mining. – 2022. – Т. 15, № 1. – С. 25. – DOI: 10.1186/s13040-022-00309-7.</w:t>
+        <w:t xml:space="preserve">45. Interpretable recurrent neural network models for dynamic prediction of the extubation failure risk in patients with invasive mechanical ventilation / Z. Zeng, X. Tang, Y. Liu [и др.] // BioData Mining. – 2022. – Т. 15, № 1. – С. 21. – DOI: 10.1186/s13040-022-00309-7.</w:t>
       </w:r>
     </w:p>
     <w:p>
@@ -14965,7 +14955,7 @@
           <w:color w:val="000000"/>
           <w:lang w:val="en-US"/>
         </w:rPr>
-        <w:t xml:space="preserve">46. Miura, K. Feasibility of the deep learning method for estimating the ventilatory threshold with electrocardiography data / K. Miura, T. Seki, R. Tanaka // npj Digital Medicine. – 2020. – Т. 3, № 1. – С. 141. – DOI: 10.1038/s41746-020-00348-6.</w:t>
+        <w:t xml:space="preserve">46. Feasibility of the deep learning method for estimating the ventilatory threshold with electrocardiography data / K. Miura, S. Goto, Y. Katsumata [и др.] // npj Digital Medicine. – 2020. – Т. 3, № 1. – С. 141. – DOI: 10.1038/s41746-020-00348-6.</w:t>
       </w:r>
     </w:p>
     <w:p>
@@ -15001,7 +14991,7 @@
           <w:color w:val="000000"/>
           <w:lang w:val="en-US"/>
         </w:rPr>
-        <w:t xml:space="preserve">48. Temporal convolutional networks predict dynamic oxygen uptake response from wearable sensors across exercise intensity transitions / R. Amelard, T. Y. Sless, K. A. Maki [и др.] // npj Digital Medicine. – 2021. – Т. 4, № 1. – С. 156. – DOI: 10.1038/s41746-021-00531-3.</w:t>
+        <w:t xml:space="preserve">48. Temporal convolutional networks predict dynamic oxygen uptake response from wearable sensors across exercise intensities / R. Amelard, E. T. Hedge, R. L. Hughson // npj Digital Medicine. – 2021. – Т. 4, № 1. – С. 156. – DOI: 10.1038/s41746-021-00531-3.</w:t>
       </w:r>
     </w:p>
     <w:p>

--- a/Тамразов_v3.docx
+++ b/Тамразов_v3.docx
@@ -12487,7 +12487,7 @@
                 <w:rStyle w:val="a4"/>
                 <w:noProof/>
               </w:rPr>
-              <w:t>Приложение 1</w:t>
+              <w:t>Приложение А (справочное) Полный состав оконных признаков</w:t>
             </w:r>
             <w:r>
               <w:rPr>
@@ -12559,7 +12559,7 @@
                 <w:rStyle w:val="a4"/>
                 <w:noProof/>
               </w:rPr>
-              <w:t>Приложение 2. Оценка неопределённости точечных предсказаний</w:t>
+              <w:t>Приложение Б (справочное) Оценка неопределённости точечных предсказаний</w:t>
             </w:r>
             <w:r>
               <w:rPr>
@@ -19727,7 +19727,7 @@
         <w:ind w:firstLine="709"/>
       </w:pPr>
       <w:r>
-        <w:t>В исследование включены 18 испытуемых (11 мужчин, 7 женщин) с различным уровнем физической подготовки – от людей, регулярно занимающихся в тренажёрных залах, до спортсменов, систематически тренирующихся в циклических видах спорта на выносливость. Критерии включения: регулярные физические тренировки объёмом не менее трёх часов в неделю, отсутствие травм опорно-двигательного аппарата в течение последних трёх месяцев, отсутствие сердечно-сосудистых противопоказаний к максимальным нагрузочным тестам. Все участники подписали форму добровольного информированного согласия. Характеристики выборки приведены в таблице 1.</w:t>
+        <w:t>В исследование включены 18 испытуемых (11 мужчин, 7 женщин) с различным уровнем физической подготовки – от людей, регулярно занимающихся в тренажёрных залах, до спортсменов, систематически тренирующихся в циклических видах спорта на выносливость. Критерии включения: регулярные физические тренировки объёмом не менее трёх часов в неделю, отсутствие травм опорно-двигательного аппарата в течение последних трёх месяцев, отсутствие сердечно-сосудистых противопоказаний к максимальным нагрузочным тестам. Все участники подписали форму добровольного информированного согласия. Характеристики выборки приведены в таблице 2.1.</w:t>
       </w:r>
     </w:p>
     <w:p>
@@ -19760,16 +19760,10 @@
         <w:rPr>
           <w:lang w:val="en-US"/>
         </w:rPr>
-        <w:t>1</w:t>
-      </w:r>
-      <w:r>
-        <w:t>. Характеристики участников исследования</w:t>
-      </w:r>
-      <w:r>
-        <w:rPr>
-          <w:lang w:val="en-US"/>
-        </w:rPr>
-        <w:t>.</w:t>
+        <w:t>2.1</w:t>
+      </w:r>
+      <w:r>
+        <w:t xml:space="preserve"> – Характеристики участников исследования</w:t>
       </w:r>
     </w:p>
     <w:tbl>
@@ -20900,7 +20894,7 @@
       </w:r>
       <w:proofErr w:type="spellEnd"/>
       <w:r>
-        <w:t xml:space="preserve"> (см. таблицу 2). Каждый источник данных инкапсулирован в изолированном плагине, выполняемом в отдельном потоке (</w:t>
+        <w:t xml:space="preserve"> (см. таблицу 2.2). Каждый источник данных инкапсулирован в изолированном плагине, выполняемом в отдельном потоке (</w:t>
       </w:r>
       <w:proofErr w:type="spellStart"/>
       <w:r>
@@ -20919,7 +20913,7 @@
         </w:rPr>
       </w:pPr>
       <w:r>
-        <w:t xml:space="preserve">Таблица 2. Технологический стек </w:t>
+        <w:t xml:space="preserve">Таблица 2.2 – Технологический стек </w:t>
       </w:r>
       <w:proofErr w:type="spellStart"/>
       <w:r>
@@ -20929,12 +20923,6 @@
         <w:t>sensync</w:t>
       </w:r>
       <w:proofErr w:type="spellEnd"/>
-      <w:r>
-        <w:rPr>
-          <w:lang w:val="en-US"/>
-        </w:rPr>
-        <w:t>.</w:t>
-      </w:r>
     </w:p>
     <w:tbl>
       <w:tblPr>
@@ -22586,7 +22574,7 @@
         <w:ind w:firstLine="709"/>
       </w:pPr>
       <w:r>
-        <w:t xml:space="preserve">Тестировались пять комбинаций модальностей (см. таблицу 3). Обоснование: выявить минимально достаточный набор сенсоров, обеспечивающий точность, сопоставимую с полным </w:t>
+        <w:t xml:space="preserve">Тестировались пять комбинаций модальностей (см. таблицу 2.3). Обоснование: выявить минимально достаточный набор сенсоров, обеспечивающий точность, сопоставимую с полным </w:t>
       </w:r>
       <w:proofErr w:type="spellStart"/>
       <w:r>
@@ -22602,16 +22590,10 @@
         <w:pStyle w:val="ad"/>
       </w:pPr>
       <w:r>
-        <w:t>Таблица 3</w:t>
-      </w:r>
-      <w:r>
-        <w:rPr>
-          <w:lang w:val="en-US"/>
-        </w:rPr>
-        <w:t>.</w:t>
-      </w:r>
-      <w:r>
-        <w:t xml:space="preserve"> Комбинации модальностей</w:t>
+        <w:t>Таблица 2.3</w:t>
+      </w:r>
+      <w:r>
+        <w:t xml:space="preserve"> – Комбинации модальностей</w:t>
       </w:r>
     </w:p>
     <w:tbl>
@@ -24252,7 +24234,7 @@
       </w:r>
       <w:proofErr w:type="spellEnd"/>
       <w:r>
-        <w:t xml:space="preserve">» перебирались конфигурации из таблицы 4; каждая конфигурация обучалась как самостоятельная модель и далее включалась в единое итоговое сравнение. Для EMG-содержащих наборов дополнительно исследовались три режима формирования ЭМГ-признаков: </w:t>
+        <w:t xml:space="preserve">» перебирались конфигурации из таблицы 2.4; каждая конфигурация обучалась как самостоятельная модель и далее включалась в единое итоговое сравнение. Для EMG-содержащих наборов дополнительно исследовались три режима формирования ЭМГ-признаков: </w:t>
       </w:r>
       <w:proofErr w:type="spellStart"/>
       <w:r>
@@ -24276,7 +24258,7 @@
         <w:pStyle w:val="ad"/>
       </w:pPr>
       <w:r>
-        <w:t>Таблица 4 Конфигурации семейства классических моделей</w:t>
+        <w:t>Таблица 2.4 – Конфигурации семейства классических моделей</w:t>
       </w:r>
     </w:p>
     <w:tbl>
@@ -27505,7 +27487,7 @@
         <w:pStyle w:val="ad"/>
       </w:pPr>
       <w:r>
-        <w:t>Таблица 5. Лучшая конфигурация каждого семейства по задаче LT1.</w:t>
+        <w:t>Таблица 3.1 – Лучшая конфигурация каждого семейства по задаче LT1</w:t>
       </w:r>
     </w:p>
     <w:tbl>
@@ -28025,7 +28007,7 @@
         <w:ind w:firstLine="709"/>
       </w:pPr>
       <w:r>
-        <w:t xml:space="preserve">В таблице 5 все модели из топа обучались на </w:t>
+        <w:t xml:space="preserve">В таблице 3.1 все модели из топа обучались на </w:t>
       </w:r>
       <w:proofErr w:type="spellStart"/>
       <w:r>
@@ -28041,7 +28023,7 @@
         <w:pStyle w:val="ad"/>
       </w:pPr>
       <w:r>
-        <w:t>Таблица 6. Лучшая конфигурация каждого семейства по задаче LT2.</w:t>
+        <w:t>Таблица 3.2 – Лучшая конфигурация каждого семейства по задаче LT2</w:t>
       </w:r>
     </w:p>
     <w:tbl>
@@ -28495,7 +28477,7 @@
         <w:ind w:firstLine="709"/>
       </w:pPr>
       <w:r>
-        <w:t xml:space="preserve">В таблице 6 все модели из топа обучались на </w:t>
+        <w:t xml:space="preserve">В таблице 3.2 все модели из топа обучались на </w:t>
       </w:r>
       <w:proofErr w:type="spellStart"/>
       <w:r>
@@ -28695,7 +28677,7 @@
         <w:rPr>
           <w:lang w:val="ru-RU"/>
         </w:rPr>
-        <w:t xml:space="preserve">Рисунок 1. Направление эффекта расширения модального состава для </w:t>
+        <w:t xml:space="preserve">Рисунок 3.1 – Направление эффекта расширения модального состава для </w:t>
       </w:r>
       <w:r>
         <w:t>LT</w:t>
@@ -28713,7 +28695,7 @@
         <w:rPr>
           <w:lang w:val="ru-RU"/>
         </w:rPr>
-        <w:t>2 в разных семействах моделей.</w:t>
+        <w:t>2 в разных семействах моделей</w:t>
       </w:r>
     </w:p>
     <w:p>
@@ -28891,7 +28873,7 @@
         <w:rPr>
           <w:lang w:val="ru-RU"/>
         </w:rPr>
-        <w:t xml:space="preserve">Рисунок 2. Распределение ошибки локализации порога по семействам моделей отдельно для </w:t>
+        <w:t xml:space="preserve">Рисунок 3.2 – Распределение ошибки локализации порога по семействам моделей отдельно для </w:t>
       </w:r>
       <w:r>
         <w:t>LT</w:t>
@@ -28909,7 +28891,7 @@
         <w:rPr>
           <w:lang w:val="ru-RU"/>
         </w:rPr>
-        <w:t>2.</w:t>
+        <w:t>2</w:t>
       </w:r>
     </w:p>
     <w:p>
@@ -29060,7 +29042,7 @@
         <w:rPr>
           <w:lang w:val="ru-RU"/>
         </w:rPr>
-        <w:t xml:space="preserve">Рисунок 3. Сопоставление рангов архитектур по задачам </w:t>
+        <w:t xml:space="preserve">Рисунок 3.3 – Сопоставление рангов архитектур по задачам </w:t>
       </w:r>
       <w:r>
         <w:t>LT</w:t>
@@ -29078,7 +29060,7 @@
         <w:rPr>
           <w:lang w:val="ru-RU"/>
         </w:rPr>
-        <w:t>2.</w:t>
+        <w:t>2</w:t>
       </w:r>
     </w:p>
     <w:p/>
@@ -29260,7 +29242,7 @@
         <w:rPr>
           <w:lang w:val="ru-RU"/>
         </w:rPr>
-        <w:t xml:space="preserve">Рисунок 4. Состав иллюстративного среза из 30 лучших классических </w:t>
+        <w:t xml:space="preserve">Рисунок 3.4 – Состав иллюстративного среза из 30 лучших классических </w:t>
       </w:r>
       <w:r>
         <w:t>EMG</w:t>
@@ -29287,7 +29269,7 @@
         <w:rPr>
           <w:lang w:val="ru-RU"/>
         </w:rPr>
-        <w:t>2.</w:t>
+        <w:t>2</w:t>
       </w:r>
     </w:p>
     <w:p>
@@ -29387,7 +29369,7 @@
       </w:r>
       <w:proofErr w:type="spellEnd"/>
       <w:r>
-        <w:t xml:space="preserve"> модели совпадают лишь частично. Для LT1 лучшая классическая конфигурация из таблицы 5 — </w:t>
+        <w:t xml:space="preserve"> модели совпадают лишь частично. Для LT1 лучшая классическая конфигурация из таблицы 3.1 — </w:t>
       </w:r>
       <w:proofErr w:type="spellStart"/>
       <w:r>
@@ -29403,7 +29385,7 @@
       </w:r>
       <w:proofErr w:type="spellEnd"/>
       <w:r>
-        <w:t xml:space="preserve"> ЭМГ-признаками — сохраняется и после дополнительной фильтрации. Для LT2 ситуация иная: лучшая классическая конфигурация из таблицы 6 — </w:t>
+        <w:t xml:space="preserve"> ЭМГ-признаками — сохраняется и после дополнительной фильтрации. Для LT2 ситуация иная: лучшая классическая конфигурация из таблицы 3.2 — </w:t>
       </w:r>
       <w:proofErr w:type="spellStart"/>
       <w:r>
@@ -29459,7 +29441,7 @@
       </w:r>
       <w:proofErr w:type="spellEnd"/>
       <w:r>
-        <w:t xml:space="preserve"> лидеры из таблиц 5–6 в данное множество не включались по определению, поскольку этот этап отбора был ограничен классическим семейством. Это ещё раз подчёркивает разницу между двумя задачами: если для LT1 хороший результат по основной метрике чаще сочетается с приемлемым качеством траектории, то для LT2 противоречие между точностью локализации порога и устойчивостью формы кривой проявляется сильнее.</w:t>
+        <w:t xml:space="preserve"> лидеры из таблиц 3.1–3.2 в данное множество не включались по определению, поскольку этот этап отбора был ограничен классическим семейством. Это ещё раз подчёркивает разницу между двумя задачами: если для LT1 хороший результат по основной метрике чаще сочетается с приемлемым качеством траектории, то для LT2 противоречие между точностью локализации порога и устойчивостью формы кривой проявляется сильнее.</w:t>
       </w:r>
     </w:p>
     <w:p>
@@ -29483,7 +29465,7 @@
         <w:pStyle w:val="ad"/>
       </w:pPr>
       <w:r>
-        <w:t xml:space="preserve">Таблица 7. Финальные </w:t>
+        <w:t xml:space="preserve">Таблица 3.3 – Финальные </w:t>
       </w:r>
       <w:proofErr w:type="spellStart"/>
       <w:r>
@@ -29491,7 +29473,7 @@
       </w:r>
       <w:proofErr w:type="spellEnd"/>
       <w:r>
-        <w:t xml:space="preserve"> модели классического семейства для LT1 и LT2.</w:t>
+        <w:t xml:space="preserve"> модели классического семейства для LT1 и LT2</w:t>
       </w:r>
     </w:p>
     <w:tbl>
@@ -30408,7 +30390,7 @@
         <w:rPr>
           <w:lang w:val="ru-RU"/>
         </w:rPr>
-        <w:t xml:space="preserve">Рисунок 5. Число классических моделей на последовательных этапах дополнительного отбора отдельно для </w:t>
+        <w:t xml:space="preserve">Рисунок 3.5 – Число классических моделей на последовательных этапах дополнительного отбора отдельно для </w:t>
       </w:r>
       <w:r>
         <w:t>LT</w:t>
@@ -30426,7 +30408,7 @@
         <w:rPr>
           <w:lang w:val="ru-RU"/>
         </w:rPr>
-        <w:t>2.</w:t>
+        <w:t>2</w:t>
       </w:r>
     </w:p>
     <w:p>
@@ -30486,7 +30468,7 @@
         <w:rPr>
           <w:lang w:val="ru-RU"/>
         </w:rPr>
-        <w:t xml:space="preserve">Рисунок 6. Индивидуальные траектории истинного и предсказанного времени до </w:t>
+        <w:t xml:space="preserve">Рисунок 3.6 – Индивидуальные траектории истинного и предсказанного времени до </w:t>
       </w:r>
       <w:r>
         <w:t>LT</w:t>
@@ -30523,7 +30505,7 @@
         <w:rPr>
           <w:lang w:val="ru-RU"/>
         </w:rPr>
-        <w:t xml:space="preserve"> показана одна предсказанная траектория.</w:t>
+        <w:t xml:space="preserve"> показана одна предсказанная траектория</w:t>
       </w:r>
     </w:p>
     <w:p>
@@ -30582,7 +30564,7 @@
         <w:rPr>
           <w:lang w:val="ru-RU"/>
         </w:rPr>
-        <w:t xml:space="preserve">Рисунок 7. Индивидуальные траектории истинного и предсказанного времени до </w:t>
+        <w:t xml:space="preserve">Рисунок 3.7 – Индивидуальные траектории истинного и предсказанного времени до </w:t>
       </w:r>
       <w:r>
         <w:t>LT</w:t>
@@ -30605,7 +30587,7 @@
         <w:rPr>
           <w:lang w:val="ru-RU"/>
         </w:rPr>
-        <w:t xml:space="preserve"> модели; различие между кривыми показывает, почему минимальная ошибка локализации порога не всегда совпадает с наиболее надёжной траекторией.</w:t>
+        <w:t xml:space="preserve"> модели; различие между кривыми показывает, почему минимальная ошибка локализации порога не всегда совпадает с наиболее надёжной траекторией</w:t>
       </w:r>
     </w:p>
     <w:p>
@@ -30613,7 +30595,7 @@
         <w:ind w:firstLine="709"/>
       </w:pPr>
       <w:r>
-        <w:t xml:space="preserve">Следует отметить, что отдельные панели на рисунках 6–7 отражают не только свойства модели, но и ограничения качества исходных данных. В частности, более шумная траектория у S007 на LT1 согласуется с повышенной зашумлённостью </w:t>
+        <w:t xml:space="preserve">Следует отметить, что отдельные панели на рисунках 3.6–3.7 отражают не только свойства модели, но и ограничения качества исходных данных. В частности, более шумная траектория у S007 на LT1 согласуется с повышенной зашумлённостью </w:t>
       </w:r>
       <w:proofErr w:type="spellStart"/>
       <w:r>
@@ -30844,7 +30826,7 @@
         <w:rPr>
           <w:lang w:val="ru-RU"/>
         </w:rPr>
-        <w:t xml:space="preserve">Рисунок 8. Средний вклад модальностей в классических финальных </w:t>
+        <w:t xml:space="preserve">Рисунок 3.8 – Средний вклад модальностей в классических финальных </w:t>
       </w:r>
       <w:proofErr w:type="spellStart"/>
       <w:r>
@@ -30885,7 +30867,7 @@
         <w:rPr>
           <w:lang w:val="ru-RU"/>
         </w:rPr>
-        <w:t>2.</w:t>
+        <w:t>2</w:t>
       </w:r>
     </w:p>
     <w:p>
@@ -31107,7 +31089,7 @@
         <w:rPr>
           <w:lang w:val="ru-RU"/>
         </w:rPr>
-        <w:t xml:space="preserve">Рисунок 9. Распределение вклада модальностей в </w:t>
+        <w:t xml:space="preserve">Рисунок 3.9 – Распределение вклада модальностей в </w:t>
       </w:r>
       <w:proofErr w:type="spellStart"/>
       <w:r>
@@ -31121,7 +31103,7 @@
         <w:rPr>
           <w:lang w:val="ru-RU"/>
         </w:rPr>
-        <w:t xml:space="preserve"> финальных моделях для трёх методов атрибуции.</w:t>
+        <w:t xml:space="preserve"> финальных моделях для трёх методов атрибуции</w:t>
       </w:r>
     </w:p>
     <w:p>
@@ -31246,7 +31228,7 @@
       </w:r>
       <w:proofErr w:type="spellEnd"/>
       <w:r>
-        <w:t xml:space="preserve"> (контрольная линейная конфигурация) и топ-SVR (нелинейный классический представитель). Результаты приведены на рисунках 10 и 11.</w:t>
+        <w:t xml:space="preserve"> (контрольная линейная конфигурация) и топ-SVR (нелинейный классический представитель). Результаты приведены на рисунках 3.10 и 3.11.</w:t>
       </w:r>
     </w:p>
     <w:p>
@@ -31306,7 +31288,7 @@
         <w:rPr>
           <w:lang w:val="ru-RU"/>
         </w:rPr>
-        <w:t xml:space="preserve">Рисунок 10. </w:t>
+        <w:t xml:space="preserve">Рисунок 3.10 – </w:t>
       </w:r>
       <w:r>
         <w:t>MAE</w:t>
@@ -31328,12 +31310,6 @@
       </w:r>
       <w:r>
         <w:t>Δ</w:t>
-      </w:r>
-      <w:r>
-        <w:rPr>
-          <w:lang w:val="ru-RU"/>
-        </w:rPr>
-        <w:t>.</w:t>
       </w:r>
     </w:p>
     <w:p>
@@ -31397,7 +31373,7 @@
         <w:rPr>
           <w:lang w:val="ru-RU"/>
         </w:rPr>
-        <w:t xml:space="preserve">Рисунок 11. </w:t>
+        <w:t xml:space="preserve">Рисунок 3.11 – </w:t>
       </w:r>
       <w:r>
         <w:t>MAE</w:t>
@@ -31419,12 +31395,6 @@
       </w:r>
       <w:r>
         <w:t>Δ</w:t>
-      </w:r>
-      <w:r>
-        <w:rPr>
-          <w:lang w:val="ru-RU"/>
-        </w:rPr>
-        <w:t>.</w:t>
       </w:r>
     </w:p>
     <w:p>
@@ -34280,6 +34250,7 @@
     <w:p>
       <w:pPr>
         <w:pStyle w:val="a3"/>
+        <w:jc w:val="center"/>
         <w:divId w:val="1101805661"/>
       </w:pPr>
       <w:bookmarkStart w:id="87" w:name="_Toc190776678"/>
@@ -34290,11 +34261,13 @@
       </w:r>
       <w:bookmarkEnd w:id="87"/>
       <w:r>
-        <w:t>1</w:t>
+        <w:t>А</w:t>
       </w:r>
       <w:bookmarkEnd w:id="88"/>
       <w:r>
-        <w:t xml:space="preserve">. </w:t>
+        <w:br/>
+        <w:t>(справочное)</w:t>
+        <w:br/>
       </w:r>
       <w:r>
         <w:t>Полный состав оконных признаков</w:t>
@@ -41467,11 +41440,16 @@
     <w:p>
       <w:pPr>
         <w:pStyle w:val="a3"/>
+        <w:jc w:val="center"/>
       </w:pPr>
       <w:bookmarkStart w:id="96" w:name="_Toc231846167"/>
       <w:r>
         <w:lastRenderedPageBreak/>
-        <w:t>Приложение 2. Оценка неопределённости точечных предсказаний</w:t>
+        <w:t xml:space="preserve">Приложение Б</w:t>
+        <w:br/>
+        <w:t>(справочное)</w:t>
+        <w:br/>
+        <w:t>Оценка неопределённости точечных предсказаний</w:t>
       </w:r>
       <w:bookmarkEnd w:id="96"/>
     </w:p>
@@ -41480,7 +41458,7 @@
         <w:pStyle w:val="21"/>
       </w:pPr>
       <w:r>
-        <w:t>П2.1 Назначение приложения</w:t>
+        <w:t>Б.1 Назначение приложения</w:t>
       </w:r>
     </w:p>
     <w:p>
@@ -41504,7 +41482,7 @@
         <w:pStyle w:val="21"/>
       </w:pPr>
       <w:r>
-        <w:t>П2.2 Использованная процедура</w:t>
+        <w:t>Б.2 Использованная процедура</w:t>
       </w:r>
     </w:p>
     <w:p>
@@ -41565,7 +41543,7 @@
         <w:pStyle w:val="21"/>
       </w:pPr>
       <w:r>
-        <w:t>П2.3 Полученные количественные характеристики</w:t>
+        <w:t>Б.3 Полученные количественные характеристики</w:t>
       </w:r>
     </w:p>
     <w:p>
@@ -41621,7 +41599,7 @@
         <w:pStyle w:val="21"/>
       </w:pPr>
       <w:r>
-        <w:t>П2.4 Интерпретация: точечная ошибка и ширина интервала измеряют разное</w:t>
+        <w:t>Б.4 Интерпретация: точечная ошибка и ширина интервала измеряют разное</w:t>
       </w:r>
     </w:p>
     <w:p>
@@ -41795,7 +41773,7 @@
         <w:pStyle w:val="21"/>
       </w:pPr>
       <w:r>
-        <w:t>П2.5 Почему интервал так широк при N=18</w:t>
+        <w:t>Б.5 Почему интервал так широк при N=18</w:t>
       </w:r>
     </w:p>
     <w:p>
@@ -41820,7 +41798,7 @@
       </w:pPr>
       <w:r>
         <w:lastRenderedPageBreak/>
-        <w:t>П2.6 Вывод</w:t>
+        <w:t>Б.6 Вывод</w:t>
       </w:r>
     </w:p>
     <w:p>

--- a/Тамразов_v3.docx
+++ b/Тамразов_v3.docx
@@ -41820,7 +41820,7 @@
     <w:sectPr>
       <w:footerReference w:type="default" r:id="rId19"/>
       <w:pgSz w:w="11906" w:h="16838"/>
-      <w:pgMar w:top="1134" w:right="850" w:bottom="993" w:left="1701" w:header="708" w:footer="453" w:gutter="0"/>
+      <w:pgMar w:top="1134" w:right="850" w:bottom="1134" w:left="1701" w:header="708" w:footer="453" w:gutter="0"/>
       <w:cols w:space="708"/>
       <w:titlePg/>
       <w:docGrid w:linePitch="381"/>

--- a/Тамразов_v3.docx
+++ b/Тамразов_v3.docx
@@ -23534,6 +23534,12 @@
       </m:oMath>
       <w:r>
         <w:t xml:space="preserve"> — ширина окна; заглядывание вперёд по времени исключено. Параметры нарезки окон и их шаг описаны в разделе 2.7.</w:t>
+      </w:r>
+      <w:r>
+        <w:rPr>
+          <w:lang w:val="ru-RU"/>
+        </w:rPr>
+        <w:t xml:space="preserve"> Полный состав оконных признаков по всем модальностям приведён в приложении А.</w:t>
       </w:r>
     </w:p>
     <w:p>
@@ -27052,6 +27058,12 @@
       <w:proofErr w:type="spellEnd"/>
       <w:r>
         <w:t>-плюс, при которой для каждого тестового субъекта интервал строится по абсолютным ошибкам остальных субъектов той же модели.</w:t>
+      </w:r>
+      <w:r>
+        <w:rPr>
+          <w:lang w:val="ru-RU"/>
+        </w:rPr>
+        <w:t xml:space="preserve"> Подробная оценка неопределённости точечных предсказаний вынесена в приложение Б.</w:t>
       </w:r>
     </w:p>
     <w:p>

--- a/Тамразов_v3.docx
+++ b/Тамразов_v3.docx
@@ -23560,7 +23560,7 @@
       </w:pPr>
       <w:r>
         <w:lastRenderedPageBreak/>
-        <w:t>Задача машинного обучения состоит в построении функции</w:t>
+        <w:t>Задача машинного обучения состоит в построении функции:</w:t>
       </w:r>
     </w:p>
     <w:p>
@@ -23715,30 +23715,126 @@
       </m:oMathPara>
     </w:p>
     <w:p>
-      <w:r>
-        <w:t xml:space="preserve">параметры которой </w:t>
+      <w:pPr>
+        <w:widowControl w:val="0"/>
+        <w:spacing w:after="0"/>
+      </w:pPr>
+      <w:r>
+        <w:rPr>
+          <w:lang w:val="ru-RU"/>
+        </w:rPr>
+        <w:t xml:space="preserve">где </w:t>
       </w:r>
       <m:oMath>
-        <m:acc>
-          <m:accPr>
+        <m:sSubSup>
+          <m:sSubSupPr>
             <m:ctrlPr>
               <w:rPr>
                 <w:rFonts w:ascii="Cambria Math" w:hAnsi="Cambria Math"/>
               </w:rPr>
             </m:ctrlPr>
-          </m:accPr>
+          </m:sSubSupPr>
+          <m:e>
+            <m:acc>
+              <m:accPr>
+                <m:chr m:val="̂"/>
+                <m:ctrlPr>
+                  <w:rPr>
+                    <w:rFonts w:ascii="Cambria Math" w:hAnsi="Cambria Math"/>
+                  </w:rPr>
+                </m:ctrlPr>
+              </m:accPr>
+              <m:e>
+                <m:r>
+                  <w:rPr>
+                    <w:rFonts w:ascii="Cambria Math" w:hAnsi="Cambria Math"/>
+                  </w:rPr>
+                  <m:t>y</m:t>
+                </m:r>
+              </m:e>
+            </m:acc>
+          </m:e>
+          <m:sub>
+            <m:r>
+              <w:rPr>
+                <w:rFonts w:ascii="Cambria Math" w:hAnsi="Cambria Math"/>
+              </w:rPr>
+              <m:t>t</m:t>
+            </m:r>
+          </m:sub>
+          <m:sup>
+            <m:r>
+              <w:rPr>
+                <w:rFonts w:ascii="Cambria Math" w:hAnsi="Cambria Math"/>
+              </w:rPr>
+              <m:t>(LT)</m:t>
+            </m:r>
+          </m:sup>
+        </m:sSubSup>
+      </m:oMath>
+      <w:r>
+        <w:rPr>
+          <w:lang w:val="ru-RU"/>
+        </w:rPr>
+        <w:t xml:space="preserve"> — прогнозируемое время до наступления порога LT;</w:t>
+      </w:r>
+      <w:r>
+        <w:br/>
+      </w:r>
+      <m:oMath>
+        <m:sSub>
+          <m:sSubPr>
+            <m:ctrlPr>
+              <w:rPr>
+                <w:rFonts w:ascii="Cambria Math" w:hAnsi="Cambria Math"/>
+              </w:rPr>
+            </m:ctrlPr>
+          </m:sSubPr>
           <m:e>
             <m:r>
               <w:rPr>
                 <w:rFonts w:ascii="Cambria Math" w:hAnsi="Cambria Math"/>
               </w:rPr>
-              <m:t>θ</m:t>
+              <m:t>x</m:t>
             </m:r>
           </m:e>
-        </m:acc>
+          <m:sub>
+            <m:r>
+              <w:rPr>
+                <w:rFonts w:ascii="Cambria Math" w:hAnsi="Cambria Math"/>
+              </w:rPr>
+              <m:t>t</m:t>
+            </m:r>
+          </m:sub>
+        </m:sSub>
       </m:oMath>
       <w:r>
-        <w:t xml:space="preserve"> оцениваются на обучающей выборке и обобщаются на новых испытуемых. Критерий качества — средняя абсолютная ошибка (MAE, в минутах; обоснование перевода единиц — в разделе 2.9.1).</w:t>
+        <w:rPr>
+          <w:lang w:val="ru-RU"/>
+        </w:rPr>
+        <w:t xml:space="preserve"> — вектор признаков, вычисленных по каузальному окну, завершающемуся в момент t;</w:t>
+      </w:r>
+      <w:r>
+        <w:br/>
+      </w:r>
+      <m:oMath>
+        <m:r>
+          <w:rPr>
+            <w:rFonts w:ascii="Cambria Math" w:hAnsi="Cambria Math"/>
+          </w:rPr>
+          <m:t>θ</m:t>
+        </m:r>
+      </m:oMath>
+      <w:r>
+        <w:rPr>
+          <w:lang w:val="ru-RU"/>
+        </w:rPr>
+        <w:t xml:space="preserve"> — параметры модели, оцениваемые на обучающей выборке.</w:t>
+      </w:r>
+    </w:p>
+    <w:p>
+      <w:r>
+        <w:t xml:space="preserve">Функция обобщается на новых испытуемых. Критерий качества — средняя абсолютная ошибка (MAE, в минутах; обоснование перевода единиц — в разделе 2.9.1).</w:t>
       </w:r>
     </w:p>
     <w:p>
@@ -26434,6 +26530,128 @@
       </m:oMathPara>
     </w:p>
     <w:p>
+      <w:pPr>
+        <w:widowControl w:val="0"/>
+        <w:spacing w:after="0"/>
+      </w:pPr>
+      <w:r>
+        <w:rPr>
+          <w:lang w:val="ru-RU"/>
+        </w:rPr>
+        <w:t xml:space="preserve">где </w:t>
+      </w:r>
+      <m:oMath>
+        <m:sSub>
+          <m:sSubPr>
+            <m:ctrlPr>
+              <w:rPr>
+                <w:rFonts w:ascii="Cambria Math" w:hAnsi="Cambria Math"/>
+              </w:rPr>
+            </m:ctrlPr>
+          </m:sSubPr>
+          <m:e>
+            <m:r>
+              <w:rPr>
+                <w:rFonts w:ascii="Cambria Math" w:hAnsi="Cambria Math"/>
+              </w:rPr>
+              <m:t>y</m:t>
+            </m:r>
+          </m:e>
+          <m:sub>
+            <m:r>
+              <w:rPr>
+                <w:rFonts w:ascii="Cambria Math" w:hAnsi="Cambria Math"/>
+              </w:rPr>
+              <m:t>i</m:t>
+            </m:r>
+          </m:sub>
+        </m:sSub>
+      </m:oMath>
+      <w:r>
+        <w:rPr>
+          <w:lang w:val="ru-RU"/>
+        </w:rPr>
+        <w:t xml:space="preserve"> — истинное время до порога для i-го наблюдения;</w:t>
+      </w:r>
+      <w:r>
+        <w:br/>
+      </w:r>
+      <m:oMath>
+        <m:sSub>
+          <m:sSubPr>
+            <m:ctrlPr>
+              <w:rPr>
+                <w:rFonts w:ascii="Cambria Math" w:hAnsi="Cambria Math"/>
+              </w:rPr>
+            </m:ctrlPr>
+          </m:sSubPr>
+          <m:e>
+            <m:acc>
+              <m:accPr>
+                <m:chr m:val="̂"/>
+                <m:ctrlPr>
+                  <w:rPr>
+                    <w:rFonts w:ascii="Cambria Math" w:hAnsi="Cambria Math"/>
+                  </w:rPr>
+                </m:ctrlPr>
+              </m:accPr>
+              <m:e>
+                <m:r>
+                  <w:rPr>
+                    <w:rFonts w:ascii="Cambria Math" w:hAnsi="Cambria Math"/>
+                  </w:rPr>
+                  <m:t>y</m:t>
+                </m:r>
+              </m:e>
+            </m:acc>
+          </m:e>
+          <m:sub>
+            <m:r>
+              <w:rPr>
+                <w:rFonts w:ascii="Cambria Math" w:hAnsi="Cambria Math"/>
+              </w:rPr>
+              <m:t>i</m:t>
+            </m:r>
+          </m:sub>
+        </m:sSub>
+      </m:oMath>
+      <w:r>
+        <w:rPr>
+          <w:lang w:val="ru-RU"/>
+        </w:rPr>
+        <w:t xml:space="preserve"> — предсказанное моделью значение;</w:t>
+      </w:r>
+      <w:r>
+        <w:br/>
+      </w:r>
+      <m:oMath>
+        <m:acc>
+          <m:accPr>
+            <m:chr m:val="̄"/>
+            <m:ctrlPr>
+              <w:rPr>
+                <w:rFonts w:ascii="Cambria Math" w:hAnsi="Cambria Math"/>
+              </w:rPr>
+            </m:ctrlPr>
+          </m:accPr>
+          <m:e>
+            <m:r>
+              <w:rPr>
+                <w:rFonts w:ascii="Cambria Math" w:hAnsi="Cambria Math"/>
+              </w:rPr>
+              <m:t>y</m:t>
+            </m:r>
+          </m:e>
+        </m:acc>
+      </m:oMath>
+      <w:r>
+        <w:rPr>
+          <w:lang w:val="ru-RU"/>
+        </w:rPr>
+        <w:t xml:space="preserve"> — среднее истинных значений по выборке.</w:t>
+      </w:r>
+    </w:p>
+    <w:p>
       <w:r>
         <w:t>В рамках L</w:t>
       </w:r>
@@ -26637,7 +26855,7 @@
         <w:ind w:firstLine="709"/>
       </w:pPr>
       <w:r>
-        <w:t xml:space="preserve">В настоящей работе постобработка представляет собой преобразование последовательности оконных предсказаний в итоговую оценку времени порога на уровне испытуемого. На первом шаге для выбранного состояния модели строится последовательность абсолютных оценок времени порога </w:t>
+        <w:t xml:space="preserve">В настоящей работе постобработка представляет собой преобразование последовательности оконных предсказаний в итоговую оценку времени порога на уровне испытуемого. На первом шаге для выбранного состояния модели строится последовательность абсолютных оценок времени порога:</w:t>
       </w:r>
     </w:p>
     <w:p>
@@ -26773,6 +26991,158 @@
           </m:sSub>
         </m:oMath>
       </m:oMathPara>
+    </w:p>
+    <w:p>
+      <w:pPr>
+        <w:widowControl w:val="0"/>
+        <w:spacing w:after="0"/>
+      </w:pPr>
+      <w:r>
+        <w:rPr>
+          <w:lang w:val="ru-RU"/>
+        </w:rPr>
+        <w:t xml:space="preserve">где </w:t>
+      </w:r>
+      <m:oMath>
+        <m:sSub>
+          <m:sSubPr>
+            <m:ctrlPr>
+              <w:rPr>
+                <w:rFonts w:ascii="Cambria Math" w:hAnsi="Cambria Math"/>
+              </w:rPr>
+            </m:ctrlPr>
+          </m:sSubPr>
+          <m:e>
+            <m:acc>
+              <m:accPr>
+                <m:chr m:val="̂"/>
+                <m:ctrlPr>
+                  <w:rPr>
+                    <w:rFonts w:ascii="Cambria Math" w:hAnsi="Cambria Math"/>
+                  </w:rPr>
+                </m:ctrlPr>
+              </m:accPr>
+              <m:e>
+                <m:r>
+                  <w:rPr>
+                    <w:rFonts w:ascii="Cambria Math" w:hAnsi="Cambria Math"/>
+                  </w:rPr>
+                  <m:t>T</m:t>
+                </m:r>
+              </m:e>
+            </m:acc>
+          </m:e>
+          <m:sub>
+            <m:r>
+              <w:rPr>
+                <w:rFonts w:ascii="Cambria Math" w:hAnsi="Cambria Math"/>
+              </w:rPr>
+              <m:t>ij</m:t>
+            </m:r>
+          </m:sub>
+        </m:sSub>
+      </m:oMath>
+      <w:r>
+        <w:rPr>
+          <w:lang w:val="ru-RU"/>
+        </w:rPr>
+        <w:t xml:space="preserve"> — оценка абсолютного времени наступления порога для окна j испытуемого i;</w:t>
+      </w:r>
+      <w:r>
+        <w:br/>
+      </w:r>
+      <m:oMath>
+        <m:sSubSup>
+          <m:sSubSupPr>
+            <m:ctrlPr>
+              <w:rPr>
+                <w:rFonts w:ascii="Cambria Math" w:hAnsi="Cambria Math"/>
+              </w:rPr>
+            </m:ctrlPr>
+          </m:sSubSupPr>
+          <m:e>
+            <m:r>
+              <w:rPr>
+                <w:rFonts w:ascii="Cambria Math" w:hAnsi="Cambria Math"/>
+              </w:rPr>
+              <m:t>t</m:t>
+            </m:r>
+          </m:e>
+          <m:sub>
+            <m:r>
+              <w:rPr>
+                <w:rFonts w:ascii="Cambria Math" w:hAnsi="Cambria Math"/>
+              </w:rPr>
+              <m:t>ij</m:t>
+            </m:r>
+          </m:sub>
+          <m:sup>
+            <m:r>
+              <m:rPr>
+                <m:sty m:val="p"/>
+              </m:rPr>
+              <w:rPr>
+                <w:rFonts w:ascii="Cambria Math" w:hAnsi="Cambria Math"/>
+              </w:rPr>
+              <m:t>end</m:t>
+            </m:r>
+          </m:sup>
+        </m:sSubSup>
+      </m:oMath>
+      <w:r>
+        <w:rPr>
+          <w:lang w:val="ru-RU"/>
+        </w:rPr>
+        <w:t xml:space="preserve"> — момент окончания окна;</w:t>
+      </w:r>
+      <w:r>
+        <w:br/>
+      </w:r>
+      <m:oMath>
+        <m:sSub>
+          <m:sSubPr>
+            <m:ctrlPr>
+              <w:rPr>
+                <w:rFonts w:ascii="Cambria Math" w:hAnsi="Cambria Math"/>
+              </w:rPr>
+            </m:ctrlPr>
+          </m:sSubPr>
+          <m:e>
+            <m:acc>
+              <m:accPr>
+                <m:chr m:val="̂"/>
+                <m:ctrlPr>
+                  <w:rPr>
+                    <w:rFonts w:ascii="Cambria Math" w:hAnsi="Cambria Math"/>
+                  </w:rPr>
+                </m:ctrlPr>
+              </m:accPr>
+              <m:e>
+                <m:r>
+                  <w:rPr>
+                    <w:rFonts w:ascii="Cambria Math" w:hAnsi="Cambria Math"/>
+                  </w:rPr>
+                  <m:t>y</m:t>
+                </m:r>
+              </m:e>
+            </m:acc>
+          </m:e>
+          <m:sub>
+            <m:r>
+              <w:rPr>
+                <w:rFonts w:ascii="Cambria Math" w:hAnsi="Cambria Math"/>
+              </w:rPr>
+              <m:t>ij</m:t>
+            </m:r>
+          </m:sub>
+        </m:sSub>
+      </m:oMath>
+      <w:r>
+        <w:rPr>
+          <w:lang w:val="ru-RU"/>
+        </w:rPr>
+        <w:t xml:space="preserve"> — предсказанное остаточное время до порога.</w:t>
+      </w:r>
     </w:p>
     <w:p>
       <w:pPr>

--- a/Тамразов_v3.docx
+++ b/Тамразов_v3.docx
@@ -13370,7 +13370,7 @@
       </w:r>
       <w:proofErr w:type="spellEnd"/>
       <w:r>
-        <w:t xml:space="preserve"> (MCR) – достигает максимума: при переходе от интенсивности LT−10% к уровню LT MCR снижается на 30%, а у тренированных спортсменов MCR при LT был на 34% выше, чем у нетренированных (62,5 против 46,5 мл·кг⁻¹·мин⁻¹, p&lt;0,05). Таким образом, порог отражает не просто момент появления </w:t>
+        <w:t xml:space="preserve"> (MCR) – достигает максимума: при переходе от интенсивности LT−10 % к уровню LT MCR снижается на 30 %, а у тренированных спортсменов MCR при LT был на 34 % выше, чем у нетренированных (62,5 против 46,5 мл·кг⁻¹·мин⁻¹, p&lt;0,05). Таким образом, порог отражает не просто момент появления </w:t>
       </w:r>
       <w:proofErr w:type="spellStart"/>
       <w:r>
@@ -13378,7 +13378,7 @@
       </w:r>
       <w:proofErr w:type="spellEnd"/>
       <w:r>
-        <w:t xml:space="preserve">, а точку ограничения его клиренса. Примерно 70–80% утилизируемого </w:t>
+        <w:t xml:space="preserve">, а точку ограничения его клиренса. Примерно 70–80 % утилизируемого </w:t>
       </w:r>
       <w:proofErr w:type="spellStart"/>
       <w:r>
@@ -13386,7 +13386,7 @@
       </w:r>
       <w:proofErr w:type="spellEnd"/>
       <w:r>
-        <w:t xml:space="preserve"> окисляется непосредственно, а 20–30% служат субстратом для </w:t>
+        <w:t xml:space="preserve"> окисляется непосредственно, а 20–30 % служат субстратом для </w:t>
       </w:r>
       <w:proofErr w:type="spellStart"/>
       <w:r>
@@ -13406,7 +13406,7 @@
       </w:r>
       <w:r>
         <w:lastRenderedPageBreak/>
-        <w:t xml:space="preserve">мышечной ткани на 118%, что сопровождается повышением скорости выхода </w:t>
+        <w:t xml:space="preserve">мышечной ткани на 118 %, что сопровождается повышением скорости выхода </w:t>
       </w:r>
       <w:proofErr w:type="spellStart"/>
       <w:r>
@@ -13522,7 +13522,7 @@
       </w:r>
       <w:proofErr w:type="spellEnd"/>
       <w:r>
-        <w:t xml:space="preserve"> – у молодых здоровых испытуемых VT1 наступает при 59,4% </w:t>
+        <w:t xml:space="preserve"> – у молодых здоровых испытуемых VT1 наступает при 59,4 % </w:t>
       </w:r>
       <w:proofErr w:type="spellStart"/>
       <w:r>
@@ -13530,7 +13530,7 @@
       </w:r>
       <w:proofErr w:type="spellEnd"/>
       <w:r>
-        <w:t xml:space="preserve"> [6]. Второй порог (VT2/LT2) маркирует исчерпание буферной ёмкости и начало дыхательной компенсации метаболического ацидоза; в той же популяции VT2 соответствовал 86,1% </w:t>
+        <w:t xml:space="preserve"> [6]. Второй порог (VT2/LT2) маркирует исчерпание буферной ёмкости и начало дыхательной компенсации метаболического ацидоза; в той же популяции VT2 соответствовал 86,1 % </w:t>
       </w:r>
       <w:proofErr w:type="spellStart"/>
       <w:r>
@@ -13562,7 +13562,7 @@
       </w:r>
       <w:proofErr w:type="spellEnd"/>
       <w:r>
-        <w:t xml:space="preserve"> [7] показали, что у части испытуемых LT наступает уже при ~30% </w:t>
+        <w:t xml:space="preserve"> [7] показали, что у части испытуемых LT наступает уже при ~30 % </w:t>
       </w:r>
       <w:proofErr w:type="spellStart"/>
       <w:r>
@@ -13570,7 +13570,7 @@
       </w:r>
       <w:proofErr w:type="spellEnd"/>
       <w:r>
-        <w:t xml:space="preserve">, опережая VT (~38% </w:t>
+        <w:t xml:space="preserve">, опережая VT (~38 % </w:t>
       </w:r>
       <w:proofErr w:type="spellStart"/>
       <w:r>
@@ -13622,7 +13622,7 @@
       </w:r>
       <w:proofErr w:type="spellEnd"/>
       <w:r>
-        <w:t xml:space="preserve"> [8] в исследовании 188 мужчин и 52 женщин рабочих специальностей показали, что 95,4% выполняли обычную профессиональную деятельность при интенсивности ниже LT1: именно этот порог является физиологическим верхним пределом для продолжительной тяжёлой работы длительностью до 8 часов. Превышение LT1 сопровождается ростом концентрации катехоламинов и активацией симпатической нервной системы, что ускоряет развитие утомления. Таким образом, точное определение обоих порогов критично как в контексте управления тренировочным процессом, так и при оценке функциональных возможностей человека.</w:t>
+        <w:t xml:space="preserve"> [8] в исследовании 188 мужчин и 52 женщин рабочих специальностей показали, что 95,4 % выполняли обычную профессиональную деятельность при интенсивности ниже LT1: именно этот порог является физиологическим верхним пределом для продолжительной тяжёлой работы длительностью до 8 часов. Превышение LT1 сопровождается ростом концентрации катехоламинов и активацией симпатической нервной системы, что ускоряет развитие утомления. Таким образом, точное определение обоих порогов критично как в контексте управления тренировочным процессом, так и при оценке функциональных возможностей человека.</w:t>
       </w:r>
     </w:p>
     <w:p>
@@ -13837,7 +13837,7 @@
       </w:r>
       <w:proofErr w:type="spellEnd"/>
       <w:r>
-        <w:t xml:space="preserve"> и соавторов [9], в которой была обнаружена высокая корреляция между ЭМГ-порогом по интегрированной ЭМГ (IEMG-AT) и кровяным анаэробным порогом (r=0,921, p&lt;0,001, n=10). В той же работе было показано, что значимое увеличение ширины частотной полосы FRQ70% (полоса на уровне 70% пиковой частоты спектра) происходит непосредственно после достижения кровяного анаэробного порога (</w:t>
+        <w:t xml:space="preserve"> и соавторов [9], в которой была обнаружена высокая корреляция между ЭМГ-порогом по интегрированной ЭМГ (IEMG-AT) и кровяным анаэробным порогом (r=0,921, p&lt;0,001, n=10). В той же работе было показано, что значимое увеличение ширины частотной полосы FRQ70% (полоса на уровне 70 % пиковой частоты спектра) происходит непосредственно после достижения кровяного анаэробного порога (</w:t>
       </w:r>
       <w:proofErr w:type="spellStart"/>
       <w:r>
@@ -13953,7 +13953,7 @@
       </w:r>
       <w:proofErr w:type="spellEnd"/>
       <w:r>
-        <w:t xml:space="preserve"> [10] при изометрических нагрузках 50% и 75% MVC обнаружили значимую отрицательную корреляцию между длительностью быстрой фазы снижения NIRS-сигнала и наклоном MNF ЭМГ, что подтверждает взаимосвязь между электрической активностью и локальной </w:t>
+        <w:t xml:space="preserve"> [10] при изометрических нагрузках 50 % и 75 % MVC обнаружили значимую отрицательную корреляцию между длительностью быстрой фазы снижения NIRS-сигнала и наклоном MNF ЭМГ, что подтверждает взаимосвязь между электрической активностью и локальной </w:t>
       </w:r>
       <w:proofErr w:type="spellStart"/>
       <w:r>
@@ -14074,7 +14074,7 @@
       </w:r>
       <w:proofErr w:type="spellEnd"/>
       <w:r>
-        <w:t xml:space="preserve"> – около 3%, что значительно превышает </w:t>
+        <w:t xml:space="preserve"> – около 3 %, что значительно превышает </w:t>
       </w:r>
       <w:proofErr w:type="spellStart"/>
       <w:r>
@@ -14126,7 +14126,7 @@
       </w:r>
       <w:proofErr w:type="spellEnd"/>
       <w:r>
-        <w:t xml:space="preserve"> с соавторами [13], в котором на 25 велосипедистах одновременно регистрировались NIRS на VL, ЭМГ на VL, RF и BF, а также газоаналитические показатели в инкрементальном тесте. Авторы установили, что ЭМГ-порог по VL наступает значимо позже VT2 (89±5% от пиковой нагрузки; p&lt;0,05, d&gt;0,6), ЭМГ-порог по RF располагался около 82±14% нагрузки, тогда как мышечный NIRS </w:t>
+        <w:t xml:space="preserve"> с соавторами [13], в котором на 25 велосипедистах одновременно регистрировались NIRS на VL, ЭМГ на VL, RF и BF, а также газоаналитические показатели в инкрементальном тесте. Авторы установили, что ЭМГ-порог по VL наступает значимо позже VT2 (89±5 % от пиковой нагрузки; p&lt;0,05, d&gt;0,6), ЭМГ-порог по RF располагался около 82±14 % нагрузки, тогда как мышечный NIRS </w:t>
       </w:r>
       <w:proofErr w:type="spellStart"/>
       <w:r>
@@ -14134,7 +14134,7 @@
       </w:r>
       <w:proofErr w:type="spellEnd"/>
       <w:r>
-        <w:t xml:space="preserve"> совпадает с VT2 (около 78–80% нагрузки). Полученный временной градиент означает, что NIRS реагирует на метаболические события второго порога раньше, чем ЭМГ способна отразить </w:t>
+        <w:t xml:space="preserve"> совпадает с VT2 (около 78–80 % нагрузки). Полученный временной градиент означает, что NIRS реагирует на метаболические события второго порога раньше, чем ЭМГ способна отразить </w:t>
       </w:r>
       <w:proofErr w:type="spellStart"/>
       <w:r>
@@ -14605,7 +14605,7 @@
       </w:r>
       <w:proofErr w:type="spellEnd"/>
       <w:r>
-        <w:t xml:space="preserve"> на наборе WI и классических признаков достиг точности 98% на m. </w:t>
+        <w:t xml:space="preserve"> на наборе WI и классических признаков достиг точности 98 % на m. </w:t>
       </w:r>
       <w:proofErr w:type="spellStart"/>
       <w:r>
@@ -14621,7 +14621,7 @@
       </w:r>
       <w:proofErr w:type="spellEnd"/>
       <w:r>
-        <w:t xml:space="preserve">, 97% на m. </w:t>
+        <w:t xml:space="preserve">, 97 % на m. </w:t>
       </w:r>
       <w:proofErr w:type="spellStart"/>
       <w:r>
@@ -14637,7 +14637,7 @@
       </w:r>
       <w:proofErr w:type="spellEnd"/>
       <w:r>
-        <w:t xml:space="preserve"> и 94% на m. </w:t>
+        <w:t xml:space="preserve"> и 94 % на m. </w:t>
       </w:r>
       <w:proofErr w:type="spellStart"/>
       <w:r>
@@ -14669,7 +14669,7 @@
       </w:r>
       <w:proofErr w:type="spellEnd"/>
       <w:r>
-        <w:t xml:space="preserve"> точность составила лишь 9%, а изменения классических индексов (</w:t>
+        <w:t xml:space="preserve"> точность составила лишь 9 %, а изменения классических индексов (</w:t>
       </w:r>
       <w:proofErr w:type="spellStart"/>
       <w:r>
@@ -14757,7 +14757,7 @@
       </w:r>
       <w:proofErr w:type="spellEnd"/>
       <w:r>
-        <w:t xml:space="preserve"> испытаний при трёх интенсивностях – 73%, 100% и 133% </w:t>
+        <w:t xml:space="preserve"> испытаний при трёх интенсивностях – 73 %, 100 % и 133 % </w:t>
       </w:r>
       <w:proofErr w:type="spellStart"/>
       <w:r>
@@ -14765,7 +14765,7 @@
       </w:r>
       <w:proofErr w:type="spellEnd"/>
       <w:r>
-        <w:t xml:space="preserve"> – и обнаружили, что при 133% </w:t>
+        <w:t xml:space="preserve"> – и обнаружили, что при 133 % </w:t>
       </w:r>
       <w:proofErr w:type="spellStart"/>
       <w:r>
@@ -14789,7 +14789,7 @@
       </w:r>
       <w:proofErr w:type="spellEnd"/>
       <w:r>
-        <w:t xml:space="preserve"> нагрузки как качественно отличный от 100% </w:t>
+        <w:t xml:space="preserve"> нагрузки как качественно отличный от 100 % </w:t>
       </w:r>
       <w:proofErr w:type="spellStart"/>
       <w:r>
@@ -14841,7 +14841,7 @@
       </w:r>
       <w:proofErr w:type="spellEnd"/>
       <w:r>
-        <w:t xml:space="preserve">-разложение совместно с корреляционной размерностью (нелинейной мерой сложности динамической системы): на 3-м уровне декомпозиции при двух каналах ЭМГ предплечья достигнута 100% точность классификации четырёх двигательных паттернов, что превзошло методы без </w:t>
+        <w:t xml:space="preserve">-разложение совместно с корреляционной размерностью (нелинейной мерой сложности динамической системы): на 3-м уровне декомпозиции при двух каналах ЭМГ предплечья достигнута 100 % точность классификации четырёх двигательных паттернов, что превзошло методы без </w:t>
       </w:r>
       <w:proofErr w:type="spellStart"/>
       <w:r>
@@ -14889,7 +14889,7 @@
       </w:r>
       <w:proofErr w:type="spellEnd"/>
       <w:r>
-        <w:t xml:space="preserve">-уровни с последующим добавлением шума на каждый уровень и реконструкцией обеспечивает прирост точности классификации до +16% на двух эталонных </w:t>
+        <w:t xml:space="preserve">-уровни с последующим добавлением шума на каждый уровень и реконструкцией обеспечивает прирост точности классификации до +16 % на двух эталонных </w:t>
       </w:r>
       <w:proofErr w:type="spellStart"/>
       <w:r>
@@ -15294,7 +15294,7 @@
       </w:r>
       <w:proofErr w:type="spellEnd"/>
       <w:r>
-        <w:t xml:space="preserve"> в пределах 95% CI. </w:t>
+        <w:t xml:space="preserve"> в пределах 95 % CI. </w:t>
       </w:r>
       <w:proofErr w:type="spellStart"/>
       <w:r>
@@ -15389,7 +15389,7 @@
       </w:r>
       <w:proofErr w:type="spellEnd"/>
       <w:r>
-        <w:t xml:space="preserve">) (r=0,79, p&lt;0,001, n=14) и наступает практически одновременно с ним (незначимая тенденция к более раннему появлению), что отражает тесную связь локального мышечного метаболизма с системным газообменом. При этом оба параметра предсказывают время до истощения при 90% </w:t>
+        <w:t xml:space="preserve">) (r=0,79, p&lt;0,001, n=14) и наступает практически одновременно с ним (незначимая тенденция к более раннему появлению), что отражает тесную связь локального мышечного метаболизма с системным газообменом. При этом оба параметра предсказывают время до истощения при 90 % </w:t>
       </w:r>
       <w:proofErr w:type="spellStart"/>
       <w:r>
@@ -15569,7 +15569,7 @@
       </w:r>
       <w:proofErr w:type="spellEnd"/>
       <w:r>
-        <w:t xml:space="preserve">₂ (r=0,86, RMSE=3,4%), а </w:t>
+        <w:t xml:space="preserve">₂ (r=0,86, RMSE=3,4 %), а </w:t>
       </w:r>
       <w:proofErr w:type="spellStart"/>
       <w:r>
@@ -15628,7 +15628,7 @@
       </w:r>
       <w:proofErr w:type="spellEnd"/>
       <w:r>
-        <w:t xml:space="preserve"> (TEE=8,6 Вт, 4,4%; 95% </w:t>
+        <w:t xml:space="preserve"> (TEE=8,6 Вт, 4,4 %; 95 % </w:t>
       </w:r>
       <w:proofErr w:type="spellStart"/>
       <w:r>
@@ -15696,7 +15696,7 @@
       </w:r>
       <w:r>
         <w:lastRenderedPageBreak/>
-        <w:t xml:space="preserve">показали, что ATT объясняет около 80% </w:t>
+        <w:t xml:space="preserve">показали, что ATT объясняет около 80 % </w:t>
       </w:r>
       <w:proofErr w:type="spellStart"/>
       <w:r>
@@ -16008,7 +16008,7 @@
       </w:r>
       <w:proofErr w:type="spellEnd"/>
       <w:r>
-        <w:t xml:space="preserve"> [29] обобщили накопленные к тому моменту данные: DFA-α1 = 0,75 ассоциирован с аэробным порогом (VT1) и получил обозначение «HRV-порог» (HRVT), а DFA-α1 = 0,50 соответствует анаэробному порогу (VT2/HRVT2). Практически это снижает зависимость признака от абсолютного масштаба измерений и упрощает его включение в ML-модель: DFA-α1 можно использовать как единый относительный показатель в разных протоколах и у спортсменов разного уровня, хотя индивидуальная вариабельность реакции сохраняется [29]. Алгоритм расчёта реализован в скользящем окне (рекомендуемый диапазон 4–16 ударов) с обновлением каждые 5 секунд, что делает его применимым для мониторинга в реальном времени. Коррекция артефактов RR при уровне менее 3% не приводит к значимому смещению HRVT, что обеспечивает практическую устойчивость метода [29].</w:t>
+        <w:t xml:space="preserve"> [29] обобщили накопленные к тому моменту данные: DFA-α1 = 0,75 ассоциирован с аэробным порогом (VT1) и получил обозначение «HRV-порог» (HRVT), а DFA-α1 = 0,50 соответствует анаэробному порогу (VT2/HRVT2). Практически это снижает зависимость признака от абсолютного масштаба измерений и упрощает его включение в ML-модель: DFA-α1 можно использовать как единый относительный показатель в разных протоколах и у спортсменов разного уровня, хотя индивидуальная вариабельность реакции сохраняется [29]. Алгоритм расчёта реализован в скользящем окне (рекомендуемый диапазон 4–16 ударов) с обновлением каждые 5 секунд, что делает его применимым для мониторинга в реальном времени. Коррекция артефактов RR при уровне менее 3 % не приводит к значимому смещению HRVT, что обеспечивает практическую устойчивость метода [29].</w:t>
       </w:r>
     </w:p>
     <w:p>
@@ -16032,7 +16032,7 @@
       </w:r>
       <w:proofErr w:type="spellEnd"/>
       <w:r>
-        <w:t xml:space="preserve"> (n=11): после тяжёлой беговой тренировки DFA-α1 во время стандартизованной разминки при 90% VT1 значимо снижался (p=0,001, d=−1,44), тогда как </w:t>
+        <w:t xml:space="preserve"> (n=11): после тяжёлой беговой тренировки DFA-α1 во время стандартизованной разминки при 90 % VT1 значимо снижался (p=0,001, d=−1,44), тогда как </w:t>
       </w:r>
       <w:r>
         <w:lastRenderedPageBreak/>
@@ -16044,7 +16044,7 @@
         <w:ind w:firstLine="708"/>
       </w:pPr>
       <w:r>
-        <w:t xml:space="preserve">Принципиальные ограничения метода DFA-α1 связаны с требованиями к качеству RR-сигнала и стационарности нагрузки. Первое: метод требует достаточной длины окна для надёжного оценивания фрактального показателя – рекомендованный диапазон составляет 4–16 ударов (порядка 2 минут при ЧСС 120–160 уд/мин), что ограничивает временное разрешение при онлайн-применении. Второе: при наличии артефактов RR (&gt;3%) необходима коррекция, а при высоком уровне шума надёжность оценок снижается. Третье: метод показывает высокую </w:t>
+        <w:t xml:space="preserve">Принципиальные ограничения метода DFA-α1 связаны с требованиями к качеству RR-сигнала и стационарности нагрузки. Первое: метод требует достаточной длины окна для надёжного оценивания фрактального показателя – рекомендованный диапазон составляет 4–16 ударов (порядка 2 минут при ЧСС 120–160 уд/мин), что ограничивает временное разрешение при онлайн-применении. Второе: при наличии артефактов RR (&gt;3 %) необходима коррекция, а при высоком уровне шума надёжность оценок снижается. Третье: метод показывает высокую </w:t>
       </w:r>
       <w:proofErr w:type="spellStart"/>
       <w:r>
@@ -16076,7 +16076,7 @@
       </w:r>
       <w:proofErr w:type="spellEnd"/>
       <w:r>
-        <w:t xml:space="preserve"> и соавторов [31], охватывающем 50 исследований и 1160 субъектов. Согласно результатам мета-анализа, HRVT1 не отличался значимо от LT1/VT1 (стандартизованная средняя разность SMD=0,08 при незначимом значении), а коэффициент корреляции составил r=0,85 (95% CI 0,75–0,91). Для второго порога HRVT2 </w:t>
+        <w:t xml:space="preserve"> и соавторов [31], охватывающем 50 исследований и 1160 субъектов. Согласно результатам мета-анализа, HRVT1 не отличался значимо от LT1/VT1 (стандартизованная средняя разность SMD=0,08 при незначимом значении), а коэффициент корреляции составил r=0,85 (95 % CI 0,75–0,91). Для второго порога HRVT2 </w:t>
       </w:r>
       <w:proofErr w:type="spellStart"/>
       <w:r>
@@ -16084,7 +16084,7 @@
       </w:r>
       <w:proofErr w:type="spellEnd"/>
       <w:r>
-        <w:t xml:space="preserve"> LT2/VT2 величины оказались соизмеримыми: SMD=−0,06 (незначимо), r=0,85 (95% CI 0,80–0,89). Принципиально важным выводом является то, что характеристики субъектов, тип эргометра, начальная мощность и шаг нагрузки не влияют на точность определения HRVT – метод устойчив к вариациям протокола; HRVT2 несколько лучше определяется при коротких ступенях нагрузки. Таким образом, мета-анализ показывает, что HRV-пороги в среднем хорошо воспроизводят </w:t>
+        <w:t xml:space="preserve"> LT2/VT2 величины оказались соизмеримыми: SMD=−0,06 (незначимо), r=0,85 (95 % CI 0,80–0,89). Принципиально важным выводом является то, что характеристики субъектов, тип эргометра, начальная мощность и шаг нагрузки не влияют на точность определения HRVT – метод устойчив к вариациям протокола; HRVT2 несколько лучше определяется при коротких ступенях нагрузки. Таким образом, мета-анализ показывает, что HRV-пороги в среднем хорошо воспроизводят </w:t>
       </w:r>
       <w:proofErr w:type="spellStart"/>
       <w:r>
@@ -16435,7 +16435,7 @@
       </w:r>
       <w:proofErr w:type="spellEnd"/>
       <w:r>
-        <w:t xml:space="preserve">, возрастала с ~32% в покое до ~66% при максимальной нагрузке. Это указывало на более быстрый перенос </w:t>
+        <w:t xml:space="preserve">, возрастала с ~32 % в покое до ~66 % при максимальной нагрузке. Это указывало на более быстрый перенос </w:t>
       </w:r>
       <w:proofErr w:type="spellStart"/>
       <w:r>
@@ -16650,7 +16650,7 @@
       </w:r>
       <w:proofErr w:type="spellEnd"/>
       <w:r>
-        <w:t xml:space="preserve"> из крови и использует его как энергетический субстрат: около 95% поглощённого </w:t>
+        <w:t xml:space="preserve"> из крови и использует его как энергетический субстрат: около 95 % поглощённого </w:t>
       </w:r>
       <w:proofErr w:type="spellStart"/>
       <w:r>
@@ -16826,7 +16826,7 @@
       </w:r>
       <w:proofErr w:type="spellEnd"/>
       <w:r>
-        <w:t xml:space="preserve"> [4] установили, что семидневная тренировка увеличивает содержание MCT1 в мышце на 118%, а наклон регрессии мышца–</w:t>
+        <w:t xml:space="preserve"> [4] установили, что семидневная тренировка увеличивает содержание MCT1 в мышце на 118 %, а наклон регрессии мышца–</w:t>
       </w:r>
       <w:proofErr w:type="spellStart"/>
       <w:r>
@@ -16838,7 +16838,7 @@
       </w:r>
       <w:r>
         <w:lastRenderedPageBreak/>
-        <w:t xml:space="preserve">вена возрастает на 33%, что отражает ускорение экструзии </w:t>
+        <w:t xml:space="preserve">вена возрастает на 33 %, что отражает ускорение экструзии </w:t>
       </w:r>
       <w:proofErr w:type="spellStart"/>
       <w:r>
@@ -17304,7 +17304,7 @@
       </w:r>
       <w:proofErr w:type="spellEnd"/>
       <w:r>
-        <w:t xml:space="preserve">) – объясняет не менее 98% вариации мощности на LT2 у молодых велосипедистов (ICC≥0,961). При определении </w:t>
+        <w:t xml:space="preserve">) – объясняет не менее 98 % вариации мощности на LT2 у молодых велосипедистов (ICC≥0,961). При определении </w:t>
       </w:r>
       <w:proofErr w:type="spellStart"/>
       <w:r>
@@ -17312,7 +17312,7 @@
       </w:r>
       <w:proofErr w:type="spellEnd"/>
       <w:r>
-        <w:t xml:space="preserve"> при 90% LT2 точность достигала ICC≥0,986. Вклад </w:t>
+        <w:t xml:space="preserve"> при 90 % LT2 точность достигала ICC≥0,986. Вклад </w:t>
       </w:r>
       <w:proofErr w:type="spellStart"/>
       <w:r>
@@ -17320,7 +17320,7 @@
       </w:r>
       <w:proofErr w:type="spellEnd"/>
       <w:r>
-        <w:t xml:space="preserve"> составлял 62–67% от общего R², тогда как включение </w:t>
+        <w:t xml:space="preserve"> составлял 62–67 % от общего R², тогда как включение </w:t>
       </w:r>
       <w:proofErr w:type="spellStart"/>
       <w:r>
@@ -18053,7 +18053,7 @@
       </w:r>
       <w:proofErr w:type="spellEnd"/>
       <w:r>
-        <w:t xml:space="preserve"> и соавторы [48] реализовали TCN-архитектуру для посекундного предсказания VO₂ из четырёх сигналов умной рубашки (ЧСС, резерв ЧСС, частота дыхания, минутная вентиляция) и мощности нагрузки у 22 участников на велоэргометре. Авторами было установлено, что оптимальная длина истории составляет 218 секунд, а при 187, 97 и 76 секундах отклонение модели от лучшей конфигурации не превышало 3% – TCN устойчива к выбору длины рецептивного поля. Точность модели достигла −22 мл/мин (95% CI [−262, 218]) по всем диапазонам интенсивности; классификация интенсивности (</w:t>
+        <w:t xml:space="preserve"> и соавторы [48] реализовали TCN-архитектуру для посекундного предсказания VO₂ из четырёх сигналов умной рубашки (ЧСС, резерв ЧСС, частота дыхания, минутная вентиляция) и мощности нагрузки у 22 участников на велоэргометре. Авторами было установлено, что оптимальная длина истории составляет 218 секунд, а при 187, 97 и 76 секундах отклонение модели от лучшей конфигурации не превышало 3 % – TCN устойчива к выбору длины рецептивного поля. Точность модели достигла −22 мл/мин (95 % CI [−262, 218]) по всем диапазонам интенсивности; классификация интенсивности (</w:t>
       </w:r>
       <w:proofErr w:type="spellStart"/>
       <w:r>
@@ -18077,7 +18077,7 @@
       </w:r>
       <w:proofErr w:type="spellEnd"/>
       <w:r>
-        <w:t xml:space="preserve">) на основе предсказанного VO₂ – 94,1%. Прямое сравнение показало превосходство TCN над LSTM и </w:t>
+        <w:t xml:space="preserve">) на основе предсказанного VO₂ – 94,1 %. Прямое сравнение показало превосходство TCN над LSTM и </w:t>
       </w:r>
       <w:proofErr w:type="spellStart"/>
       <w:r>
@@ -18238,7 +18238,7 @@
         <w:rPr>
           <w:iCs/>
         </w:rPr>
-        <w:t xml:space="preserve"> как технику аугментации при обучении CNN на ЭМГ и получили прирост точности до +16% – что косвенно подтверждает эффективность </w:t>
+        <w:t xml:space="preserve"> как технику аугментации при обучении CNN на ЭМГ и получили прирост точности до +16 % – что косвенно подтверждает эффективность </w:t>
       </w:r>
       <w:proofErr w:type="spellStart"/>
       <w:r>
@@ -18566,7 +18566,7 @@
       </w:r>
       <w:proofErr w:type="spellEnd"/>
       <w:r>
-        <w:t xml:space="preserve">) – обеспечивают прирост точности классификации до +16% на двух эталонных </w:t>
+        <w:t xml:space="preserve">) – обеспечивают прирост точности классификации до +16 % на двух эталонных </w:t>
       </w:r>
       <w:proofErr w:type="spellStart"/>
       <w:r>
@@ -19130,7 +19130,7 @@
       </w:r>
       <w:proofErr w:type="spellEnd"/>
       <w:r>
-        <w:t xml:space="preserve"> вносит наибольший вклад в мощность на LT2 (62–67% R²), что согласуется с общей физиологией: чем выше аэробная ёмкость, тем при более высокой абсолютной мощности наступает порог.</w:t>
+        <w:t xml:space="preserve"> вносит наибольший вклад в мощность на LT2 (62–67 % R²), что согласуется с общей физиологией: чем выше аэробная ёмкость, тем при более высокой абсолютной мощности наступает порог.</w:t>
       </w:r>
     </w:p>
     <w:p>
@@ -20311,7 +20311,7 @@
       </w:r>
       <w:proofErr w:type="spellEnd"/>
       <w:r>
-        <w:t xml:space="preserve">/л и погрешностью измерения менее 2%. Результаты </w:t>
+        <w:t xml:space="preserve">/л и погрешностью измерения менее 2 %. Результаты </w:t>
       </w:r>
       <w:proofErr w:type="spellStart"/>
       <w:r>
@@ -21693,7 +21693,7 @@
       </w:r>
       <w:proofErr w:type="spellEnd"/>
       <w:r>
-        <w:t xml:space="preserve"> артефактов RR: интервалы, отклоняющиеся более чем на 20% от скользящей медианы в окне 5 </w:t>
+        <w:t xml:space="preserve"> артефактов RR: интервалы, отклоняющиеся более чем на 20 % от скользящей медианы в окне 5 </w:t>
       </w:r>
       <w:proofErr w:type="spellStart"/>
       <w:r>
@@ -27469,7 +27469,7 @@
         <w:ind w:firstLine="709"/>
       </w:pPr>
       <w:r>
-        <w:t xml:space="preserve">По умолчанию анализируются уровни α = 0,2 и α = 0,3, то есть интервалы покрытия 80% и 70%. Более строгие уровни покрытия при N = 18 быстро вырождаются в почти тривиальные интервалы, близкие к использованию максимальной ошибки, поэтому они не рассматриваются как основной рабочий режим финального </w:t>
+        <w:t xml:space="preserve">По умолчанию анализируются уровни α = 0,2 и α = 0,3, то есть интервалы покрытия 80 % и 70 %. Более строгие уровни покрытия при N = 18 быстро вырождаются в почти тривиальные интервалы, близкие к использованию максимальной ошибки, поэтому они не рассматриваются как основной рабочий режим финального </w:t>
       </w:r>
       <w:proofErr w:type="spellStart"/>
       <w:r>
@@ -28926,7 +28926,7 @@
       </w:r>
       <w:proofErr w:type="spellEnd"/>
       <w:r>
-        <w:t xml:space="preserve"> в большинстве случаев улучшает качество предсказания. Если сравнивать попарно совпадающие по архитектуре конфигурации, то вариант EMG+NIRS+HRV оказывается лучше чисто ЭМГ-постановки в 183 из 212 сопоставимых случаев (86,3%), а медианный выигрыш по ошибке локализации порога составляет 34,7 с. При сравнении EMG+NIRS с EMG+NIRS+HRV улучшение наблюдается уже в 91 из 96 сопоставимых конфигураций (94,8%), с медианным выигрышем 24,0 с. После поправки на множественные сравнения эти различия не сохраняют формальной значимости, однако направление эффекта оказывается исключительно устойчивым. Особенно заметно это при переходе от ЭМГ и ЭМГ+NIRS к конфигурации ЭМГ+NIRS+HRV. Такой выигрыш прослеживается как в классическом семействе, так и в рекуррентных и </w:t>
+        <w:t xml:space="preserve"> в большинстве случаев улучшает качество предсказания. Если сравнивать попарно совпадающие по архитектуре конфигурации, то вариант EMG+NIRS+HRV оказывается лучше чисто ЭМГ-постановки в 183 из 212 сопоставимых случаев (86,3 %), а медианный выигрыш по ошибке локализации порога составляет 34,7 с. При сравнении EMG+NIRS с EMG+NIRS+HRV улучшение наблюдается уже в 91 из 96 сопоставимых конфигураций (94,8 %), с медианным выигрышем 24,0 с. После поправки на множественные сравнения эти различия не сохраняют формальной значимости, однако направление эффекта оказывается исключительно устойчивым. Особенно заметно это при переходе от ЭМГ и ЭМГ+NIRS к конфигурации ЭМГ+NIRS+HRV. Такой выигрыш прослеживается как в классическом семействе, так и в рекуррентных и </w:t>
       </w:r>
       <w:proofErr w:type="spellStart"/>
       <w:r>
@@ -28954,7 +28954,7 @@
       </w:r>
       <w:r>
         <w:lastRenderedPageBreak/>
-        <w:t>чисто ЭМГ-постановки в 208 из 212 случаев (98,1%), а его преимущество над конфигурацией EMG+NIRS наблюдается в 94 из 96 случаев (97,9%). Медианный выигрыш при этих переходах составляет 54,0 и 44,1 с соответственно. При этом внутри классического семейства HRV-</w:t>
+        <w:t>чисто ЭМГ-постановки в 208 из 212 случаев (98,1 %), а его преимущество над конфигурацией EMG+NIRS наблюдается в 94 из 96 случаев (97,9 %). Медианный выигрыш при этих переходах составляет 54,0 и 44,1 с соответственно. При этом внутри классического семейства HRV-</w:t>
       </w:r>
       <w:proofErr w:type="spellStart"/>
       <w:r>
@@ -28970,7 +28970,7 @@
       </w:r>
       <w:proofErr w:type="spellEnd"/>
       <w:r>
-        <w:t xml:space="preserve"> вариантов в 36 из 58 сопоставимых случаев (62,1%), а медианное преимущество HRV составляет 12,6 с. Поэтому </w:t>
+        <w:t xml:space="preserve"> вариантов в 36 из 58 сопоставимых случаев (62,1 %), а медианное преимущество HRV составляет 12,6 с. Поэтому </w:t>
       </w:r>
       <w:proofErr w:type="spellStart"/>
       <w:r>
@@ -31073,7 +31073,7 @@
       </w:r>
       <w:proofErr w:type="spellEnd"/>
       <w:r>
-        <w:t xml:space="preserve"> конфигурации с ЭМГ, NIRS и HRV, а основной вклад в прогноз вносит блок ЭМГ-признаков. В среднем по финальному набору около 63% суммарного |SHAP| приходится на ЭМГ и ещё около 21% — на NIRS, тогда как доля HRV составляет лишь около 5%. На втором месте по важности устойчиво находится NIRS, тогда как вклад HRV и составных признаков оказывается заметно меньше. Такой результат хорошо согласуется с общей логикой первого порога: в его окрестности модель прежде всего использует локальные мышечные и </w:t>
+        <w:t xml:space="preserve"> конфигурации с ЭМГ, NIRS и HRV, а основной вклад в прогноз вносит блок ЭМГ-признаков. В среднем по финальному набору около 63 % суммарного |SHAP| приходится на ЭМГ и ещё около 21 % — на NIRS, тогда как доля HRV составляет лишь около 5 %. На втором месте по важности устойчиво находится NIRS, тогда как вклад HRV и составных признаков оказывается заметно меньше. Такой результат хорошо согласуется с общей логикой первого порога: в его окрестности модель прежде всего использует локальные мышечные и </w:t>
       </w:r>
       <w:proofErr w:type="spellStart"/>
       <w:r>
@@ -31125,7 +31125,7 @@
       </w:r>
       <w:proofErr w:type="spellEnd"/>
       <w:r>
-        <w:t xml:space="preserve"> конфигурацию LT2, то около 39% суммарного |SHAP| приходится на HRV, 28% — на составные признаки, 21% — на NIRS и лишь 12% — на ЭМГ. Следовательно, различие между LT1 и LT2 проявляется не только в составе лучших моделей, но и в структуре наиболее информативных признаков.</w:t>
+        <w:t xml:space="preserve"> конфигурацию LT2, то около 39 % суммарного |SHAP| приходится на HRV, 28 % — на составные признаки, 21 % — на NIRS и лишь 12 % — на ЭМГ. Следовательно, различие между LT1 и LT2 проявляется не только в составе лучших моделей, но и в структуре наиболее информативных признаков.</w:t>
       </w:r>
     </w:p>
     <w:p>
@@ -31311,7 +31311,7 @@
         <w:ind w:firstLine="709"/>
       </w:pPr>
       <w:r>
-        <w:t xml:space="preserve">Для LSTM-модели, соответствующей LT1, два градиентных метода дают практически совпадающую картину: на ЭМГ приходится 55,4% суммарного вклада по </w:t>
+        <w:t xml:space="preserve">Для LSTM-модели, соответствующей LT1, два градиентных метода дают практически совпадающую картину: на ЭМГ приходится 55,4 % суммарного вклада по </w:t>
       </w:r>
       <w:proofErr w:type="spellStart"/>
       <w:r>
@@ -31327,7 +31327,7 @@
       </w:r>
       <w:proofErr w:type="spellEnd"/>
       <w:r>
-        <w:t xml:space="preserve"> и 54,6% по </w:t>
+        <w:t xml:space="preserve"> и 54,6 % по </w:t>
       </w:r>
       <w:proofErr w:type="spellStart"/>
       <w:r>
@@ -31335,7 +31335,7 @@
       </w:r>
       <w:proofErr w:type="spellEnd"/>
       <w:r>
-        <w:t>, на NIRS — 25,0 и 25,4% соответственно, тогда как доля HRV не превышает 7,6%, а составных признаков — 6,5%. Метод маскирования даёт более сглаженный профиль: доля ЭМГ снижается до 36,5%, тогда как HRV и составные признаки возрастают до 15,3 и 14,2% соответственно. На уровне отдельных признаков при этом в верхних позициях оказываются главным образом NIRS- и составные признаки, что означает не слабость ЭМГ-блока, а более распределённый характер его вклада: важность ЭМГ размазывается по множеству нормализованных каналов, тогда как некоторые признаки NIRS и составные признаки формируют более выраженные локальные пики. По временной оси модель опирается не только на последнее окно, а на краткую предысторию сигнала, что подтверждает использование накопленного временного контекста, а не только самой свежей информации.</w:t>
+        <w:t>, на NIRS — 25,0 и 25,4 % соответственно, тогда как доля HRV не превышает 7,6 %, а составных признаков — 6,5 %. Метод маскирования даёт более сглаженный профиль: доля ЭМГ снижается до 36,5 %, тогда как HRV и составные признаки возрастают до 15,3 и 14,2 % соответственно. На уровне отдельных признаков при этом в верхних позициях оказываются главным образом NIRS- и составные признаки, что означает не слабость ЭМГ-блока, а более распределённый характер его вклада: важность ЭМГ размазывается по множеству нормализованных каналов, тогда как некоторые признаки NIRS и составные признаки формируют более выраженные локальные пики. По временной оси модель опирается не только на последнее окно, а на краткую предысторию сигнала, что подтверждает использование накопленного временного контекста, а не только самой свежей информации.</w:t>
       </w:r>
     </w:p>
     <w:p>
@@ -31367,7 +31367,7 @@
       </w:r>
       <w:proofErr w:type="spellEnd"/>
       <w:r>
-        <w:t xml:space="preserve"> на ЭМГ приходится 52,0 и 52,2% суммарного вклада, на NIRS — 23,6 и 23,3%, на HRV — 9,3 и 9,2%, а на составные признаки — около 7%. Однако при маскировании модальных блоков доля ЭМГ снижается до 28,6%, тогда как вклад HRV возрастает до 16,9%, а составных признаков — до 25,2%. Уже на уровне отдельных признаков наибольший вклад вносят показатели HRV и составные признаки. Это хорошо согласуется с более сложной структурой LT2, которая уже проявлялась и в классическом семействе. Дополнительная особенность TCN-модели состоит в том, что по временной оси возникает выраженный чередующийся рисунок с шагом порядка 15 секунд. Его нельзя трактовать как </w:t>
+        <w:t xml:space="preserve"> на ЭМГ приходится 52,0 и 52,2 % суммарного вклада, на NIRS — 23,6 и 23,3 %, на HRV — 9,3 и 9,2 %, а на составные признаки — около 7 %. Однако при маскировании модальных блоков доля ЭМГ снижается до 28,6 %, тогда как вклад HRV возрастает до 16,9 %, а составных признаков — до 25,2 %. Уже на уровне отдельных признаков наибольший вклад вносят показатели HRV и составные признаки. Это хорошо согласуется с более сложной структурой LT2, которая уже проявлялась и в классическом семействе. Дополнительная особенность TCN-модели состоит в том, что по временной оси возникает выраженный чередующийся рисунок с шагом порядка 15 секунд. Его нельзя трактовать как </w:t>
       </w:r>
       <w:r>
         <w:lastRenderedPageBreak/>
@@ -31411,7 +31411,7 @@
       </w:r>
       <w:proofErr w:type="spellEnd"/>
       <w:r>
-        <w:t xml:space="preserve"> следует рассматривать как внутреннюю проверку численной устойчивости, поскольку оба метода родственны по конструкции. Отдельную независимую проверку даёт только маскирование модальных блоков. При этом различия между подходами оказываются количественно существенными: для LSTM доля ЭМГ снижается с примерно 55% по градиентным методам до 36% при маскировании, а для TCN — с 52% до 29%, тогда как вклад составных признаков в TCN возрастает с 7% до 25%. В то же время и этот метод не является нейтральным арбитром важности: при коррелированных и частично избыточных входах, особенно между NIRS, HRV и составными признаками, отключение одного блока может частично компенсироваться другими. Поэтому расхождения между градиентными методами и маскированием нужно трактовать как метод-зависимую чувствительность анализа, а не как однозначное доказательство истинной важности соответствующей модальности.</w:t>
+        <w:t xml:space="preserve"> следует рассматривать как внутреннюю проверку численной устойчивости, поскольку оба метода родственны по конструкции. Отдельную независимую проверку даёт только маскирование модальных блоков. При этом различия между подходами оказываются количественно существенными: для LSTM доля ЭМГ снижается с примерно 55 % по градиентным методам до 36 % при маскировании, а для TCN — с 52 % до 29 %, тогда как вклад составных признаков в TCN возрастает с 7 % до 25 %. В то же время и этот метод не является нейтральным арбитром важности: при коррелированных и частично избыточных входах, особенно между NIRS, HRV и составными признаками, отключение одного блока может частично компенсироваться другими. Поэтому расхождения между градиентными методами и маскированием нужно трактовать как метод-зависимую чувствительность анализа, а не как однозначное доказательство истинной важности соответствующей модальности.</w:t>
       </w:r>
     </w:p>
     <w:p>
@@ -31802,7 +31802,7 @@
       </w:r>
       <w:proofErr w:type="spellEnd"/>
       <w:r>
-        <w:t xml:space="preserve"> моделей относительный размах MAE по сетке сдвигов в большинстве случаев также не превышает 3–5 %, за двумя исключениями на LT2: модель </w:t>
+        <w:t xml:space="preserve"> моделей относительный размах MAE по сетке сдвигов в большинстве случаев также не превышает 3–5 %, за двумя исключениями на LT2: модель </w:t>
       </w:r>
       <w:proofErr w:type="spellStart"/>
       <w:r>
@@ -31810,7 +31810,7 @@
       </w:r>
       <w:proofErr w:type="spellEnd"/>
       <w:r>
-        <w:t xml:space="preserve"> LSTM демонстрирует относительный размах 15.8 % (19.7 с) с устойчивым ростом MAE при Δ ≥ 135 с, что объясняется переносом скрытого состояния между </w:t>
+        <w:t xml:space="preserve"> LSTM демонстрирует относительный размах 15.8 % (19.7 с) с устойчивым ростом MAE при Δ ≥ 135 с, что объясняется переносом скрытого состояния между </w:t>
       </w:r>
       <w:proofErr w:type="spellStart"/>
       <w:r>
@@ -31826,7 +31826,7 @@
       </w:r>
       <w:proofErr w:type="spellEnd"/>
       <w:r>
-        <w:t xml:space="preserve">; модель TCN(DWT) демонстрирует относительный размах 13.7 % (15.8 с), причём при ненулевых сдвигах MAE улучшается на ~16 секунд, что может отражать дополнительную сходимость </w:t>
+        <w:t xml:space="preserve">; модель TCN(DWT) демонстрирует относительный размах 13.7 % (15.8 с), причём при ненулевых сдвигах MAE улучшается на ~16 секунд, что может отражать дополнительную сходимость </w:t>
       </w:r>
       <w:proofErr w:type="spellStart"/>
       <w:r>
@@ -31842,7 +31842,7 @@
       </w:r>
       <w:proofErr w:type="spellEnd"/>
       <w:r>
-        <w:t xml:space="preserve"> моделей не превышает 2.8 %.</w:t>
+        <w:t xml:space="preserve"> моделей не превышает 2.8 %.</w:t>
       </w:r>
     </w:p>
     <w:p>
@@ -41933,7 +41933,7 @@
         <w:ind w:firstLine="709"/>
       </w:pPr>
       <w:r>
-        <w:t>При номинальном уровне покрытия 80 % (требование, чтобы интервал с вероятностью 0.80 содержал истинное время до порога):</w:t>
+        <w:t>При номинальном уровне покрытия 80 % (требование, чтобы интервал с вероятностью 0.80 содержал истинное время до порога):</w:t>
       </w:r>
     </w:p>
     <w:p>
@@ -41945,7 +41945,7 @@
         </w:numPr>
       </w:pPr>
       <w:r>
-        <w:t>эмпирическое покрытие на текущей выборке составляет приблизительно 89 %, то есть превышает номинальный уровень;</w:t>
+        <w:t>эмпирическое покрытие на текущей выборке составляет приблизительно 89 %, то есть превышает номинальный уровень;</w:t>
       </w:r>
     </w:p>
     <w:p>
@@ -41965,7 +41965,7 @@
         <w:ind w:firstLine="709"/>
       </w:pPr>
       <w:r>
-        <w:t>При более мягком номинальном уровне покрытия 70 % эмпирическое покрытие также превышает номинальное (около 78 % против 70 %), а медианная ширина уменьшается, но остаётся значительной — порядка 540 секунд. При более строгих уровнях покрытия (90 % и выше) при выборке из 18 калибровочных испытуемых процедура теоретически ограничена и фактически сводится к максимальной наблюдаемой ошибке; такие уровни в работе не репортируются.</w:t>
+        <w:t>При более мягком номинальном уровне покрытия 70 % эмпирическое покрытие также превышает номинальное (около 78 % против 70 %), а медианная ширина уменьшается, но остаётся значительной — порядка 540 секунд. При более строгих уровнях покрытия (90 % и выше) при выборке из 18 калибровочных испытуемых процедура теоретически ограничена и фактически сводится к максимальной наблюдаемой ошибке; такие уровни в работе не репортируются.</w:t>
       </w:r>
     </w:p>
     <w:p>
@@ -42111,7 +42111,7 @@
               <w:rPr>
                 <w:lang w:val="ru-RU"/>
               </w:rPr>
-              <w:t>Ширина доверительного интервала (~780 секунд при 80 % покрытии)</w:t>
+              <w:t>Ширина доверительного интервала (~780 секунд при 80 % покрытии)</w:t>
             </w:r>
           </w:p>
         </w:tc>
@@ -42163,7 +42163,7 @@
         <w:ind w:firstLine="709"/>
       </w:pPr>
       <w:r>
-        <w:t>Конформная процедура поочерёдного исключения испытуемых обеспечивает формальную гарантию покрытия только за счёт ориентации фактически на наихудший случай в калибровочной выборке. Содержательно это означает следующее. При 18 калибровочных наблюдениях для гарантированного покрытия 80 % процедура вынуждена взять квантиль уровня примерно 0.88 из распределения индивидуальных ошибок. На выборке такого размера это почти эквивалентно тому, чтобы ориентироваться на одного-двух испытуемых с самой большой индивидуальной ошибкой: эти участники автоматически растягивают ширину интервала для всей выборки.</w:t>
+        <w:t>Конформная процедура поочерёдного исключения испытуемых обеспечивает формальную гарантию покрытия только за счёт ориентации фактически на наихудший случай в калибровочной выборке. Содержательно это означает следующее. При 18 калибровочных наблюдениях для гарантированного покрытия 80 % процедура вынуждена взять квантиль уровня примерно 0.88 из распределения индивидуальных ошибок. На выборке такого размера это почти эквивалентно тому, чтобы ориентироваться на одного-двух испытуемых с самой большой индивидуальной ошибкой: эти участники автоматически растягивают ширину интервала для всей выборки.</w:t>
       </w:r>
     </w:p>
     <w:p>
@@ -42171,7 +42171,7 @@
         <w:ind w:firstLine="709"/>
       </w:pPr>
       <w:r>
-        <w:t>Этот эффект имеет чисто статистическую природу и не связан с качеством самой точечной модели. С увеличением калибровочной выборки тот же номинальный уровень покрытия 80 % достигается за счёт квантиля более низкого порядка, и интервал сужается. Для получения практически узких индивидуальных интервалов при сохранении заявленного уровня покрытия требуется выборка существенно большего размера, чем доступна в задачах с детальным мультимодальным физиологическим сбором, и это относится к условию калибровки неопределённости, а не к ограничению самой модели.</w:t>
+        <w:t>Этот эффект имеет чисто статистическую природу и не связан с качеством самой точечной модели. С увеличением калибровочной выборки тот же номинальный уровень покрытия 80 % достигается за счёт квантиля более низкого порядка, и интервал сужается. Для получения практически узких индивидуальных интервалов при сохранении заявленного уровня покрытия требуется выборка существенно большего размера, чем доступна в задачах с детальным мультимодальным физиологическим сбором, и это относится к условию калибровки неопределённости, а не к ограничению самой модели.</w:t>
       </w:r>
     </w:p>
     <w:p>

--- a/Тамразов_v3.docx
+++ b/Тамразов_v3.docx
@@ -2644,7 +2644,7 @@
                 <w:szCs w:val="28"/>
                 <w:lang w:val="en-US" w:eastAsia="ru-RU"/>
               </w:rPr>
-              <w:t>.02.2026 – 16.03.2026</w:t>
+              <w:t>.02.2026 – 16.03.2026</w:t>
             </w:r>
           </w:p>
         </w:tc>
@@ -2762,7 +2762,7 @@
                 <w:szCs w:val="28"/>
                 <w:lang w:val="en-US" w:eastAsia="ru-RU"/>
               </w:rPr>
-              <w:t>17.03.2026 – 20.04.2026</w:t>
+              <w:t>17.03.2026 – 20.04.2026</w:t>
             </w:r>
           </w:p>
         </w:tc>
@@ -2880,7 +2880,7 @@
                 <w:szCs w:val="28"/>
                 <w:lang w:val="en-US" w:eastAsia="ru-RU"/>
               </w:rPr>
-              <w:t>21.04.2026 – 11.05.2026</w:t>
+              <w:t>21.04.2026 – 11.05.2026</w:t>
             </w:r>
           </w:p>
         </w:tc>
@@ -3579,7 +3579,7 @@
       </w:r>
       <w:proofErr w:type="spellEnd"/>
       <w:r>
-        <w:t xml:space="preserve"> анализа) – безразмерный показатель, характеризующий фрактальные свойства временного ряда RR-интервалов в коротких временных масштабах (4–16 </w:t>
+        <w:t xml:space="preserve"> анализа) – безразмерный показатель, характеризующий фрактальные свойства временного ряда RR-интервалов в коротких временных масштабах (4 – 16 </w:t>
       </w:r>
       <w:proofErr w:type="spellStart"/>
       <w:r>
@@ -3612,7 +3612,7 @@
       </w:r>
       <w:proofErr w:type="spellEnd"/>
       <w:r>
-        <w:t xml:space="preserve"> в крови начинает нелинейно возрастать относительно базального уровня покоя; различают первый (LT1, ~2–2,5 </w:t>
+        <w:t xml:space="preserve"> в крови начинает нелинейно возрастать относительно базального уровня покоя; различают первый (LT1, ~2 – 2,5 </w:t>
       </w:r>
       <w:proofErr w:type="spellStart"/>
       <w:r>
@@ -3754,7 +3754,7 @@
       </w:r>
       <w:proofErr w:type="spellEnd"/>
       <w:r>
-        <w:t xml:space="preserve">) в диапазоне длин волн 700–900 </w:t>
+        <w:t xml:space="preserve">) в диапазоне длин волн 700 – 900 </w:t>
       </w:r>
       <w:proofErr w:type="spellStart"/>
       <w:r>
@@ -13282,7 +13282,7 @@
       </w:r>
       <w:proofErr w:type="spellEnd"/>
       <w:r>
-        <w:t xml:space="preserve"> выше базального уровня – приблизительно 2,0–2,5 </w:t>
+        <w:t xml:space="preserve"> выше базального уровня – приблизительно 2,0 – 2,5 </w:t>
       </w:r>
       <w:proofErr w:type="spellStart"/>
       <w:r>
@@ -13378,7 +13378,7 @@
       </w:r>
       <w:proofErr w:type="spellEnd"/>
       <w:r>
-        <w:t xml:space="preserve">, а точку ограничения его клиренса. Примерно 70–80 % утилизируемого </w:t>
+        <w:t xml:space="preserve">, а точку ограничения его клиренса. Примерно 70 – 80 % утилизируемого </w:t>
       </w:r>
       <w:proofErr w:type="spellStart"/>
       <w:r>
@@ -13386,7 +13386,7 @@
       </w:r>
       <w:proofErr w:type="spellEnd"/>
       <w:r>
-        <w:t xml:space="preserve"> окисляется непосредственно, а 20–30 % служат субстратом для </w:t>
+        <w:t xml:space="preserve"> окисляется непосредственно, а 20 – 30 % служат субстратом для </w:t>
       </w:r>
       <w:proofErr w:type="spellStart"/>
       <w:r>
@@ -14134,7 +14134,7 @@
       </w:r>
       <w:proofErr w:type="spellEnd"/>
       <w:r>
-        <w:t xml:space="preserve"> совпадает с VT2 (около 78–80 % нагрузки). Полученный временной градиент означает, что NIRS реагирует на метаболические события второго порога раньше, чем ЭМГ способна отразить </w:t>
+        <w:t xml:space="preserve"> совпадает с VT2 (около 78 – 80 % нагрузки). Полученный временной градиент означает, что NIRS реагирует на метаболические события второго порога раньше, чем ЭМГ способна отразить </w:t>
       </w:r>
       <w:proofErr w:type="spellStart"/>
       <w:r>
@@ -15026,7 +15026,7 @@
       </w:r>
       <w:proofErr w:type="spellEnd"/>
       <w:r>
-        <w:t xml:space="preserve">) в ближнем инфракрасном диапазоне (700–900 </w:t>
+        <w:t xml:space="preserve">) в ближнем инфракрасном диапазоне (700 – 900 </w:t>
       </w:r>
       <w:proofErr w:type="spellStart"/>
       <w:r>
@@ -15505,7 +15505,7 @@
       </w:r>
       <w:proofErr w:type="spellEnd"/>
       <w:r>
-        <w:t xml:space="preserve"> и соавторов [24] на велосипедистах показала умеренную корреляцию BP с VT1 (r=0,58–0,63), что авторы объясняют крупным шагом нагрузочных ступеней (30–50 Вт) – важное методологическое замечание для дизайна ступенчатых тестов.</w:t>
+        <w:t xml:space="preserve"> и соавторов [24] на велосипедистах показала умеренную корреляцию BP с VT1 (r=0,58 – 0,63), что авторы объясняют крупным шагом нагрузочных ступеней (30 – 50 Вт) – важное методологическое замечание для дизайна ступенчатых тестов.</w:t>
       </w:r>
     </w:p>
     <w:p>
@@ -15848,7 +15848,7 @@
       </w:r>
       <w:proofErr w:type="spellEnd"/>
       <w:r>
-        <w:t>₂ воспроизводимы (ICC=0,841–0,873). Из этого следует, что проблема заключается не в стабильности сигнала NIRS, а в неадекватности существующих алгоритмов его обработки.</w:t>
+        <w:t>₂ воспроизводимы (ICC=0,841 – 0,873). Из этого следует, что проблема заключается не в стабильности сигнала NIRS, а в неадекватности существующих алгоритмов его обработки.</w:t>
       </w:r>
     </w:p>
     <w:p>
@@ -15992,7 +15992,7 @@
         <w:ind w:firstLine="708"/>
       </w:pPr>
       <w:r>
-        <w:t xml:space="preserve">Теоретическое обоснование метода DFA-α1 строится следующим образом. В покое RR-ряд демонстрирует персистентные долгосрочные корреляции (DFA-α1 ≈ 1,0–1,2), характерные для фрактального поведения; по мере нарастания нагрузки корреляционная структура постепенно разрушается. </w:t>
+        <w:t xml:space="preserve">Теоретическое обоснование метода DFA-α1 строится следующим образом. В покое RR-ряд демонстрирует персистентные долгосрочные корреляции (DFA-α1 ≈ 1,0 – 1,2), характерные для фрактального поведения; по мере нарастания нагрузки корреляционная структура постепенно разрушается. </w:t>
       </w:r>
       <w:proofErr w:type="spellStart"/>
       <w:r>
@@ -16008,7 +16008,7 @@
       </w:r>
       <w:proofErr w:type="spellEnd"/>
       <w:r>
-        <w:t xml:space="preserve"> [29] обобщили накопленные к тому моменту данные: DFA-α1 = 0,75 ассоциирован с аэробным порогом (VT1) и получил обозначение «HRV-порог» (HRVT), а DFA-α1 = 0,50 соответствует анаэробному порогу (VT2/HRVT2). Практически это снижает зависимость признака от абсолютного масштаба измерений и упрощает его включение в ML-модель: DFA-α1 можно использовать как единый относительный показатель в разных протоколах и у спортсменов разного уровня, хотя индивидуальная вариабельность реакции сохраняется [29]. Алгоритм расчёта реализован в скользящем окне (рекомендуемый диапазон 4–16 ударов) с обновлением каждые 5 секунд, что делает его применимым для мониторинга в реальном времени. Коррекция артефактов RR при уровне менее 3 % не приводит к значимому смещению HRVT, что обеспечивает практическую устойчивость метода [29].</w:t>
+        <w:t xml:space="preserve"> [29] обобщили накопленные к тому моменту данные: DFA-α1 = 0,75 ассоциирован с аэробным порогом (VT1) и получил обозначение «HRV-порог» (HRVT), а DFA-α1 = 0,50 соответствует анаэробному порогу (VT2/HRVT2). Практически это снижает зависимость признака от абсолютного масштаба измерений и упрощает его включение в ML-модель: DFA-α1 можно использовать как единый относительный показатель в разных протоколах и у спортсменов разного уровня, хотя индивидуальная вариабельность реакции сохраняется [29]. Алгоритм расчёта реализован в скользящем окне (рекомендуемый диапазон 4 – 16 ударов) с обновлением каждые 5 секунд, что делает его применимым для мониторинга в реальном времени. Коррекция артефактов RR при уровне менее 3 % не приводит к значимому смещению HRVT, что обеспечивает практическую устойчивость метода [29].</w:t>
       </w:r>
     </w:p>
     <w:p>
@@ -16044,7 +16044,7 @@
         <w:ind w:firstLine="708"/>
       </w:pPr>
       <w:r>
-        <w:t xml:space="preserve">Принципиальные ограничения метода DFA-α1 связаны с требованиями к качеству RR-сигнала и стационарности нагрузки. Первое: метод требует достаточной длины окна для надёжного оценивания фрактального показателя – рекомендованный диапазон составляет 4–16 ударов (порядка 2 минут при ЧСС 120–160 уд/мин), что ограничивает временное разрешение при онлайн-применении. Второе: при наличии артефактов RR (&gt;3 %) необходима коррекция, а при высоком уровне шума надёжность оценок снижается. Третье: метод показывает высокую </w:t>
+        <w:t xml:space="preserve">Принципиальные ограничения метода DFA-α1 связаны с требованиями к качеству RR-сигнала и стационарности нагрузки. Первое: метод требует достаточной длины окна для надёжного оценивания фрактального показателя – рекомендованный диапазон составляет 4 – 16 ударов (порядка 2 минут при ЧСС 120 – 160 уд/мин), что ограничивает временное разрешение при онлайн-применении. Второе: при наличии артефактов RR (&gt;3 %) необходима коррекция, а при высоком уровне шума надёжность оценок снижается. Третье: метод показывает высокую </w:t>
       </w:r>
       <w:proofErr w:type="spellStart"/>
       <w:r>
@@ -16076,7 +16076,7 @@
       </w:r>
       <w:proofErr w:type="spellEnd"/>
       <w:r>
-        <w:t xml:space="preserve"> и соавторов [31], охватывающем 50 исследований и 1160 субъектов. Согласно результатам мета-анализа, HRVT1 не отличался значимо от LT1/VT1 (стандартизованная средняя разность SMD=0,08 при незначимом значении), а коэффициент корреляции составил r=0,85 (95 % CI 0,75–0,91). Для второго порога HRVT2 </w:t>
+        <w:t xml:space="preserve"> и соавторов [31], охватывающем 50 исследований и 1160 субъектов. Согласно результатам мета-анализа, HRVT1 не отличался значимо от LT1/VT1 (стандартизованная средняя разность SMD=0,08 при незначимом значении), а коэффициент корреляции составил r=0,85 (95 % CI 0,75 – 0,91). Для второго порога HRVT2 </w:t>
       </w:r>
       <w:proofErr w:type="spellStart"/>
       <w:r>
@@ -16084,7 +16084,7 @@
       </w:r>
       <w:proofErr w:type="spellEnd"/>
       <w:r>
-        <w:t xml:space="preserve"> LT2/VT2 величины оказались соизмеримыми: SMD=−0,06 (незначимо), r=0,85 (95 % CI 0,80–0,89). Принципиально важным выводом является то, что характеристики субъектов, тип эргометра, начальная мощность и шаг нагрузки не влияют на точность определения HRVT – метод устойчив к вариациям протокола; HRVT2 несколько лучше определяется при коротких ступенях нагрузки. Таким образом, мета-анализ показывает, что HRV-пороги в среднем хорошо воспроизводят </w:t>
+        <w:t xml:space="preserve"> LT2/VT2 величины оказались соизмеримыми: SMD=−0,06 (незначимо), r=0,85 (95 % CI 0,80 – 0,89). Принципиально важным выводом является то, что характеристики субъектов, тип эргометра, начальная мощность и шаг нагрузки не влияют на точность определения HRVT – метод устойчив к вариациям протокола; HRVT2 несколько лучше определяется при коротких ступенях нагрузки. Таким образом, мета-анализ показывает, что HRV-пороги в среднем хорошо воспроизводят </w:t>
       </w:r>
       <w:proofErr w:type="spellStart"/>
       <w:r>
@@ -16291,7 +16291,7 @@
       </w:r>
       <w:proofErr w:type="spellEnd"/>
       <w:r>
-        <w:t xml:space="preserve"> – до 7,14–7,15, что само по себе влияет на транспортную кинетику [32].</w:t>
+        <w:t xml:space="preserve"> – до 7,14 – 7,15, что само по себе влияет на транспортную кинетику [32].</w:t>
       </w:r>
     </w:p>
     <w:p>
@@ -16515,7 +16515,7 @@
       </w:r>
       <w:proofErr w:type="spellEnd"/>
       <w:r>
-        <w:t xml:space="preserve"> [1] указывают, что ступени короче 3–4 минут не позволяют достичь квазистационарного состояния </w:t>
+        <w:t xml:space="preserve"> [1] указывают, что ступени короче 3 – 4 минут не позволяют достичь квазистационарного состояния </w:t>
       </w:r>
       <w:proofErr w:type="spellStart"/>
       <w:r>
@@ -17320,7 +17320,7 @@
       </w:r>
       <w:proofErr w:type="spellEnd"/>
       <w:r>
-        <w:t xml:space="preserve"> составлял 62–67 % от общего R², тогда как включение </w:t>
+        <w:t xml:space="preserve"> составлял 62 – 67 % от общего R², тогда как включение </w:t>
       </w:r>
       <w:proofErr w:type="spellStart"/>
       <w:r>
@@ -18385,7 +18385,7 @@
         <w:ind w:firstLine="708"/>
       </w:pPr>
       <w:r>
-        <w:t xml:space="preserve">В спортивной физиологии большинство исследований ограничены 10–40 субъектами вследствие трудоёмкости протоколов нагрузочного тестирования, инвазивного характера </w:t>
+        <w:t xml:space="preserve">В спортивной физиологии большинство исследований ограничены 10 – 40 субъектами вследствие трудоёмкости протоколов нагрузочного тестирования, инвазивного характера </w:t>
       </w:r>
       <w:proofErr w:type="spellStart"/>
       <w:r>
@@ -19082,7 +19082,7 @@
       </w:r>
       <w:proofErr w:type="spellEnd"/>
       <w:r>
-        <w:t xml:space="preserve"> типичны значения VT1 в диапазоне 150–220 Вт и VT2 – 200–280 Вт при велоэргометрии, тогда как профессионалы демонстрируют VT1 220–300 Вт и VT2 290–380 Вт. </w:t>
+        <w:t xml:space="preserve"> типичны значения VT1 в диапазоне 150 – 220 Вт и VT2 – 200 – 280 Вт при велоэргометрии, тогда как профессионалы демонстрируют VT1 220 – 300 Вт и VT2 290 – 380 Вт. </w:t>
       </w:r>
       <w:proofErr w:type="spellStart"/>
       <w:r>
@@ -19130,7 +19130,7 @@
       </w:r>
       <w:proofErr w:type="spellEnd"/>
       <w:r>
-        <w:t xml:space="preserve"> вносит наибольший вклад в мощность на LT2 (62–67 % R²), что согласуется с общей физиологией: чем выше аэробная ёмкость, тем при более высокой абсолютной мощности наступает порог.</w:t>
+        <w:t xml:space="preserve"> вносит наибольший вклад в мощность на LT2 (62 – 67 % R²), что согласуется с общей физиологией: чем выше аэробная ёмкость, тем при более высокой абсолютной мощности наступает порог.</w:t>
       </w:r>
     </w:p>
     <w:p>
@@ -19154,7 +19154,7 @@
       </w:r>
       <w:proofErr w:type="spellEnd"/>
       <w:r>
-        <w:t xml:space="preserve"> теста. Для тренированных спортсменов рекомендованы ступени мощностью 20–30 Вт с длительностью 3–5 минут: при более коротких ступенях не достигается квазистационарное состояние метаболизма, что смещает </w:t>
+        <w:t xml:space="preserve"> теста. Для тренированных спортсменов рекомендованы ступени мощностью 20 – 30 Вт с длительностью 3 – 5 минут: при более коротких ступенях не достигается квазистационарное состояние метаболизма, что смещает </w:t>
       </w:r>
       <w:proofErr w:type="spellStart"/>
       <w:r>
@@ -19895,7 +19895,7 @@
               <w:pStyle w:val="aa"/>
             </w:pPr>
             <w:r>
-              <w:t>22–43</w:t>
+              <w:t>22 – 43</w:t>
             </w:r>
           </w:p>
         </w:tc>
@@ -19946,7 +19946,7 @@
               <w:pStyle w:val="aa"/>
             </w:pPr>
             <w:r>
-              <w:t>151–183</w:t>
+              <w:t>151 – 183</w:t>
             </w:r>
           </w:p>
         </w:tc>
@@ -20005,7 +20005,7 @@
               <w:pStyle w:val="aa"/>
             </w:pPr>
             <w:r>
-              <w:t>45–104</w:t>
+              <w:t>45 – 104</w:t>
             </w:r>
           </w:p>
         </w:tc>
@@ -20054,7 +20054,7 @@
               <w:pStyle w:val="aa"/>
             </w:pPr>
             <w:r>
-              <w:t>19–32</w:t>
+              <w:t>19 – 32</w:t>
             </w:r>
           </w:p>
         </w:tc>
@@ -20113,7 +20113,7 @@
               <w:pStyle w:val="aa"/>
             </w:pPr>
             <w:r>
-              <w:t>10,1–25,1</w:t>
+              <w:t>10,1 – 25,1</w:t>
             </w:r>
           </w:p>
         </w:tc>
@@ -20175,7 +20175,7 @@
               </w:rPr>
             </w:pPr>
             <w:r>
-              <w:t>5,6–16,1</w:t>
+              <w:t>5,6 – 16,1</w:t>
             </w:r>
           </w:p>
         </w:tc>
@@ -20263,7 +20263,7 @@
       </w:r>
       <w:proofErr w:type="spellEnd"/>
       <w:r>
-        <w:t xml:space="preserve"> в диапазоне 65-80 об/мин. Критерием остановки служила невозможность поддерживать фиксированный </w:t>
+        <w:t xml:space="preserve"> в диапазоне 65 – 80 об/мин. Критерием остановки служила невозможность поддерживать фиксированный </w:t>
       </w:r>
       <w:proofErr w:type="spellStart"/>
       <w:r>
@@ -20271,7 +20271,7 @@
       </w:r>
       <w:proofErr w:type="spellEnd"/>
       <w:r>
-        <w:t>. После остановки следовал период восстановления 2–4 мин при 60-100 Вт, который также фиксировался системой сбора. Последовательность ступеней мощности в программе сбора данных соответствовала предустановленной программе велоэргометра, что обеспечивало соответствие между мощностью нагрузки и временной разметкой в файле записи.</w:t>
+        <w:t>. После остановки следовал период восстановления 2 – 4 мин при 60 – 100 Вт, который также фиксировался системой сбора. Последовательность ступеней мощности в программе сбора данных соответствовала предустановленной программе велоэргометра, что обеспечивало соответствие между мощностью нагрузки и временной разметкой в файле записи.</w:t>
       </w:r>
     </w:p>
     <w:p>
@@ -20303,7 +20303,7 @@
       </w:r>
       <w:proofErr w:type="spellEnd"/>
       <w:r>
-        <w:t xml:space="preserve"> с диапазоном измерения 0,5–40,0 </w:t>
+        <w:t xml:space="preserve"> с диапазоном измерения 0,5 – 40,0 </w:t>
       </w:r>
       <w:proofErr w:type="spellStart"/>
       <w:r>
@@ -20524,7 +20524,7 @@
       </w:r>
       <w:proofErr w:type="spellEnd"/>
       <w:r>
-        <w:t xml:space="preserve">₂ с частотой около 1–4 Гц – единственная переменная, транслируемая устройством в режиме реального времени. После завершения теста производилась выгрузка сессии из </w:t>
+        <w:t xml:space="preserve">₂ с частотой около 1 – 4 Гц – единственная переменная, транслируемая устройством в режиме реального времени. После завершения теста производилась выгрузка сессии из </w:t>
       </w:r>
       <w:proofErr w:type="spellStart"/>
       <w:r>
@@ -20747,7 +20747,7 @@
       </w:r>
       <w:proofErr w:type="spellEnd"/>
       <w:r>
-        <w:t xml:space="preserve"> потоков (1926 Гц, 148 Гц, 3–4 Гц, событийный RR) в единый файл с общей временной осью и возможностью последующего воспроизведения и анализа в том же программном окружении.</w:t>
+        <w:t xml:space="preserve"> потоков (1926 Гц, 148 Гц, 3 – 4 Гц, событийный RR) в единый файл с общей временной осью и возможностью последующего воспроизведения и анализа в том же программном окружении.</w:t>
       </w:r>
     </w:p>
     <w:p>
@@ -21476,7 +21476,7 @@
       </w:r>
       <w:proofErr w:type="spellEnd"/>
       <w:r>
-        <w:t xml:space="preserve"> 4-го порядка, полоса пропускания 20–450 Гц. </w:t>
+        <w:t xml:space="preserve"> 4-го порядка, полоса пропускания 20 – 450 Гц. </w:t>
       </w:r>
       <w:proofErr w:type="spellStart"/>
       <w:r>
@@ -21745,7 +21745,7 @@
       </w:r>
       <w:proofErr w:type="spellEnd"/>
       <w:r>
-        <w:t xml:space="preserve"> анализа (DFA-α1 в окне 4–16 </w:t>
+        <w:t xml:space="preserve"> анализа (DFA-α1 в окне 4 – 16 </w:t>
       </w:r>
       <w:proofErr w:type="spellStart"/>
       <w:r>
@@ -22486,7 +22486,7 @@
       </w:r>
       <w:proofErr w:type="spellEnd"/>
       <w:r>
-        <w:t xml:space="preserve">-контексту 120 с шагом обновления 5 с. При расчёте DFA-α1 диапазон 4–16 </w:t>
+        <w:t xml:space="preserve">-контексту 120 с шагом обновления 5 с. При расчёте DFA-α1 диапазон 4 – 16 </w:t>
       </w:r>
       <w:proofErr w:type="spellStart"/>
       <w:r>
@@ -29111,7 +29111,7 @@
         <w:ind w:firstLine="709"/>
       </w:pPr>
       <w:r>
-        <w:t xml:space="preserve">Полученные результаты не позволяют говорить о существовании одного универсально доминирующего семейства. На уровне LT1 средняя ошибка локализации порога составляет 186,8 с для классического семейства, 188,4 с для LSTM и 195,8 с для TCN. Таким образом, весь разрыв между лучшим и худшим средним значением составляет около 9 с, что существенно меньше внутрисемейного разброса моделей (стандартное отклонение 23–41 с). Для LT2 картина также не сводится к победе одного класса моделей: средние значения составляют 172,3 с для классических моделей, 167,8 с для LSTM и 167,3 с для TCN, то есть </w:t>
+        <w:t xml:space="preserve">Полученные результаты не позволяют говорить о существовании одного универсально доминирующего семейства. На уровне LT1 средняя ошибка локализации порога составляет 186,8 с для классического семейства, 188,4 с для LSTM и 195,8 с для TCN. Таким образом, весь разрыв между лучшим и худшим средним значением составляет около 9 с, что существенно меньше внутрисемейного разброса моделей (стандартное отклонение 23 – 41 с). Для LT2 картина также не сводится к победе одного класса моделей: средние значения составляют 172,3 с для классических моделей, 167,8 с для LSTM и 167,3 с для TCN, то есть </w:t>
       </w:r>
       <w:proofErr w:type="spellStart"/>
       <w:r>
@@ -29123,7 +29123,7 @@
       </w:r>
       <w:r>
         <w:lastRenderedPageBreak/>
-        <w:t>при внутрисемейном разбросе 25–47 с. Локальные преимущества отдельных конфигураций наблюдаются, однако на уровне всего семейства они не превращаются в безусловное превосходство.</w:t>
+        <w:t>при внутрисемейном разбросе 25 – 47 с. Локальные преимущества отдельных конфигураций наблюдаются, однако на уровне всего семейства они не превращаются в безусловное превосходство.</w:t>
       </w:r>
     </w:p>
     <w:p>
@@ -29823,7 +29823,7 @@
       </w:r>
       <w:proofErr w:type="spellEnd"/>
       <w:r>
-        <w:t xml:space="preserve"> лидеры из таблиц 3.1–3.2 в данное множество не включались по определению, поскольку этот этап отбора был ограничен классическим семейством. Это ещё раз подчёркивает разницу между двумя задачами: если для LT1 хороший результат по основной метрике чаще сочетается с приемлемым качеством траектории, то для LT2 противоречие между точностью локализации порога и устойчивостью формы кривой проявляется сильнее.</w:t>
+        <w:t xml:space="preserve"> лидеры из таблиц 3.1 – 3.2 в данное множество не включались по определению, поскольку этот этап отбора был ограничен классическим семейством. Это ещё раз подчёркивает разницу между двумя задачами: если для LT1 хороший результат по основной метрике чаще сочетается с приемлемым качеством траектории, то для LT2 противоречие между точностью локализации порога и устойчивостью формы кривой проявляется сильнее.</w:t>
       </w:r>
     </w:p>
     <w:p>
@@ -30977,7 +30977,7 @@
         <w:ind w:firstLine="709"/>
       </w:pPr>
       <w:r>
-        <w:t xml:space="preserve">Следует отметить, что отдельные панели на рисунках 3.6–3.7 отражают не только свойства модели, но и ограничения качества исходных данных. В частности, более шумная траектория у S007 на LT1 согласуется с повышенной зашумлённостью </w:t>
+        <w:t xml:space="preserve">Следует отметить, что отдельные панели на рисунках 3.6 – 3.7 отражают не только свойства модели, но и ограничения качества исходных данных. В частности, более шумная траектория у S007 на LT1 согласуется с повышенной зашумлённостью </w:t>
       </w:r>
       <w:proofErr w:type="spellStart"/>
       <w:r>
@@ -31802,7 +31802,7 @@
       </w:r>
       <w:proofErr w:type="spellEnd"/>
       <w:r>
-        <w:t xml:space="preserve"> моделей относительный размах MAE по сетке сдвигов в большинстве случаев также не превышает 3–5 %, за двумя исключениями на LT2: модель </w:t>
+        <w:t xml:space="preserve"> моделей относительный размах MAE по сетке сдвигов в большинстве случаев также не превышает 3 – 5 %, за двумя исключениями на LT2: модель </w:t>
       </w:r>
       <w:proofErr w:type="spellStart"/>
       <w:r>
@@ -32450,7 +32450,7 @@
         <w:ind w:firstLine="709"/>
       </w:pPr>
       <w:r>
-        <w:t xml:space="preserve">Отдельно следует отметить ограничения, связанные с характеристиками обследованной группы. В исследование были включены здоровые физически активные взрослые 25–45 лет любительского уровня. Это означает, что полученные закономерности нельзя без дополнительной проверки распространять на спортсменов высокой квалификации, пожилые группы, подростков или клинические популяции. Для всех этих категорий вероятны </w:t>
+        <w:t xml:space="preserve">Отдельно следует отметить ограничения, связанные с характеристиками обследованной группы. В исследование были включены здоровые физически активные взрослые 25 – 45 лет любительского уровня. Это означает, что полученные закономерности нельзя без дополнительной проверки распространять на спортсменов высокой квалификации, пожилые группы, подростков или клинические популяции. Для всех этих категорий вероятны </w:t>
       </w:r>
       <w:r>
         <w:lastRenderedPageBreak/>
@@ -32474,7 +32474,7 @@
         </w:numPr>
       </w:pPr>
       <w:r>
-        <w:t xml:space="preserve">Необходимо расширение выборки до 40–60 испытуемых, что позволит повысить статистическую мощность и перейти к содержательной индивидуальной калибровке интервальных оценок. </w:t>
+        <w:t xml:space="preserve">Необходимо расширение выборки до 40 – 60 испытуемых, что позволит повысить статистическую мощность и перейти к содержательной индивидуальной калибровке интервальных оценок. </w:t>
       </w:r>
     </w:p>
     <w:p>
@@ -35156,7 +35156,7 @@
               <w:rPr>
                 <w:lang w:val="ru-RU"/>
               </w:rPr>
-              <w:t>Доля мощности в полосе 20–50 Гц</w:t>
+              <w:t>Доля мощности в полосе 20 – 50 Гц</w:t>
             </w:r>
           </w:p>
         </w:tc>
@@ -35209,7 +35209,7 @@
               <w:rPr>
                 <w:lang w:val="ru-RU"/>
               </w:rPr>
-              <w:t>Доля мощности в полосе 50–150 Гц</w:t>
+              <w:t>Доля мощности в полосе 50 – 150 Гц</w:t>
             </w:r>
           </w:p>
         </w:tc>
@@ -35262,7 +35262,7 @@
               <w:rPr>
                 <w:lang w:val="ru-RU"/>
               </w:rPr>
-              <w:t>Доля мощности в полосе 150–450 Гц</w:t>
+              <w:t>Доля мощности в полосе 150 – 450 Гц</w:t>
             </w:r>
           </w:p>
         </w:tc>
@@ -35407,7 +35407,7 @@
               <w:rPr>
                 <w:lang w:val="ru-RU"/>
               </w:rPr>
-              <w:t>2 (~250–500 Гц)</w:t>
+              <w:t>2 (~250 – 500 Гц)</w:t>
             </w:r>
           </w:p>
         </w:tc>
@@ -35469,7 +35469,7 @@
               <w:rPr>
                 <w:lang w:val="ru-RU"/>
               </w:rPr>
-              <w:t>3 (~125–250 Гц)</w:t>
+              <w:t>3 (~125 – 250 Гц)</w:t>
             </w:r>
           </w:p>
         </w:tc>
@@ -35531,7 +35531,7 @@
               <w:rPr>
                 <w:lang w:val="ru-RU"/>
               </w:rPr>
-              <w:t>4 (~62–125 Гц)</w:t>
+              <w:t>4 (~62 – 125 Гц)</w:t>
             </w:r>
           </w:p>
         </w:tc>
@@ -35593,7 +35593,7 @@
               <w:rPr>
                 <w:lang w:val="ru-RU"/>
               </w:rPr>
-              <w:t>5 (~31–62 Гц)</w:t>
+              <w:t>5 (~31 – 62 Гц)</w:t>
             </w:r>
           </w:p>
         </w:tc>
@@ -36088,7 +36088,7 @@
               <w:rPr>
                 <w:lang w:val="ru-RU"/>
               </w:rPr>
-              <w:t>Доля мощности 20–50 Гц в фазе восстановления</w:t>
+              <w:t>Доля мощности 20 – 50 Гц в фазе восстановления</w:t>
             </w:r>
           </w:p>
         </w:tc>
@@ -36141,7 +36141,7 @@
               <w:rPr>
                 <w:lang w:val="ru-RU"/>
               </w:rPr>
-              <w:t>Доля мощности 50–150 Гц в фазе восстановления</w:t>
+              <w:t>Доля мощности 50 – 150 Гц в фазе восстановления</w:t>
             </w:r>
           </w:p>
         </w:tc>
@@ -36195,7 +36195,7 @@
               <w:rPr>
                 <w:lang w:val="ru-RU"/>
               </w:rPr>
-              <w:t>Доля мощности 150–450 Гц в фазе восстановления</w:t>
+              <w:t>Доля мощности 150 – 450 Гц в фазе восстановления</w:t>
             </w:r>
           </w:p>
         </w:tc>
@@ -37021,7 +37021,7 @@
               <w:rPr>
                 <w:lang w:val="ru-RU"/>
               </w:rPr>
-              <w:t>Доля мощности 20–50 Гц (прокс., нагр.)</w:t>
+              <w:t>Доля мощности 20 – 50 Гц (прокс., нагр.)</w:t>
             </w:r>
           </w:p>
         </w:tc>
@@ -37074,7 +37074,7 @@
               <w:rPr>
                 <w:lang w:val="ru-RU"/>
               </w:rPr>
-              <w:t>Доля мощности 50–150 Гц (прокс., нагр.)</w:t>
+              <w:t>Доля мощности 50 – 150 Гц (прокс., нагр.)</w:t>
             </w:r>
           </w:p>
         </w:tc>
@@ -37127,7 +37127,7 @@
               <w:rPr>
                 <w:lang w:val="ru-RU"/>
               </w:rPr>
-              <w:t>Доля мощности 150–450 Гц (прокс., нагр.)</w:t>
+              <w:t>Доля мощности 150 – 450 Гц (прокс., нагр.)</w:t>
             </w:r>
           </w:p>
         </w:tc>
@@ -37893,7 +37893,7 @@
               <w:rPr>
                 <w:lang w:val="ru-RU"/>
               </w:rPr>
-              <w:t>Доля мощности 20–50 Гц (прокс., восст.)</w:t>
+              <w:t>Доля мощности 20 – 50 Гц (прокс., восст.)</w:t>
             </w:r>
           </w:p>
         </w:tc>
@@ -37946,7 +37946,7 @@
               <w:rPr>
                 <w:lang w:val="ru-RU"/>
               </w:rPr>
-              <w:t>Доля мощности 50–150 Гц (прокс., восст.)</w:t>
+              <w:t>Доля мощности 50 – 150 Гц (прокс., восст.)</w:t>
             </w:r>
           </w:p>
         </w:tc>
@@ -37999,7 +37999,7 @@
               <w:rPr>
                 <w:lang w:val="ru-RU"/>
               </w:rPr>
-              <w:t>Доля мощности 150–450 Гц (прокс., восст.)</w:t>
+              <w:t>Доля мощности 150 – 450 Гц (прокс., восст.)</w:t>
             </w:r>
           </w:p>
         </w:tc>

--- a/Тамразов_v3.docx
+++ b/Тамразов_v3.docx
@@ -3168,7 +3168,7 @@
         <w:rPr>
           <w:lang w:eastAsia="ru-RU"/>
         </w:rPr>
-        <w:t xml:space="preserve"> изложена на 127 страниц, содержит 11 рисунков, 7 таблиц, 40 источников. Цель работы — разработка и </w:t>
+        <w:t xml:space="preserve"> изложена на 127 страниц, содержит 11 рисунков, 7 таблиц, 40 источников. Цель работы – разработка и </w:t>
       </w:r>
       <w:proofErr w:type="spellStart"/>
       <w:r>
@@ -3481,7 +3481,7 @@
         <w:ind w:firstLine="709"/>
       </w:pPr>
       <w:r>
-        <w:t xml:space="preserve">Аэробно-анаэробный переход – диапазон интенсивности физической нагрузки, при котором анаэробный гликолиз начинает вносить существенный вклад в энергообеспечение работающих мышц, сопровождающийся нелинейным ростом концентрации </w:t>
+        <w:t xml:space="preserve">Аэробно-анаэробный переход – диапазон интенсивности физической нагрузки, при котором анаэробный гликолиз начинает вносить существенный вклад в энергообеспечение работающих мышц, сопровождающийся нелинейным ростом концентрации </w:t>
       </w:r>
       <w:proofErr w:type="spellStart"/>
       <w:r>
@@ -3518,7 +3518,7 @@
       </w:r>
       <w:proofErr w:type="spellEnd"/>
       <w:r>
-        <w:t xml:space="preserve"> преобразование – математический инструмент для анализа нестационарных сигналов, позволяющий одновременно получить информацию о частотном составе сигнала и его временной локализации; существует в дискретной (DWT) и непрерывной (CWT) формах.</w:t>
+        <w:t xml:space="preserve"> преобразование – математический инструмент для анализа нестационарных сигналов, позволяющий одновременно получить информацию о частотном составе сигнала и его временной локализации; существует в дискретной (DWT) и непрерывной (CWT) формах.</w:t>
       </w:r>
     </w:p>
     <w:p>
@@ -3531,7 +3531,7 @@
       </w:r>
       <w:proofErr w:type="spellEnd"/>
       <w:r>
-        <w:t xml:space="preserve">-энтропия – мера сложности сигнала, вычисляемая как нормированная энтропия Шеннона по распределению энергии </w:t>
+        <w:t xml:space="preserve">-энтропия – мера сложности сигнала, вычисляемая как нормированная энтропия Шеннона по распределению энергии </w:t>
       </w:r>
       <w:proofErr w:type="spellStart"/>
       <w:r>
@@ -3547,7 +3547,7 @@
         <w:ind w:firstLine="709"/>
       </w:pPr>
       <w:r>
-        <w:t xml:space="preserve">Двигательная единица (ДЕ) – </w:t>
+        <w:t xml:space="preserve">Двигательная единица (ДЕ) – </w:t>
       </w:r>
       <w:proofErr w:type="spellStart"/>
       <w:r>
@@ -3579,7 +3579,7 @@
       </w:r>
       <w:proofErr w:type="spellEnd"/>
       <w:r>
-        <w:t xml:space="preserve"> анализа) – безразмерный показатель, характеризующий фрактальные свойства временного ряда RR-интервалов в коротких временных масштабах (4 – 16 </w:t>
+        <w:t xml:space="preserve"> анализа) – безразмерный показатель, характеризующий фрактальные свойства временного ряда RR-интервалов в коротких временных масштабах (4 – 16 </w:t>
       </w:r>
       <w:proofErr w:type="spellStart"/>
       <w:r>
@@ -3600,7 +3600,7 @@
       </w:r>
       <w:proofErr w:type="spellEnd"/>
       <w:r>
-        <w:t xml:space="preserve"> порог (LT) – и</w:t>
+        <w:t xml:space="preserve"> порог (LT) – и</w:t>
       </w:r>
       <w:r>
         <w:softHyphen/>
@@ -3650,7 +3650,7 @@
       </w:r>
       <w:proofErr w:type="spellEnd"/>
       <w:r>
-        <w:t xml:space="preserve"> (LOSO) – метод перекрёстной </w:t>
+        <w:t xml:space="preserve"> (LOSO) – метод перекрёстной </w:t>
       </w:r>
       <w:proofErr w:type="spellStart"/>
       <w:r>
@@ -3674,7 +3674,7 @@
         <w:ind w:firstLine="709"/>
       </w:pPr>
       <w:r>
-        <w:t>Машинное обучение (ML) – раздел искусственного интеллекта, изучающий методы построения алгоритмов, способных обучаться на данных и делать предсказания без явного программирования правил.</w:t>
+        <w:t>Машинное обучение (ML) – раздел искусственного интеллекта, изучающий методы построения алгоритмов, способных обучаться на данных и делать предсказания без явного программирования правил.</w:t>
       </w:r>
     </w:p>
     <w:p>
@@ -3698,7 +3698,7 @@
       </w:r>
       <w:proofErr w:type="spellEnd"/>
       <w:r>
-        <w:t xml:space="preserve">₂) – доля </w:t>
+        <w:t xml:space="preserve">₂) – доля </w:t>
       </w:r>
       <w:proofErr w:type="spellStart"/>
       <w:r>
@@ -3714,7 +3714,7 @@
         <w:ind w:firstLine="709"/>
       </w:pPr>
       <w:r>
-        <w:t xml:space="preserve">NIRS (ближняя инфракрасная спектроскопия) – оптический метод </w:t>
+        <w:t xml:space="preserve">NIRS (ближняя инфракрасная спектроскопия) – оптический метод </w:t>
       </w:r>
       <w:proofErr w:type="spellStart"/>
       <w:r>
@@ -3775,7 +3775,7 @@
       </w:r>
       <w:proofErr w:type="spellEnd"/>
       <w:r>
-        <w:t xml:space="preserve"> двигательных единиц – последовательное вовлечение дополнительных двигательных единиц в работу по мере нарастания требуемой мышечной силы; при переходе к высокоинтенсивной нагрузке рекрутируются быстрые гликолитические волокна (тип II).</w:t>
+        <w:t xml:space="preserve"> двигательных единиц – последовательное вовлечение дополнительных двигательных единиц в работу по мере нарастания требуемой мышечной силы; при переходе к высокоинтенсивной нагрузке рекрутируются быстрые гликолитические волокна (тип II).</w:t>
       </w:r>
     </w:p>
     <w:p>
@@ -3783,7 +3783,7 @@
         <w:ind w:firstLine="709"/>
       </w:pPr>
       <w:r>
-        <w:t>RMS (среднеквадратичная амплитуда) – показатель суммарной электрической активности мышцы, вычисляемый как корень из среднего квадрата амплитуды ЭМГ-сигнала в заданном временном окне; служит основным маркером нарастания мышечного усилия и усталости.</w:t>
+        <w:t>RMS (среднеквадратичная амплитуда) – показатель суммарной электрической активности мышцы, вычисляемый как корень из среднего квадрата амплитуды ЭМГ-сигнала в заданном временном окне; служит основным маркером нарастания мышечного усилия и усталости.</w:t>
       </w:r>
     </w:p>
     <w:p>
@@ -3815,7 +3815,7 @@
       </w:r>
       <w:proofErr w:type="spellEnd"/>
       <w:r>
-        <w:t>) – метод интерпретации предсказаний моделей машинного обучения, основанный на теории кооперативных игр Шепли; позволяет количественно оценить вклад каждого признака в отдельное предсказание модели.</w:t>
+        <w:t>) – метод интерпретации предсказаний моделей машинного обучения, основанный на теории кооперативных игр Шепли; позволяет количественно оценить вклад каждого признака в отдельное предсказание модели.</w:t>
       </w:r>
     </w:p>
     <w:p>
@@ -3824,7 +3824,7 @@
       </w:pPr>
       <w:r>
         <w:lastRenderedPageBreak/>
-        <w:t>Скользящее окно – метод обработки непрерывного временного ряда путём последовательного извлечения фрагментов фиксированной длины с заданным шагом сдвига; обеспечивает вычисление признаков в режиме реального времени.</w:t>
+        <w:t>Скользящее окно – метод обработки непрерывного временного ряда путём последовательного извлечения фрагментов фиксированной длины с заданным шагом сдвига; обеспечивает вычисление признаков в режиме реального времени.</w:t>
       </w:r>
     </w:p>
     <w:p>
@@ -3845,7 +3845,7 @@
       </w:r>
       <w:proofErr w:type="spellEnd"/>
       <w:r>
-        <w:t xml:space="preserve"> сеть (TCN) – архитектура нейронной сети для обработки временных рядов, основанная на каузальных свёртках с расширяющимися дилатациями; позволяет учитывать долгосрочные зависимости в сигнале при параллельном вычислении всех временных шагов.</w:t>
+        <w:t xml:space="preserve"> сеть (TCN) – архитектура нейронной сети для обработки временных рядов, основанная на каузальных свёртках с расширяющимися дилатациями; позволяет учитывать долгосрочные зависимости в сигнале при параллельном вычислении всех временных шагов.</w:t>
       </w:r>
     </w:p>
     <w:p>
@@ -3853,7 +3853,7 @@
         <w:ind w:firstLine="709"/>
       </w:pPr>
       <w:r>
-        <w:t>Электромиография (ЭМГ) – метод регистрации суммарной электрической активности скелетных мышц; поверхностная ЭМГ (</w:t>
+        <w:t>Электромиография (ЭМГ) – метод регистрации суммарной электрической активности скелетных мышц; поверхностная ЭМГ (</w:t>
       </w:r>
       <w:proofErr w:type="spellStart"/>
       <w:r>
@@ -3889,7 +3889,7 @@
         <w:ind w:firstLine="709"/>
       </w:pPr>
       <w:r>
-        <w:t xml:space="preserve">АДФ – </w:t>
+        <w:t xml:space="preserve">АДФ – </w:t>
       </w:r>
       <w:proofErr w:type="spellStart"/>
       <w:r>
@@ -3902,7 +3902,7 @@
         <w:ind w:firstLine="709"/>
       </w:pPr>
       <w:r>
-        <w:t>ДЕ – двигательная единица</w:t>
+        <w:t>ДЕ – двигательная единица</w:t>
       </w:r>
     </w:p>
     <w:p>
@@ -3910,7 +3910,7 @@
         <w:ind w:firstLine="709"/>
       </w:pPr>
       <w:r>
-        <w:t>ИК – инфракрасный (-</w:t>
+        <w:t>ИК – инфракрасный (-</w:t>
       </w:r>
       <w:proofErr w:type="spellStart"/>
       <w:r>
@@ -3934,7 +3934,7 @@
         <w:ind w:firstLine="709"/>
       </w:pPr>
       <w:r>
-        <w:t>ИМУ – инерциальный измерительный модуль</w:t>
+        <w:t>ИМУ – инерциальный измерительный модуль</w:t>
       </w:r>
     </w:p>
     <w:p>
@@ -3942,7 +3942,7 @@
         <w:ind w:firstLine="709"/>
       </w:pPr>
       <w:r>
-        <w:t>ТЗ – техническое задание</w:t>
+        <w:t>ТЗ – техническое задание</w:t>
       </w:r>
     </w:p>
     <w:p>
@@ -3950,7 +3950,7 @@
         <w:ind w:firstLine="709"/>
       </w:pPr>
       <w:r>
-        <w:t>ЧСС – частота сердечных сокращений</w:t>
+        <w:t>ЧСС – частота сердечных сокращений</w:t>
       </w:r>
     </w:p>
     <w:p>
@@ -3958,7 +3958,7 @@
         <w:ind w:firstLine="709"/>
       </w:pPr>
       <w:r>
-        <w:t xml:space="preserve">ЭМГ – электромиография; </w:t>
+        <w:t xml:space="preserve">ЭМГ – электромиография; </w:t>
       </w:r>
       <w:proofErr w:type="spellStart"/>
       <w:r>
@@ -3971,7 +3971,7 @@
         <w:ind w:firstLine="709"/>
       </w:pPr>
       <w:r>
-        <w:t xml:space="preserve">ANT+ – </w:t>
+        <w:t xml:space="preserve">ANT+ – </w:t>
       </w:r>
       <w:proofErr w:type="spellStart"/>
       <w:r>
@@ -3995,7 +3995,7 @@
       </w:r>
       <w:proofErr w:type="spellEnd"/>
       <w:r>
-        <w:t xml:space="preserve"> – беспроводной протокол передачи данных</w:t>
+        <w:t xml:space="preserve"> – беспроводной протокол передачи данных</w:t>
       </w:r>
     </w:p>
     <w:p>
@@ -4003,7 +4003,7 @@
         <w:ind w:firstLine="709"/>
       </w:pPr>
       <w:r>
-        <w:t xml:space="preserve">ATA – </w:t>
+        <w:t xml:space="preserve">ATA – </w:t>
       </w:r>
       <w:proofErr w:type="spellStart"/>
       <w:r>
@@ -4019,7 +4019,7 @@
       </w:r>
       <w:proofErr w:type="spellEnd"/>
       <w:r>
-        <w:t xml:space="preserve"> – анаэробный порог</w:t>
+        <w:t xml:space="preserve"> – анаэробный порог</w:t>
       </w:r>
     </w:p>
     <w:p>
@@ -4028,7 +4028,7 @@
       </w:pPr>
       <w:r>
         <w:lastRenderedPageBreak/>
-        <w:t xml:space="preserve">ATT – </w:t>
+        <w:t xml:space="preserve">ATT – </w:t>
       </w:r>
       <w:proofErr w:type="spellStart"/>
       <w:r>
@@ -4052,7 +4052,7 @@
       </w:r>
       <w:proofErr w:type="spellEnd"/>
       <w:r>
-        <w:t xml:space="preserve"> – толщина подкожной жировой клетчатки</w:t>
+        <w:t xml:space="preserve"> – толщина подкожной жировой клетчатки</w:t>
       </w:r>
     </w:p>
     <w:p>
@@ -4060,7 +4060,7 @@
         <w:ind w:firstLine="709"/>
       </w:pPr>
       <w:r>
-        <w:t xml:space="preserve">BLE – </w:t>
+        <w:t xml:space="preserve">BLE – </w:t>
       </w:r>
       <w:proofErr w:type="spellStart"/>
       <w:r>
@@ -4084,7 +4084,7 @@
       </w:r>
       <w:proofErr w:type="spellEnd"/>
       <w:r>
-        <w:t xml:space="preserve"> – протокол беспроводной связи малой мощности</w:t>
+        <w:t xml:space="preserve"> – протокол беспроводной связи малой мощности</w:t>
       </w:r>
     </w:p>
     <w:p>
@@ -4092,7 +4092,7 @@
         <w:ind w:firstLine="709"/>
       </w:pPr>
       <w:r>
-        <w:t xml:space="preserve">CI – </w:t>
+        <w:t xml:space="preserve">CI – </w:t>
       </w:r>
       <w:proofErr w:type="spellStart"/>
       <w:r>
@@ -4108,7 +4108,7 @@
       </w:r>
       <w:proofErr w:type="spellEnd"/>
       <w:r>
-        <w:t xml:space="preserve"> – доверительный интервал</w:t>
+        <w:t xml:space="preserve"> – доверительный интервал</w:t>
       </w:r>
     </w:p>
     <w:p>
@@ -4116,7 +4116,7 @@
         <w:ind w:firstLine="709"/>
       </w:pPr>
       <w:r>
-        <w:t xml:space="preserve">CNN – </w:t>
+        <w:t xml:space="preserve">CNN – </w:t>
       </w:r>
       <w:proofErr w:type="spellStart"/>
       <w:r>
@@ -4140,7 +4140,7 @@
       </w:r>
       <w:proofErr w:type="spellEnd"/>
       <w:r>
-        <w:t xml:space="preserve"> – </w:t>
+        <w:t xml:space="preserve"> – </w:t>
       </w:r>
       <w:proofErr w:type="spellStart"/>
       <w:r>
@@ -4156,7 +4156,7 @@
         <w:ind w:firstLine="709"/>
       </w:pPr>
       <w:r>
-        <w:t xml:space="preserve">CPET – </w:t>
+        <w:t xml:space="preserve">CPET – </w:t>
       </w:r>
       <w:proofErr w:type="spellStart"/>
       <w:r>
@@ -4180,7 +4180,7 @@
       </w:r>
       <w:proofErr w:type="spellEnd"/>
       <w:r>
-        <w:t xml:space="preserve"> – кардиопульмональное нагрузочное тестирование</w:t>
+        <w:t xml:space="preserve"> – кардиопульмональное нагрузочное тестирование</w:t>
       </w:r>
     </w:p>
     <w:p>
@@ -4188,7 +4188,7 @@
         <w:ind w:firstLine="709"/>
       </w:pPr>
       <w:r>
-        <w:t xml:space="preserve">CWT – </w:t>
+        <w:t xml:space="preserve">CWT – </w:t>
       </w:r>
       <w:proofErr w:type="spellStart"/>
       <w:r>
@@ -4212,7 +4212,7 @@
       </w:r>
       <w:proofErr w:type="spellEnd"/>
       <w:r>
-        <w:t xml:space="preserve"> – непрерывное </w:t>
+        <w:t xml:space="preserve"> – непрерывное </w:t>
       </w:r>
       <w:proofErr w:type="spellStart"/>
       <w:r>
@@ -4228,7 +4228,7 @@
         <w:ind w:firstLine="709"/>
       </w:pPr>
       <w:r>
-        <w:t xml:space="preserve">DFA-α1 – </w:t>
+        <w:t xml:space="preserve">DFA-α1 – </w:t>
       </w:r>
       <w:proofErr w:type="spellStart"/>
       <w:r>
@@ -4252,7 +4252,7 @@
       </w:r>
       <w:proofErr w:type="spellEnd"/>
       <w:r>
-        <w:t xml:space="preserve"> alpha-1 – краткосрочный показатель </w:t>
+        <w:t xml:space="preserve"> alpha-1 – краткосрочный показатель </w:t>
       </w:r>
       <w:proofErr w:type="spellStart"/>
       <w:r>
@@ -4276,7 +4276,7 @@
         <w:ind w:firstLine="709"/>
       </w:pPr>
       <w:r>
-        <w:t xml:space="preserve">DWT – </w:t>
+        <w:t xml:space="preserve">DWT – </w:t>
       </w:r>
       <w:proofErr w:type="spellStart"/>
       <w:r>
@@ -4300,7 +4300,7 @@
       </w:r>
       <w:proofErr w:type="spellEnd"/>
       <w:r>
-        <w:t xml:space="preserve"> – дискретное </w:t>
+        <w:t xml:space="preserve"> – дискретное </w:t>
       </w:r>
       <w:proofErr w:type="spellStart"/>
       <w:r>
@@ -4316,7 +4316,7 @@
         <w:ind w:firstLine="709"/>
       </w:pPr>
       <w:r>
-        <w:t xml:space="preserve">FFT – </w:t>
+        <w:t xml:space="preserve">FFT – </w:t>
       </w:r>
       <w:proofErr w:type="spellStart"/>
       <w:r>
@@ -4340,7 +4340,7 @@
       </w:r>
       <w:proofErr w:type="spellEnd"/>
       <w:r>
-        <w:t xml:space="preserve"> – быстрое преобразование Фурье</w:t>
+        <w:t xml:space="preserve"> – быстрое преобразование Фурье</w:t>
       </w:r>
     </w:p>
     <w:p>
@@ -4354,7 +4354,7 @@
         <w:t>GET</w:t>
       </w:r>
       <w:r>
-        <w:t xml:space="preserve"> – </w:t>
+        <w:t xml:space="preserve"> – </w:t>
       </w:r>
       <w:r>
         <w:rPr>
@@ -4381,7 +4381,7 @@
         <w:t>Threshold</w:t>
       </w:r>
       <w:r>
-        <w:t xml:space="preserve"> – </w:t>
+        <w:t xml:space="preserve"> – </w:t>
       </w:r>
       <w:proofErr w:type="spellStart"/>
       <w:r>
@@ -4403,7 +4403,7 @@
         <w:t>GRU</w:t>
       </w:r>
       <w:r>
-        <w:t xml:space="preserve"> – </w:t>
+        <w:t xml:space="preserve"> – </w:t>
       </w:r>
       <w:r>
         <w:rPr>
@@ -4430,7 +4430,7 @@
         <w:t>Unit</w:t>
       </w:r>
       <w:r>
-        <w:t xml:space="preserve"> – управляемый рекуррентный блок</w:t>
+        <w:t xml:space="preserve"> – управляемый рекуррентный блок</w:t>
       </w:r>
     </w:p>
     <w:p>
@@ -4444,7 +4444,7 @@
         <w:t>HDF</w:t>
       </w:r>
       <w:r>
-        <w:t xml:space="preserve">5 – </w:t>
+        <w:t xml:space="preserve">5 – </w:t>
       </w:r>
       <w:r>
         <w:rPr>
@@ -4480,7 +4480,7 @@
         <w:t>version</w:t>
       </w:r>
       <w:r>
-        <w:t xml:space="preserve"> 5 – иерархический формат хранения данных</w:t>
+        <w:t xml:space="preserve"> 5 – иерархический формат хранения данных</w:t>
       </w:r>
     </w:p>
     <w:p>
@@ -4496,7 +4496,7 @@
       </w:r>
       <w:proofErr w:type="spellEnd"/>
       <w:r>
-        <w:t xml:space="preserve"> – </w:t>
+        <w:t xml:space="preserve"> – </w:t>
       </w:r>
       <w:proofErr w:type="spellStart"/>
       <w:r>
@@ -4507,7 +4507,7 @@
       </w:r>
       <w:proofErr w:type="spellEnd"/>
       <w:r>
-        <w:t xml:space="preserve"> – </w:t>
+        <w:t xml:space="preserve"> – </w:t>
       </w:r>
       <w:proofErr w:type="spellStart"/>
       <w:r>
@@ -4526,7 +4526,7 @@
         <w:t>HRVT</w:t>
       </w:r>
       <w:r>
-        <w:t xml:space="preserve">1 – </w:t>
+        <w:t xml:space="preserve">1 – </w:t>
       </w:r>
       <w:r>
         <w:rPr>
@@ -4562,7 +4562,7 @@
         <w:t>Threshold</w:t>
       </w:r>
       <w:r>
-        <w:t xml:space="preserve"> 1 – первый порог вариабельности сердечного ритма</w:t>
+        <w:t xml:space="preserve"> 1 – первый порог вариабельности сердечного ритма</w:t>
       </w:r>
     </w:p>
     <w:p>
@@ -4576,7 +4576,7 @@
         <w:t>HRVT</w:t>
       </w:r>
       <w:r>
-        <w:t xml:space="preserve">2 – </w:t>
+        <w:t xml:space="preserve">2 – </w:t>
       </w:r>
       <w:r>
         <w:rPr>
@@ -4612,7 +4612,7 @@
         <w:t>Threshold</w:t>
       </w:r>
       <w:r>
-        <w:t xml:space="preserve"> 2 – второй порог вариабельности сердечного ритма</w:t>
+        <w:t xml:space="preserve"> 2 – второй порог вариабельности сердечного ритма</w:t>
       </w:r>
     </w:p>
     <w:p>
@@ -4626,7 +4626,7 @@
         <w:t>HRV</w:t>
       </w:r>
       <w:r>
-        <w:t xml:space="preserve"> – </w:t>
+        <w:t xml:space="preserve"> – </w:t>
       </w:r>
       <w:r>
         <w:rPr>
@@ -4653,7 +4653,7 @@
         <w:t>Variability</w:t>
       </w:r>
       <w:r>
-        <w:t xml:space="preserve"> – вариабельность сердечного ритма</w:t>
+        <w:t xml:space="preserve"> – вариабельность сердечного ритма</w:t>
       </w:r>
     </w:p>
     <w:p>
@@ -4668,7 +4668,7 @@
         <w:t>ICC</w:t>
       </w:r>
       <w:r>
-        <w:t xml:space="preserve"> – </w:t>
+        <w:t xml:space="preserve"> – </w:t>
       </w:r>
       <w:r>
         <w:rPr>
@@ -4695,7 +4695,7 @@
         <w:t>Coefficient</w:t>
       </w:r>
       <w:r>
-        <w:t xml:space="preserve"> – коэффициент внутриклассовой корреляции</w:t>
+        <w:t xml:space="preserve"> – коэффициент внутриклассовой корреляции</w:t>
       </w:r>
     </w:p>
     <w:p>
@@ -4709,7 +4709,7 @@
         <w:t>IEMG</w:t>
       </w:r>
       <w:r>
-        <w:t xml:space="preserve"> – </w:t>
+        <w:t xml:space="preserve"> – </w:t>
       </w:r>
       <w:r>
         <w:rPr>
@@ -4727,7 +4727,7 @@
         <w:t>Electromyography</w:t>
       </w:r>
       <w:r>
-        <w:t xml:space="preserve"> – интегрированная </w:t>
+        <w:t xml:space="preserve"> – интегрированная </w:t>
       </w:r>
       <w:proofErr w:type="spellStart"/>
       <w:r>
@@ -4746,7 +4746,7 @@
         <w:t>LOSO</w:t>
       </w:r>
       <w:r>
-        <w:t xml:space="preserve"> – </w:t>
+        <w:t xml:space="preserve"> – </w:t>
       </w:r>
       <w:r>
         <w:rPr>
@@ -4782,7 +4782,7 @@
         <w:t>Out</w:t>
       </w:r>
       <w:r>
-        <w:t xml:space="preserve"> – перекрёстная </w:t>
+        <w:t xml:space="preserve"> – перекрёстная </w:t>
       </w:r>
       <w:proofErr w:type="spellStart"/>
       <w:r>
@@ -4804,7 +4804,7 @@
         <w:t>LSTM</w:t>
       </w:r>
       <w:r>
-        <w:t xml:space="preserve"> – </w:t>
+        <w:t xml:space="preserve"> – </w:t>
       </w:r>
       <w:r>
         <w:rPr>
@@ -4840,7 +4840,7 @@
         <w:t>Memory</w:t>
       </w:r>
       <w:r>
-        <w:t xml:space="preserve"> – нейронная сеть с долгой краткосрочной памятью</w:t>
+        <w:t xml:space="preserve"> – нейронная сеть с долгой краткосрочной памятью</w:t>
       </w:r>
     </w:p>
     <w:p>
@@ -4854,7 +4854,7 @@
         <w:t>LT</w:t>
       </w:r>
       <w:r>
-        <w:t xml:space="preserve"> – </w:t>
+        <w:t xml:space="preserve"> – </w:t>
       </w:r>
       <w:r>
         <w:rPr>
@@ -4872,7 +4872,7 @@
         <w:t>Threshold</w:t>
       </w:r>
       <w:r>
-        <w:t xml:space="preserve"> – </w:t>
+        <w:t xml:space="preserve"> – </w:t>
       </w:r>
       <w:proofErr w:type="spellStart"/>
       <w:r>
@@ -4894,7 +4894,7 @@
         <w:t>LT</w:t>
       </w:r>
       <w:r>
-        <w:t xml:space="preserve">1 – </w:t>
+        <w:t xml:space="preserve">1 – </w:t>
       </w:r>
       <w:r>
         <w:rPr>
@@ -4912,7 +4912,7 @@
         <w:t>Threshold</w:t>
       </w:r>
       <w:r>
-        <w:t xml:space="preserve"> 1 – первый </w:t>
+        <w:t xml:space="preserve"> 1 – первый </w:t>
       </w:r>
       <w:proofErr w:type="spellStart"/>
       <w:r>
@@ -4934,7 +4934,7 @@
         <w:t>LT</w:t>
       </w:r>
       <w:r>
-        <w:t xml:space="preserve">2 – </w:t>
+        <w:t xml:space="preserve">2 – </w:t>
       </w:r>
       <w:r>
         <w:rPr>
@@ -4952,7 +4952,7 @@
         <w:t>Threshold</w:t>
       </w:r>
       <w:r>
-        <w:t xml:space="preserve"> 2 – второй </w:t>
+        <w:t xml:space="preserve"> 2 – второй </w:t>
       </w:r>
       <w:proofErr w:type="spellStart"/>
       <w:r>
@@ -4974,7 +4974,7 @@
         <w:t>LT</w:t>
       </w:r>
       <w:r>
-        <w:t xml:space="preserve">4 – </w:t>
+        <w:t xml:space="preserve">4 – </w:t>
       </w:r>
       <w:r>
         <w:rPr>
@@ -5019,7 +5019,7 @@
         <w:t>L</w:t>
       </w:r>
       <w:r>
-        <w:t xml:space="preserve"> – </w:t>
+        <w:t xml:space="preserve"> – </w:t>
       </w:r>
       <w:proofErr w:type="spellStart"/>
       <w:r>
@@ -5049,7 +5049,7 @@
         <w:rPr>
           <w:lang w:val="en-US"/>
         </w:rPr>
-        <w:t xml:space="preserve">MAE – Mean Absolute Error – </w:t>
+        <w:t xml:space="preserve">MAE – Mean Absolute Error – </w:t>
       </w:r>
       <w:r>
         <w:t>средняя</w:t>
@@ -5084,7 +5084,7 @@
         <w:rPr>
           <w:lang w:val="en-US"/>
         </w:rPr>
-        <w:t xml:space="preserve">MCT1 – Monocarboxylate Transporter 1 – </w:t>
+        <w:t xml:space="preserve">MCT1 – Monocarboxylate Transporter 1 – </w:t>
       </w:r>
       <w:proofErr w:type="spellStart"/>
       <w:r>
@@ -5126,7 +5126,7 @@
         <w:rPr>
           <w:lang w:val="en-US"/>
         </w:rPr>
-        <w:t xml:space="preserve"> Frequency – </w:t>
+        <w:t xml:space="preserve"> Frequency – </w:t>
       </w:r>
       <w:r>
         <w:t>медианная</w:t>
@@ -5152,7 +5152,7 @@
         <w:rPr>
           <w:lang w:val="en-US"/>
         </w:rPr>
-        <w:t xml:space="preserve">ML – Machine Learning – </w:t>
+        <w:t xml:space="preserve">ML – Machine Learning – </w:t>
       </w:r>
       <w:r>
         <w:t>машинное</w:t>
@@ -5178,7 +5178,7 @@
         <w:t>MLSS</w:t>
       </w:r>
       <w:r>
-        <w:t xml:space="preserve"> – </w:t>
+        <w:t xml:space="preserve"> – </w:t>
       </w:r>
       <w:r>
         <w:rPr>
@@ -5214,7 +5214,7 @@
         <w:t>State</w:t>
       </w:r>
       <w:r>
-        <w:t xml:space="preserve"> – максимальное </w:t>
+        <w:t xml:space="preserve"> – максимальное </w:t>
       </w:r>
       <w:proofErr w:type="spellStart"/>
       <w:r>
@@ -5236,7 +5236,7 @@
         <w:t>MN</w:t>
       </w:r>
       <w:r>
-        <w:t xml:space="preserve"> – </w:t>
+        <w:t xml:space="preserve"> – </w:t>
       </w:r>
       <w:proofErr w:type="spellStart"/>
       <w:r>
@@ -5256,7 +5256,7 @@
         <w:t>Frequency</w:t>
       </w:r>
       <w:r>
-        <w:t xml:space="preserve"> – средняя частота</w:t>
+        <w:t xml:space="preserve"> – средняя частота</w:t>
       </w:r>
     </w:p>
     <w:p>
@@ -5270,7 +5270,7 @@
         <w:t>NIRS</w:t>
       </w:r>
       <w:r>
-        <w:t xml:space="preserve"> – </w:t>
+        <w:t xml:space="preserve"> – </w:t>
       </w:r>
       <w:r>
         <w:rPr>
@@ -5297,7 +5297,7 @@
         <w:t>Spectroscopy</w:t>
       </w:r>
       <w:r>
-        <w:t xml:space="preserve"> – ближняя инфракрасная спектроскопия</w:t>
+        <w:t xml:space="preserve"> – ближняя инфракрасная спектроскопия</w:t>
       </w:r>
     </w:p>
     <w:p>
@@ -5311,7 +5311,7 @@
         <w:t>OBLA</w:t>
       </w:r>
       <w:r>
-        <w:t xml:space="preserve"> – </w:t>
+        <w:t xml:space="preserve"> – </w:t>
       </w:r>
       <w:r>
         <w:rPr>
@@ -5356,7 +5356,7 @@
         <w:t>Accumulation</w:t>
       </w:r>
       <w:r>
-        <w:t xml:space="preserve"> – начало накопления </w:t>
+        <w:t xml:space="preserve"> – начало накопления </w:t>
       </w:r>
       <w:proofErr w:type="spellStart"/>
       <w:r>
@@ -5388,7 +5388,7 @@
         <w:t>Hb</w:t>
       </w:r>
       <w:r>
-        <w:t xml:space="preserve"> – </w:t>
+        <w:t xml:space="preserve"> – </w:t>
       </w:r>
       <w:proofErr w:type="spellStart"/>
       <w:r>
@@ -5399,7 +5399,7 @@
       </w:r>
       <w:proofErr w:type="spellEnd"/>
       <w:r>
-        <w:t xml:space="preserve"> – оксигемоглобин</w:t>
+        <w:t xml:space="preserve"> – оксигемоглобин</w:t>
       </w:r>
     </w:p>
     <w:p>
@@ -5413,7 +5413,7 @@
         <w:rPr>
           <w:lang w:val="en-US"/>
         </w:rPr>
-        <w:t xml:space="preserve">R² – Coefficient of Determination – </w:t>
+        <w:t xml:space="preserve">R² – Coefficient of Determination – </w:t>
       </w:r>
       <w:r>
         <w:t>коэффициент</w:t>
@@ -5439,7 +5439,7 @@
         <w:rPr>
           <w:lang w:val="en-US"/>
         </w:rPr>
-        <w:t xml:space="preserve">RF – Rectus femoris – </w:t>
+        <w:t xml:space="preserve">RF – Rectus femoris – </w:t>
       </w:r>
       <w:r>
         <w:t>прямая</w:t>
@@ -5474,7 +5474,7 @@
         <w:rPr>
           <w:lang w:val="en-US"/>
         </w:rPr>
-        <w:t xml:space="preserve">RMS – Root Mean Square – </w:t>
+        <w:t xml:space="preserve">RMS – Root Mean Square – </w:t>
       </w:r>
       <w:r>
         <w:t>среднеквадратичная</w:t>
@@ -5500,7 +5500,7 @@
         <w:rPr>
           <w:lang w:val="en-US"/>
         </w:rPr>
-        <w:t xml:space="preserve">RNN – Recurrent Neural Network – </w:t>
+        <w:t xml:space="preserve">RNN – Recurrent Neural Network – </w:t>
       </w:r>
       <w:r>
         <w:t>рекуррентная</w:t>
@@ -5535,7 +5535,7 @@
         <w:rPr>
           <w:lang w:val="en-US"/>
         </w:rPr>
-        <w:t xml:space="preserve">RMSE – Root Mean Square Error – </w:t>
+        <w:t xml:space="preserve">RMSE – Root Mean Square Error – </w:t>
       </w:r>
       <w:r>
         <w:t>среднеквадратичная</w:t>
@@ -5561,7 +5561,7 @@
         <w:t>RMSSD</w:t>
       </w:r>
       <w:r>
-        <w:t xml:space="preserve"> – </w:t>
+        <w:t xml:space="preserve"> – </w:t>
       </w:r>
       <w:r>
         <w:rPr>
@@ -5615,7 +5615,7 @@
         <w:t>Differences</w:t>
       </w:r>
       <w:r>
-        <w:t xml:space="preserve"> – квадратный корень из среднеквадратичной разности последовательных </w:t>
+        <w:t xml:space="preserve"> – квадратный корень из среднеквадратичной разности последовательных </w:t>
       </w:r>
       <w:r>
         <w:rPr>
@@ -5638,7 +5638,7 @@
         <w:t>RR</w:t>
       </w:r>
       <w:r>
-        <w:t xml:space="preserve">-интервал – интервал между последовательными зубцами </w:t>
+        <w:t xml:space="preserve">-интервал – интервал между последовательными зубцами </w:t>
       </w:r>
       <w:r>
         <w:rPr>
@@ -5655,7 +5655,7 @@
         <w:ind w:firstLine="709"/>
       </w:pPr>
       <w:r>
-        <w:t xml:space="preserve">SHAP – </w:t>
+        <w:t xml:space="preserve">SHAP – </w:t>
       </w:r>
       <w:proofErr w:type="spellStart"/>
       <w:r>
@@ -5679,7 +5679,7 @@
       </w:r>
       <w:proofErr w:type="spellEnd"/>
       <w:r>
-        <w:t xml:space="preserve"> – метод интерпретации моделей машинного обучения на основе значений Шепли</w:t>
+        <w:t xml:space="preserve"> – метод интерпретации моделей машинного обучения на основе значений Шепли</w:t>
       </w:r>
     </w:p>
     <w:p>
@@ -5693,7 +5693,7 @@
         <w:t>SMD</w:t>
       </w:r>
       <w:r>
-        <w:t xml:space="preserve"> – </w:t>
+        <w:t xml:space="preserve"> – </w:t>
       </w:r>
       <w:proofErr w:type="spellStart"/>
       <w:r>
@@ -5722,7 +5722,7 @@
         <w:t>Difference</w:t>
       </w:r>
       <w:r>
-        <w:t xml:space="preserve"> – стандартизованная разность средних</w:t>
+        <w:t xml:space="preserve"> – стандартизованная разность средних</w:t>
       </w:r>
     </w:p>
     <w:p>
@@ -5738,7 +5738,7 @@
       </w:r>
       <w:proofErr w:type="spellEnd"/>
       <w:r>
-        <w:t xml:space="preserve">₂ – </w:t>
+        <w:t xml:space="preserve">₂ – </w:t>
       </w:r>
       <w:r>
         <w:rPr>
@@ -5774,7 +5774,7 @@
         <w:t>Saturation</w:t>
       </w:r>
       <w:r>
-        <w:t xml:space="preserve"> – насыщение мышечного гемоглобина кислородом</w:t>
+        <w:t xml:space="preserve"> – насыщение мышечного гемоглобина кислородом</w:t>
       </w:r>
     </w:p>
     <w:p>
@@ -5788,7 +5788,7 @@
         <w:rPr>
           <w:lang w:val="en-US"/>
         </w:rPr>
-        <w:t xml:space="preserve">STFT – Short-Time Fourier Transform – </w:t>
+        <w:t xml:space="preserve">STFT – Short-Time Fourier Transform – </w:t>
       </w:r>
       <w:r>
         <w:t>оконное</w:t>
@@ -5823,7 +5823,7 @@
         <w:rPr>
           <w:lang w:val="en-US"/>
         </w:rPr>
-        <w:t xml:space="preserve">TCN – Temporal Convolutional Network – </w:t>
+        <w:t xml:space="preserve">TCN – Temporal Convolutional Network – </w:t>
       </w:r>
       <w:proofErr w:type="spellStart"/>
       <w:r>
@@ -5862,7 +5862,7 @@
         <w:rPr>
           <w:lang w:val="en-US"/>
         </w:rPr>
-        <w:t xml:space="preserve">TCU – </w:t>
+        <w:t xml:space="preserve">TCU – </w:t>
       </w:r>
       <w:proofErr w:type="spellStart"/>
       <w:r>
@@ -5876,7 +5876,7 @@
         <w:rPr>
           <w:lang w:val="en-US"/>
         </w:rPr>
-        <w:t xml:space="preserve"> Control Utility – </w:t>
+        <w:t xml:space="preserve"> Control Utility – </w:t>
       </w:r>
       <w:r>
         <w:t>программное</w:t>
@@ -5956,7 +5956,7 @@
         <w:rPr>
           <w:lang w:val="en-US"/>
         </w:rPr>
-        <w:t xml:space="preserve"> – Total </w:t>
+        <w:t xml:space="preserve"> – Total </w:t>
       </w:r>
       <w:proofErr w:type="spellStart"/>
       <w:r>
@@ -5970,7 +5970,7 @@
         <w:rPr>
           <w:lang w:val="en-US"/>
         </w:rPr>
-        <w:t xml:space="preserve"> – </w:t>
+        <w:t xml:space="preserve"> – </w:t>
       </w:r>
       <w:r>
         <w:t>суммарный</w:t>
@@ -5996,7 +5996,7 @@
         <w:rPr>
           <w:lang w:val="en-US"/>
         </w:rPr>
-        <w:t xml:space="preserve">VL – Vastus lateralis – </w:t>
+        <w:t xml:space="preserve">VL – Vastus lateralis – </w:t>
       </w:r>
       <w:r>
         <w:t>латеральная</w:t>
@@ -6040,7 +6040,7 @@
         <w:rPr>
           <w:lang w:val="en-US"/>
         </w:rPr>
-        <w:t xml:space="preserve">VO₂ – Oxygen Uptake – </w:t>
+        <w:t xml:space="preserve">VO₂ – Oxygen Uptake – </w:t>
       </w:r>
       <w:r>
         <w:t>потребление</w:t>
@@ -6074,7 +6074,7 @@
         <w:rPr>
           <w:lang w:val="en-US"/>
         </w:rPr>
-        <w:t xml:space="preserve"> – Maximum Oxygen Uptake – </w:t>
+        <w:t xml:space="preserve"> – Maximum Oxygen Uptake – </w:t>
       </w:r>
       <w:r>
         <w:t>максимальное</w:t>
@@ -6110,7 +6110,7 @@
         <w:t>VT</w:t>
       </w:r>
       <w:r>
-        <w:t xml:space="preserve">1 – </w:t>
+        <w:t xml:space="preserve">1 – </w:t>
       </w:r>
       <w:r>
         <w:rPr>
@@ -6128,7 +6128,7 @@
         <w:t>Threshold</w:t>
       </w:r>
       <w:r>
-        <w:t xml:space="preserve"> 1 – первый вентиляционный порог</w:t>
+        <w:t xml:space="preserve"> 1 – первый вентиляционный порог</w:t>
       </w:r>
     </w:p>
     <w:p>
@@ -6142,7 +6142,7 @@
         <w:t>VT</w:t>
       </w:r>
       <w:r>
-        <w:t xml:space="preserve">2 – </w:t>
+        <w:t xml:space="preserve">2 – </w:t>
       </w:r>
       <w:r>
         <w:rPr>
@@ -6160,7 +6160,7 @@
         <w:t>Threshold</w:t>
       </w:r>
       <w:r>
-        <w:t xml:space="preserve"> 2 – второй вентиляционный порог</w:t>
+        <w:t xml:space="preserve"> 2 – второй вентиляционный порог</w:t>
       </w:r>
     </w:p>
     <w:p>
@@ -6174,7 +6174,7 @@
         <w:t>WI</w:t>
       </w:r>
       <w:r>
-        <w:t xml:space="preserve"> – </w:t>
+        <w:t xml:space="preserve"> – </w:t>
       </w:r>
       <w:r>
         <w:rPr>
@@ -6192,7 +6192,7 @@
         <w:t>Index</w:t>
       </w:r>
       <w:r>
-        <w:t xml:space="preserve"> – </w:t>
+        <w:t xml:space="preserve"> – </w:t>
       </w:r>
       <w:proofErr w:type="spellStart"/>
       <w:r>
@@ -12683,7 +12683,7 @@
       </w:r>
       <w:proofErr w:type="spellEnd"/>
       <w:r>
-        <w:t xml:space="preserve"> порогов – ступенчатый тест с забором капиллярной крови или газоаналитический метод – являются либо инвазивными, либо требуют стационарного оборудования, что существенно ограничивает их применение в полевых условиях, при регулярном мониторинге тренировочного процесса и в клинической практике. В последнее десятилетие активно развиваются </w:t>
+        <w:t xml:space="preserve"> порогов – ступенчатый тест с забором капиллярной крови или газоаналитический метод – являются либо инвазивными, либо требуют стационарного оборудования, что существенно ограничивает их применение в полевых условиях, при регулярном мониторинге тренировочного процесса и в клинической практике. В последнее десятилетие активно развиваются </w:t>
       </w:r>
       <w:proofErr w:type="spellStart"/>
       <w:r>
@@ -13099,7 +13099,7 @@
         <w:ind w:firstLine="708"/>
       </w:pPr>
       <w:r>
-        <w:t xml:space="preserve">Методологическую основу работы составляет системный подход к анализу физиологических сигналов: многоканальные данные с носимых датчиков рассматриваются как взаимодополняющие проекции единого физиологического процесса – перехода от аэробного к анаэробному режиму энергообеспечения. Применяемые методы включают ступенчатое </w:t>
+        <w:t xml:space="preserve">Методологическую основу работы составляет системный подход к анализу физиологических сигналов: многоканальные данные с носимых датчиков рассматриваются как взаимодополняющие проекции единого физиологического процесса – перехода от аэробного к анаэробному режиму энергообеспечения. Применяемые методы включают ступенчатое </w:t>
       </w:r>
       <w:proofErr w:type="spellStart"/>
       <w:r>
@@ -13282,7 +13282,7 @@
       </w:r>
       <w:proofErr w:type="spellEnd"/>
       <w:r>
-        <w:t xml:space="preserve"> выше базального уровня – приблизительно 2,0 – 2,5 </w:t>
+        <w:t xml:space="preserve"> выше базального уровня – приблизительно 2,0 – 2,5 </w:t>
       </w:r>
       <w:proofErr w:type="spellStart"/>
       <w:r>
@@ -13290,7 +13290,7 @@
       </w:r>
       <w:proofErr w:type="spellEnd"/>
       <w:r>
-        <w:t xml:space="preserve">/л – и сопровождается начальными вентиляционными изменениями. Второй порог, нередко именуемый анаэробным порогом или максимальным </w:t>
+        <w:t xml:space="preserve">/л – и сопровождается начальными вентиляционными изменениями. Второй порог, нередко именуемый анаэробным порогом или максимальным </w:t>
       </w:r>
       <w:proofErr w:type="spellStart"/>
       <w:r>
@@ -13362,7 +13362,7 @@
       </w:r>
       <w:proofErr w:type="spellEnd"/>
       <w:r>
-        <w:t xml:space="preserve"> тканями – метаболический клиренс </w:t>
+        <w:t xml:space="preserve"> тканями – метаболический клиренс </w:t>
       </w:r>
       <w:proofErr w:type="spellStart"/>
       <w:r>
@@ -13370,7 +13370,7 @@
       </w:r>
       <w:proofErr w:type="spellEnd"/>
       <w:r>
-        <w:t xml:space="preserve"> (MCR) – достигает максимума: при переходе от интенсивности LT−10 % к уровню LT MCR снижается на 30 %, а у тренированных спортсменов MCR при LT был на 34 % выше, чем у нетренированных (62,5 против 46,5 мл·кг⁻¹·мин⁻¹, p&lt;0,05). Таким образом, порог отражает не просто момент появления </w:t>
+        <w:t xml:space="preserve"> (MCR) – достигает максимума: при переходе от интенсивности LT−10 % к уровню LT MCR снижается на 30 %, а у тренированных спортсменов MCR при LT был на 34 % выше, чем у нетренированных (62,5 против 46,5 мл·кг⁻¹·мин⁻¹, p&lt;0,05). Таким образом, порог отражает не просто момент появления </w:t>
       </w:r>
       <w:proofErr w:type="spellStart"/>
       <w:r>
@@ -13522,7 +13522,7 @@
       </w:r>
       <w:proofErr w:type="spellEnd"/>
       <w:r>
-        <w:t xml:space="preserve"> – у молодых здоровых испытуемых VT1 наступает при 59,4 % </w:t>
+        <w:t xml:space="preserve"> – у молодых здоровых испытуемых VT1 наступает при 59,4 % </w:t>
       </w:r>
       <w:proofErr w:type="spellStart"/>
       <w:r>
@@ -13546,7 +13546,7 @@
       </w:r>
       <w:proofErr w:type="spellEnd"/>
       <w:r>
-        <w:t xml:space="preserve"> порог может выявляться существенно раньше вентиляционного – </w:t>
+        <w:t xml:space="preserve"> порог может выявляться существенно раньше вентиляционного – </w:t>
       </w:r>
       <w:proofErr w:type="spellStart"/>
       <w:r>
@@ -13686,7 +13686,7 @@
       </w:r>
       <w:proofErr w:type="spellEnd"/>
       <w:r>
-        <w:t xml:space="preserve"> ёмкость </w:t>
+        <w:t xml:space="preserve"> ёмкость </w:t>
       </w:r>
       <w:r>
         <w:softHyphen/>
@@ -13718,7 +13718,7 @@
       </w:r>
       <w:r>
         <w:lastRenderedPageBreak/>
-        <w:t xml:space="preserve">модальность не является универсально оптимальной </w:t>
+        <w:t xml:space="preserve">модальность не является универсально оптимальной </w:t>
       </w:r>
       <w:r>
         <w:softHyphen/>
@@ -13758,7 +13758,7 @@
         <w:t>либо требуют специализированного газоаналитического оборудования</w:t>
       </w:r>
       <w:r>
-        <w:t xml:space="preserve">. Определение обоих порогов – LT1 и LT2 – в реальном времени непрерывно, по локальным </w:t>
+        <w:t xml:space="preserve">. Определение обоих порогов – LT1 и LT2 – в реальном времени непрерывно, по локальным </w:t>
       </w:r>
       <w:proofErr w:type="spellStart"/>
       <w:r>
@@ -13910,7 +13910,7 @@
       </w:r>
       <w:proofErr w:type="spellEnd"/>
       <w:r>
-        <w:t xml:space="preserve"> [9]. – вследствие снижения скорости проведения потенциала действия по мышечным волокнам при накоплении </w:t>
+        <w:t xml:space="preserve"> [9]. – вследствие снижения скорости проведения потенциала действия по мышечным волокнам при накоплении </w:t>
       </w:r>
       <w:proofErr w:type="spellStart"/>
       <w:r>
@@ -14074,7 +14074,7 @@
       </w:r>
       <w:proofErr w:type="spellEnd"/>
       <w:r>
-        <w:t xml:space="preserve"> – около 3 %, что значительно превышает </w:t>
+        <w:t xml:space="preserve"> – около 3 %, что значительно превышает </w:t>
       </w:r>
       <w:proofErr w:type="spellStart"/>
       <w:r>
@@ -14158,7 +14158,7 @@
       </w:r>
       <w:proofErr w:type="spellEnd"/>
       <w:r>
-        <w:t xml:space="preserve"> предиктора: ЭМГ как сигнал по природе запаздывает, тогда как NIRS – опережающий маркер, и комбинация этих модальностей восполняет ограничения каждой по отдельности.</w:t>
+        <w:t xml:space="preserve"> предиктора: ЭМГ как сигнал по природе запаздывает, тогда как NIRS – опережающий маркер, и комбинация этих модальностей восполняет ограничения каждой по отдельности.</w:t>
       </w:r>
     </w:p>
     <w:p>
@@ -14234,7 +14234,7 @@
       </w:r>
       <w:proofErr w:type="spellEnd"/>
       <w:r>
-        <w:t xml:space="preserve"> при велоэргометрии следует выделить несколько принципиальных. Во-первых, межэлектродные расстояния и положение электрода относительно двигательных точек и зон иннервации существенно влияют на амплитуду и форму сигнала, что затрудняет межсессионное сравнение без точного воспроизведения наложения. Во-вторых, нормализация IEMG/RMS – обязательное условие для корректного сравнения между испытуемыми: без нормировки абсолютные значения несопоставимы из-за различий в толщине подкожного жира, морфологии мышцы и импедансе кожи. В методе Попова [11] нормировка выполняется на диапазон [</w:t>
+        <w:t xml:space="preserve"> при велоэргометрии следует выделить несколько принципиальных. Во-первых, межэлектродные расстояния и положение электрода относительно двигательных точек и зон иннервации существенно влияют на амплитуду и форму сигнала, что затрудняет межсессионное сравнение без точного воспроизведения наложения. Во-вторых, нормализация IEMG/RMS – обязательное условие для корректного сравнения между испытуемыми: без нормировки абсолютные значения несопоставимы из-за различий в толщине подкожного жира, морфологии мышцы и импедансе кожи. В методе Попова [11] нормировка выполняется на диапазон [</w:t>
       </w:r>
       <w:proofErr w:type="spellStart"/>
       <w:r>
@@ -14308,7 +14308,7 @@
         <w:t>комбинированный анализ ЭМГ VL с синхронной NIRS на той же мышце</w:t>
       </w:r>
       <w:r>
-        <w:t xml:space="preserve"> – как основа </w:t>
+        <w:t xml:space="preserve"> – как основа </w:t>
       </w:r>
       <w:proofErr w:type="spellStart"/>
       <w:r>
@@ -14316,7 +14316,7 @@
       </w:r>
       <w:proofErr w:type="spellEnd"/>
       <w:r>
-        <w:t xml:space="preserve"> предиктора – в литературе не реализован.</w:t>
+        <w:t xml:space="preserve"> предиктора – в литературе не реализован.</w:t>
       </w:r>
     </w:p>
     <w:p>
@@ -14342,7 +14342,7 @@
         <w:ind w:firstLine="708"/>
       </w:pPr>
       <w:r>
-        <w:t xml:space="preserve">Классические признаки ЭМГ – RMS, MNF, MDF – извлекаются на основе быстрого преобразования Фурье (FFT) либо его оконных модификаций (STFT) и предполагают локальную стационарность сигнала в пределах окна анализа, то есть считают, что на коротком временном отрезке статистические </w:t>
+        <w:t xml:space="preserve">Классические признаки ЭМГ – RMS, MNF, MDF – извлекаются на основе быстрого преобразования Фурье (FFT) либо его оконных модификаций (STFT) и предполагают локальную стационарность сигнала в пределах окна анализа, то есть считают, что на коротком временном отрезке статистические </w:t>
       </w:r>
       <w:r>
         <w:lastRenderedPageBreak/>
@@ -14378,7 +14378,7 @@
       </w:r>
       <w:proofErr w:type="spellEnd"/>
       <w:r>
-        <w:t xml:space="preserve"> и переходных нагрузках; FFT же не сохраняет временную привязку частотного содержимого вовсе. Альтернативный класс методов – </w:t>
+        <w:t xml:space="preserve"> и переходных нагрузках; FFT же не сохраняет временную привязку частотного содержимого вовсе. Альтернативный класс методов – </w:t>
       </w:r>
       <w:proofErr w:type="spellStart"/>
       <w:r>
@@ -14386,7 +14386,7 @@
       </w:r>
       <w:proofErr w:type="spellEnd"/>
       <w:r>
-        <w:t xml:space="preserve"> анализ – был разработан именно для обработки нестационарных сигналов и обеспечивает компромисс между временным и частотным разрешением, адаптивный к масштабу анализируемой особенности.</w:t>
+        <w:t xml:space="preserve"> анализ – был разработан именно для обработки нестационарных сигналов и обеспечивает компромисс между временным и частотным разрешением, адаптивный к масштабу анализируемой особенности.</w:t>
       </w:r>
     </w:p>
     <w:p>
@@ -14418,7 +14418,7 @@
       </w:r>
       <w:proofErr w:type="spellEnd"/>
       <w:r>
-        <w:t xml:space="preserve"> 6-го порядка (db6) уровни d1–d2 — основную мышечную активность, а более низкие уровни — медленные тренды и артефакты движения. На каждом уровне могут вычисляться количественные признаки: энергия (сумма квадратов </w:t>
+        <w:t xml:space="preserve"> 6-го порядка (db6) уровни d1–d2 – основную мышечную активность, а более низкие уровни – медленные тренды и артефакты движения. На каждом уровне могут вычисляться количественные признаки: энергия (сумма квадратов </w:t>
       </w:r>
       <w:proofErr w:type="spellStart"/>
       <w:r>
@@ -14514,7 +14514,7 @@
       </w:r>
       <w:proofErr w:type="spellEnd"/>
       <w:r>
-        <w:t xml:space="preserve"> — мере близости динамики признака к выбранной </w:t>
+        <w:t xml:space="preserve"> – мере близости динамики признака к выбранной </w:t>
       </w:r>
       <w:proofErr w:type="spellStart"/>
       <w:r>
@@ -14522,7 +14522,7 @@
       </w:r>
       <w:proofErr w:type="spellEnd"/>
       <w:r>
-        <w:t xml:space="preserve"> кривой утомления — значимо превзошла классические индексы (RMS, MF, MPF, MDF, а также сложность Лемпеля–Зива) для оценки мышечного утомления при динамическом </w:t>
+        <w:t xml:space="preserve"> кривой утомления – значимо превзошла классические индексы (RMS, MF, MPF, MDF, а также сложность Лемпеля–Зива) для оценки мышечного утомления при динамическом </w:t>
       </w:r>
       <w:proofErr w:type="spellStart"/>
       <w:r>
@@ -14677,7 +14677,7 @@
       </w:r>
       <w:proofErr w:type="spellEnd"/>
       <w:r>
-        <w:t xml:space="preserve">, ΔRMS, ΔMAV) между нормальным состоянием и состоянием затяжной мышечной усталости были статистически незначимыми. Однако этот результат не следует напрямую переносить на задачу настоящей работы, поскольку он получен в иной двигательной постановке — в беговом протоколе, а не при </w:t>
+        <w:t xml:space="preserve">, ΔRMS, ΔMAV) между нормальным состоянием и состоянием затяжной мышечной усталости были статистически незначимыми. Однако этот результат не следует напрямую переносить на задачу настоящей работы, поскольку он получен в иной двигательной постановке – в беговом протоколе, а не при </w:t>
       </w:r>
       <w:proofErr w:type="spellStart"/>
       <w:r>
@@ -14741,7 +14741,7 @@
       </w:r>
       <w:proofErr w:type="spellEnd"/>
       <w:r>
-        <w:t xml:space="preserve"> – двумерную карту того, как энергия сигнала распределяется по времени и частоте, что удобно для визуализации структурных изменений сигнала. </w:t>
+        <w:t xml:space="preserve"> – двумерную карту того, как энергия сигнала распределяется по времени и частоте, что удобно для визуализации структурных изменений сигнала. </w:t>
       </w:r>
       <w:proofErr w:type="spellStart"/>
       <w:r>
@@ -14757,7 +14757,7 @@
       </w:r>
       <w:proofErr w:type="spellEnd"/>
       <w:r>
-        <w:t xml:space="preserve"> испытаний при трёх интенсивностях – 73 %, 100 % и 133 % </w:t>
+        <w:t xml:space="preserve"> испытаний при трёх интенсивностях – 73 %, 100 % и 133 % </w:t>
       </w:r>
       <w:proofErr w:type="spellStart"/>
       <w:r>
@@ -14765,7 +14765,7 @@
       </w:r>
       <w:proofErr w:type="spellEnd"/>
       <w:r>
-        <w:t xml:space="preserve"> – и обнаружили, что при 133 % </w:t>
+        <w:t xml:space="preserve"> – и обнаружили, что при 133 % </w:t>
       </w:r>
       <w:proofErr w:type="spellStart"/>
       <w:r>
@@ -14809,7 +14809,7 @@
       </w:r>
       <w:proofErr w:type="spellEnd"/>
       <w:r>
-        <w:t>-пакеты остаются предпочтительнее CWT в силу фиксированной вычислительной стоимости и компактного представления признаков, тогда как CWT – основной инструмент разведочного анализа.</w:t>
+        <w:t>-пакеты остаются предпочтительнее CWT в силу фиксированной вычислительной стоимости и компактного представления признаков, тогда как CWT – основной инструмент разведочного анализа.</w:t>
       </w:r>
     </w:p>
     <w:p>
@@ -14825,7 +14825,7 @@
       </w:r>
       <w:proofErr w:type="spellEnd"/>
       <w:r>
-        <w:t xml:space="preserve"> представления – комбинирование с нелинейными признаками сигнала, поскольку ЭМГ по своей природе несёт нелинейные характеристики, отражающие непредсказуемость паттернов разряда отдельных двигательных единиц. </w:t>
+        <w:t xml:space="preserve"> представления – комбинирование с нелинейными признаками сигнала, поскольку ЭМГ по своей природе несёт нелинейные характеристики, отражающие непредсказуемость паттернов разряда отдельных двигательных единиц. </w:t>
       </w:r>
       <w:proofErr w:type="spellStart"/>
       <w:r>
@@ -14897,7 +14897,7 @@
       </w:r>
       <w:proofErr w:type="spellEnd"/>
       <w:r>
-        <w:t xml:space="preserve"> – существенно больше, чем простое аддитивное зашумление либо использование перекрывающихся окон. Принципиальным здесь является то, что синтетические сигналы, полученные через </w:t>
+        <w:t xml:space="preserve"> – существенно больше, чем простое аддитивное зашумление либо использование перекрывающихся окон. Принципиальным здесь является то, что синтетические сигналы, полученные через </w:t>
       </w:r>
       <w:proofErr w:type="spellStart"/>
       <w:r>
@@ -14973,13 +14973,13 @@
       </w:r>
       <w:proofErr w:type="spellEnd"/>
       <w:r>
-        <w:t xml:space="preserve"> тесте – особенно на VL в сочетании</w:t>
+        <w:t xml:space="preserve"> тесте – особенно на VL в сочетании</w:t>
       </w:r>
       <w:r>
         <w:t xml:space="preserve"> </w:t>
       </w:r>
       <w:r>
-        <w:t>с NIRS и HRV – в рецензируемой литературе систематически не исследовалось.</w:t>
+        <w:t>с NIRS и HRV – в рецензируемой литературе систематически не исследовалось.</w:t>
       </w:r>
     </w:p>
     <w:p>
@@ -15034,7 +15034,7 @@
       </w:r>
       <w:proofErr w:type="spellEnd"/>
       <w:r>
-        <w:t>) [20]. При непрерывном облучении ткани и регистрации отражённого сигнала NIRS позволяет оценивать текущий баланс между доставкой и утилизацией кислорода непосредственно в работающей мышце – без временных задержек, присущих системным маркерам (</w:t>
+        <w:t>) [20]. При непрерывном облучении ткани и регистрации отражённого сигнала NIRS позволяет оценивать текущий баланс между доставкой и утилизацией кислорода непосредственно в работающей мышце – без временных задержек, присущих системным маркерам (</w:t>
       </w:r>
       <w:proofErr w:type="spellStart"/>
       <w:r>
@@ -15066,7 +15066,7 @@
       </w:r>
       <w:proofErr w:type="spellEnd"/>
       <w:r>
-        <w:t xml:space="preserve">) в зондируемом объёме ткани и является наиболее клинически интерпретируемым выходным параметром портативных систем – </w:t>
+        <w:t xml:space="preserve">) в зондируемом объёме ткани и является наиболее клинически интерпретируемым выходным параметром портативных систем – </w:t>
       </w:r>
       <w:proofErr w:type="spellStart"/>
       <w:r>
@@ -15106,7 +15106,7 @@
       </w:r>
       <w:proofErr w:type="spellEnd"/>
       <w:r>
-        <w:t xml:space="preserve"> порога – какой именно параметр наиболее точно отражает </w:t>
+        <w:t xml:space="preserve"> порога – какой именно параметр наиболее точно отражает </w:t>
       </w:r>
       <w:proofErr w:type="spellStart"/>
       <w:r>
@@ -15150,7 +15150,7 @@
       </w:r>
       <w:proofErr w:type="spellEnd"/>
       <w:r>
-        <w:t xml:space="preserve"> порогом – r=0,76 по нагрузке и r=0,80 по VO₂ (p&lt;0,05). Точка перегиба </w:t>
+        <w:t xml:space="preserve"> порогом – r=0,76 по нагрузке и r=0,80 по VO₂ (p&lt;0,05). Точка перегиба </w:t>
       </w:r>
       <w:proofErr w:type="spellStart"/>
       <w:r>
@@ -15270,7 +15270,7 @@
       </w:r>
       <w:proofErr w:type="spellEnd"/>
       <w:r>
-        <w:t xml:space="preserve"> – VT2 (46,2 ± 1,1 против 47,4 ± 1,0 мл·кг⁻¹·мин⁻¹, p&gt;0,05). </w:t>
+        <w:t xml:space="preserve"> – VT2 (46,2 ± 1,1 против 47,4 ± 1,0 мл·кг⁻¹·мин⁻¹, p&gt;0,05). </w:t>
       </w:r>
       <w:proofErr w:type="spellStart"/>
       <w:r>
@@ -15505,7 +15505,7 @@
       </w:r>
       <w:proofErr w:type="spellEnd"/>
       <w:r>
-        <w:t xml:space="preserve"> и соавторов [24] на велосипедистах показала умеренную корреляцию BP с VT1 (r=0,58 – 0,63), что авторы объясняют крупным шагом нагрузочных ступеней (30 – 50 Вт) – важное методологическое замечание для дизайна ступенчатых тестов.</w:t>
+        <w:t xml:space="preserve"> и соавторов [24] на велосипедистах показала умеренную корреляцию BP с VT1 (r=0,58 – 0,63), что авторы объясняют крупным шагом нагрузочных ступеней (30 – 50 Вт) – важное методологическое замечание для дизайна ступенчатых тестов.</w:t>
       </w:r>
     </w:p>
     <w:p>
@@ -15840,7 +15840,7 @@
       </w:r>
       <w:proofErr w:type="spellEnd"/>
       <w:r>
-        <w:t xml:space="preserve"> дают ICC=0,351 и ICC=0,385 соответственно – недопустимо низкие значения для клинического применения, хотя сами кривые </w:t>
+        <w:t xml:space="preserve"> дают ICC=0,351 и ICC=0,385 соответственно – недопустимо низкие значения для клинического применения, хотя сами кривые </w:t>
       </w:r>
       <w:proofErr w:type="spellStart"/>
       <w:r>
@@ -15964,7 +15964,7 @@
         <w:ind w:firstLine="708"/>
       </w:pPr>
       <w:r>
-        <w:t xml:space="preserve">Вариабельность сердечного ритма (HRV) – показатель изменчивости последовательности RR-интервалов, отражающий состояние вегетативной нервной системы. При нарастании интенсивности физической нагрузки баланс сдвигается от парасимпатической к симпатической активности: RMSSD (квадратный корень из среднего квадрата последовательных разностей RR) нелинейно снижается, причём наиболее резкое падение совпадает с зоной </w:t>
+        <w:t xml:space="preserve">Вариабельность сердечного ритма (HRV) – показатель изменчивости последовательности RR-интервалов, отражающий состояние вегетативной нервной системы. При нарастании интенсивности физической нагрузки баланс сдвигается от парасимпатической к симпатической активности: RMSSD (квадратный корень из среднего квадрата последовательных разностей RR) нелинейно снижается, причём наиболее резкое падение совпадает с зоной </w:t>
       </w:r>
       <w:r>
         <w:lastRenderedPageBreak/>
@@ -16044,7 +16044,7 @@
         <w:ind w:firstLine="708"/>
       </w:pPr>
       <w:r>
-        <w:t xml:space="preserve">Принципиальные ограничения метода DFA-α1 связаны с требованиями к качеству RR-сигнала и стационарности нагрузки. Первое: метод требует достаточной длины окна для надёжного оценивания фрактального показателя – рекомендованный диапазон составляет 4 – 16 ударов (порядка 2 минут при ЧСС 120 – 160 уд/мин), что ограничивает временное разрешение при онлайн-применении. Второе: при наличии артефактов RR (&gt;3 %) необходима коррекция, а при высоком уровне шума надёжность оценок снижается. Третье: метод показывает высокую </w:t>
+        <w:t xml:space="preserve">Принципиальные ограничения метода DFA-α1 связаны с требованиями к качеству RR-сигнала и стационарности нагрузки. Первое: метод требует достаточной длины окна для надёжного оценивания фрактального показателя – рекомендованный диапазон составляет 4 – 16 ударов (порядка 2 минут при ЧСС 120 – 160 уд/мин), что ограничивает временное разрешение при онлайн-применении. Второе: при наличии артефактов RR (&gt;3 %) необходима коррекция, а при высоком уровне шума надёжность оценок снижается. Третье: метод показывает высокую </w:t>
       </w:r>
       <w:proofErr w:type="spellStart"/>
       <w:r>
@@ -16084,7 +16084,7 @@
       </w:r>
       <w:proofErr w:type="spellEnd"/>
       <w:r>
-        <w:t xml:space="preserve"> LT2/VT2 величины оказались соизмеримыми: SMD=−0,06 (незначимо), r=0,85 (95 % CI 0,80 – 0,89). Принципиально важным выводом является то, что характеристики субъектов, тип эргометра, начальная мощность и шаг нагрузки не влияют на точность определения HRVT – метод устойчив к вариациям протокола; HRVT2 несколько лучше определяется при коротких ступенях нагрузки. Таким образом, мета-анализ показывает, что HRV-пороги в среднем хорошо воспроизводят </w:t>
+        <w:t xml:space="preserve"> LT2/VT2 величины оказались соизмеримыми: SMD=−0,06 (незначимо), r=0,85 (95 % CI 0,80 – 0,89). Принципиально важным выводом является то, что характеристики субъектов, тип эргометра, начальная мощность и шаг нагрузки не влияют на точность определения HRVT – метод устойчив к вариациям протокола; HRVT2 несколько лучше определяется при коротких ступенях нагрузки. Таким образом, мета-анализ показывает, что HRV-пороги в среднем хорошо воспроизводят </w:t>
       </w:r>
       <w:proofErr w:type="spellStart"/>
       <w:r>
@@ -16291,7 +16291,7 @@
       </w:r>
       <w:proofErr w:type="spellEnd"/>
       <w:r>
-        <w:t xml:space="preserve"> – до 7,14 – 7,15, что само по себе влияет на транспортную кинетику [32].</w:t>
+        <w:t xml:space="preserve"> – до 7,14 – 7,15, что само по себе влияет на транспортную кинетику [32].</w:t>
       </w:r>
     </w:p>
     <w:p>
@@ -16383,7 +16383,7 @@
       </w:r>
       <w:proofErr w:type="spellEnd"/>
       <w:r>
-        <w:t xml:space="preserve"> – значительно выше, </w:t>
+        <w:t xml:space="preserve"> – значительно выше, </w:t>
       </w:r>
       <w:r>
         <w:lastRenderedPageBreak/>
@@ -16794,7 +16794,7 @@
       </w:r>
       <w:proofErr w:type="spellEnd"/>
       <w:r>
-        <w:t xml:space="preserve"> – ещё один аргумент в пользу временной </w:t>
+        <w:t xml:space="preserve"> – ещё один аргумент в пользу временной </w:t>
       </w:r>
       <w:proofErr w:type="spellStart"/>
       <w:r>
@@ -17093,7 +17093,7 @@
       </w:r>
       <w:r>
         <w:lastRenderedPageBreak/>
-        <w:t>традиционные визуальные и пороговые алгоритмы. Принципиальные преимущества ML-подходов – способность улавливать нелинейные зависимости и интегрировать информацию из множества каналов – делают их особенно перспективными для задачи онлайн-</w:t>
+        <w:t>традиционные визуальные и пороговые алгоритмы. Принципиальные преимущества ML-подходов – способность улавливать нелинейные зависимости и интегрировать информацию из множества каналов – делают их особенно перспективными для задачи онлайн-</w:t>
       </w:r>
       <w:proofErr w:type="spellStart"/>
       <w:r>
@@ -17183,7 +17183,7 @@
       </w:r>
       <w:proofErr w:type="spellEnd"/>
       <w:r>
-        <w:t xml:space="preserve">) – </w:t>
+        <w:t xml:space="preserve">) – </w:t>
       </w:r>
       <w:proofErr w:type="spellStart"/>
       <w:r>
@@ -17231,7 +17231,7 @@
       </w:r>
       <w:proofErr w:type="spellEnd"/>
       <w:r>
-        <w:t xml:space="preserve"> признаки, не включая ЭМГ или NIRS. Перечисленные ансамблевые алгоритмы на основе решающих деревьев — случайный лес [39], а также методы градиентного </w:t>
+        <w:t xml:space="preserve"> признаки, не включая ЭМГ или NIRS. Перечисленные ансамблевые алгоритмы на основе решающих деревьев – случайный лес [39], а также методы градиентного </w:t>
       </w:r>
       <w:proofErr w:type="spellStart"/>
       <w:r>
@@ -17255,7 +17255,7 @@
       </w:r>
       <w:proofErr w:type="spellEnd"/>
       <w:r>
-        <w:t xml:space="preserve"> [41] — образуют семейство классических моделей, используемое и в настоящей работе.</w:t>
+        <w:t xml:space="preserve"> [41] – образуют семейство классических моделей, используемое и в настоящей работе.</w:t>
       </w:r>
     </w:p>
     <w:p>
@@ -17279,7 +17279,7 @@
       </w:r>
       <w:proofErr w:type="spellEnd"/>
       <w:r>
-        <w:t xml:space="preserve"> [42] показали, что регрессионная модель на основе трёх физиологических показателей – максимального потребления кислорода (</w:t>
+        <w:t xml:space="preserve"> [42] показали, что регрессионная модель на основе трёх физиологических показателей – максимального потребления кислорода (</w:t>
       </w:r>
       <w:proofErr w:type="spellStart"/>
       <w:r>
@@ -17304,7 +17304,7 @@
       </w:r>
       <w:proofErr w:type="spellEnd"/>
       <w:r>
-        <w:t xml:space="preserve">) – объясняет не менее 98 % вариации мощности на LT2 у молодых велосипедистов (ICC≥0,961). При определении </w:t>
+        <w:t xml:space="preserve">) – объясняет не менее 98 % вариации мощности на LT2 у молодых велосипедистов (ICC≥0,961). При определении </w:t>
       </w:r>
       <w:proofErr w:type="spellStart"/>
       <w:r>
@@ -17746,7 +17746,7 @@
       </w:r>
       <w:proofErr w:type="spellEnd"/>
       <w:r>
-        <w:t>, 2022). Системы, объединяющие все три сигнальных модальности – ЭМГ, NIRS и HRV – для одновременного предсказания обоих порогов в скользящем окне реального времени, в доступной рецензированной литературе отсутствуют.</w:t>
+        <w:t>, 2022). Системы, объединяющие все три сигнальных модальности – ЭМГ, NIRS и HRV – для одновременного предсказания обоих порогов в скользящем окне реального времени, в доступной рецензированной литературе отсутствуют.</w:t>
       </w:r>
     </w:p>
     <w:p>
@@ -17786,7 +17786,7 @@
       </w:r>
       <w:proofErr w:type="spellEnd"/>
       <w:r>
-        <w:t xml:space="preserve"> ML – SHAP-анализа, интерпретируемых деревьев, локальных </w:t>
+        <w:t xml:space="preserve"> ML – SHAP-анализа, интерпретируемых деревьев, локальных </w:t>
       </w:r>
       <w:proofErr w:type="spellStart"/>
       <w:r>
@@ -17794,7 +17794,7 @@
       </w:r>
       <w:proofErr w:type="spellEnd"/>
       <w:r>
-        <w:t xml:space="preserve">-моделей – как средства снижения риска </w:t>
+        <w:t xml:space="preserve">-моделей – как средства снижения риска </w:t>
       </w:r>
       <w:proofErr w:type="spellStart"/>
       <w:r>
@@ -17861,7 +17861,7 @@
       </w:r>
       <w:proofErr w:type="spellEnd"/>
       <w:r>
-        <w:t xml:space="preserve"> динамику (например, скользящие производные, лаговые признаки, оценки наклона). Альтернативный класс моделей – нейронные сети для временных рядов: рекуррентные сети с долгой краткосрочной памятью (LSTM) [44], GRU и </w:t>
+        <w:t xml:space="preserve"> динамику (например, скользящие производные, лаговые признаки, оценки наклона). Альтернативный класс моделей – нейронные сети для временных рядов: рекуррентные сети с долгой краткосрочной памятью (LSTM) [44], GRU и </w:t>
       </w:r>
       <w:proofErr w:type="spellStart"/>
       <w:r>
@@ -17877,7 +17877,7 @@
       </w:r>
       <w:proofErr w:type="spellEnd"/>
       <w:r>
-        <w:t xml:space="preserve"> сети (TCN) – сохраняет последовательную структуру сигнала на уровне архитектуры и способен обучаться на временной эволюции состояния системы как таковой. Для задачи онлайн-</w:t>
+        <w:t xml:space="preserve"> сети (TCN) – сохраняет последовательную структуру сигнала на уровне архитектуры и способен обучаться на временной эволюции состояния системы как таковой. Для задачи онлайн-</w:t>
       </w:r>
       <w:proofErr w:type="spellStart"/>
       <w:r>
@@ -17885,7 +17885,7 @@
       </w:r>
       <w:proofErr w:type="spellEnd"/>
       <w:r>
-        <w:t xml:space="preserve"> аэробно-анаэробного перехода это архитектурное преимущество принципиально: переход – событие, определяемое не моментальным значением сигнала, а характером его эволюции на временном горизонте порядка десятков секунд.</w:t>
+        <w:t xml:space="preserve"> аэробно-анаэробного перехода это архитектурное преимущество принципиально: переход – событие, определяемое не моментальным значением сигнала, а характером его эволюции на временном горизонте порядка десятков секунд.</w:t>
       </w:r>
     </w:p>
     <w:p>
@@ -17909,7 +17909,7 @@
       </w:r>
       <w:proofErr w:type="spellEnd"/>
       <w:r>
-        <w:t xml:space="preserve">: на выборке из 8599 пациентов на ИВЛ с 89 признаками LSTM достиг AUROC=0,828, GRU – 0,829 (статистически неотличимо), при этом из </w:t>
+        <w:t xml:space="preserve">: на выборке из 8599 пациентов на ИВЛ с 89 признаками LSTM достиг AUROC=0,828, GRU – 0,829 (статистически неотличимо), при этом из </w:t>
       </w:r>
       <w:proofErr w:type="spellStart"/>
       <w:r>
@@ -17953,7 +17953,7 @@
       </w:r>
       <w:proofErr w:type="spellEnd"/>
       <w:r>
-        <w:t xml:space="preserve"> порога в скользящем окне ступенчатого теста: с каждой новой секундой модель уточняет оценку оставшегося времени до порогов LT1 и LT2 на основе обновлённой истории. Дополнительный вывод исследования – облегчённая RNN-модель на 26 отобранных признаках была сопоставима с полной версией на всех 89 признаках – показывает перспективность совместного применения отбора признаков и RNN-архитектур, что особенно актуально при ограниченных размерах </w:t>
+        <w:t xml:space="preserve"> порога в скользящем окне ступенчатого теста: с каждой новой секундой модель уточняет оценку оставшегося времени до порогов LT1 и LT2 на основе обновлённой истории. Дополнительный вывод исследования – облегчённая RNN-модель на 26 отобранных признаках была сопоставима с полной версией на всех 89 признаках – показывает перспективность совместного применения отбора признаков и RNN-архитектур, что особенно актуально при ограниченных размерах </w:t>
       </w:r>
       <w:proofErr w:type="spellStart"/>
       <w:r>
@@ -18009,7 +18009,7 @@
       </w:r>
       <w:proofErr w:type="spellEnd"/>
       <w:r>
-        <w:t xml:space="preserve"> по полу, возрасту и диагнозу – модель обобщалась на гетерогенную популяцию. Принципиальное значение этой работы заключается в демонстрации применимости глубокого обучения для воспроизведения экспертной газоаналитической метки порога; ограничения – отличие популяции пациентов с ССЗ от здоровых тренированных спортсменов и одноканальная природа входа, уступающая </w:t>
+        <w:t xml:space="preserve"> по полу, возрасту и диагнозу – модель обобщалась на гетерогенную популяцию. Принципиальное значение этой работы заключается в демонстрации применимости глубокого обучения для воспроизведения экспертной газоаналитической метки порога; ограничения – отличие популяции пациентов с ССЗ от здоровых тренированных спортсменов и одноканальная природа входа, уступающая </w:t>
       </w:r>
       <w:proofErr w:type="spellStart"/>
       <w:r>
@@ -18053,7 +18053,7 @@
       </w:r>
       <w:proofErr w:type="spellEnd"/>
       <w:r>
-        <w:t xml:space="preserve"> и соавторы [48] реализовали TCN-архитектуру для посекундного предсказания VO₂ из четырёх сигналов умной рубашки (ЧСС, резерв ЧСС, частота дыхания, минутная вентиляция) и мощности нагрузки у 22 участников на велоэргометре. Авторами было установлено, что оптимальная длина истории составляет 218 секунд, а при 187, 97 и 76 секундах отклонение модели от лучшей конфигурации не превышало 3 % – TCN устойчива к выбору длины рецептивного поля. Точность модели достигла −22 мл/мин (95 % CI [−262, 218]) по всем диапазонам интенсивности; классификация интенсивности (</w:t>
+        <w:t xml:space="preserve"> и соавторы [48] реализовали TCN-архитектуру для посекундного предсказания VO₂ из четырёх сигналов умной рубашки (ЧСС, резерв ЧСС, частота дыхания, минутная вентиляция) и мощности нагрузки у 22 участников на велоэргометре. Авторами было установлено, что оптимальная длина истории составляет 218 секунд, а при 187, 97 и 76 секундах отклонение модели от лучшей конфигурации не превышало 3 % – TCN устойчива к выбору длины рецептивного поля. Точность модели достигла −22 мл/мин (95 % CI [−262, 218]) по всем диапазонам интенсивности; классификация интенсивности (</w:t>
       </w:r>
       <w:proofErr w:type="spellStart"/>
       <w:r>
@@ -18077,7 +18077,7 @@
       </w:r>
       <w:proofErr w:type="spellEnd"/>
       <w:r>
-        <w:t xml:space="preserve">) на основе предсказанного VO₂ – 94,1 %. Прямое сравнение показало превосходство TCN над LSTM и </w:t>
+        <w:t xml:space="preserve">) на основе предсказанного VO₂ – 94,1 %. Прямое сравнение показало превосходство TCN над LSTM и </w:t>
       </w:r>
       <w:proofErr w:type="spellStart"/>
       <w:r>
@@ -18238,7 +18238,7 @@
         <w:rPr>
           <w:iCs/>
         </w:rPr>
-        <w:t xml:space="preserve"> как технику аугментации при обучении CNN на ЭМГ и получили прирост точности до +16 % – что косвенно подтверждает эффективность </w:t>
+        <w:t xml:space="preserve"> как технику аугментации при обучении CNN на ЭМГ и получили прирост точности до +16 % – что косвенно подтверждает эффективность </w:t>
       </w:r>
       <w:proofErr w:type="spellStart"/>
       <w:r>
@@ -18453,7 +18453,7 @@
       </w:r>
       <w:proofErr w:type="spellEnd"/>
       <w:r>
-        <w:t xml:space="preserve"> на новых субъектах в данном контексте – </w:t>
+        <w:t xml:space="preserve"> на новых субъектах в данном контексте – </w:t>
       </w:r>
       <w:proofErr w:type="spellStart"/>
       <w:r>
@@ -18493,7 +18493,7 @@
       </w:r>
       <w:proofErr w:type="spellEnd"/>
       <w:r>
-        <w:t>—</w:t>
+        <w:t>–</w:t>
       </w:r>
       <w:proofErr w:type="spellStart"/>
       <w:r>
@@ -18526,7 +18526,7 @@
       </w:r>
       <w:proofErr w:type="spellEnd"/>
       <w:r>
-        <w:t xml:space="preserve"> и соавторы [19] систематически оценили техники аугментации ЭМГ и установили, что методы структурной модификации сигнала – плавная деформация амплитуды во времени (</w:t>
+        <w:t xml:space="preserve"> и соавторы [19] систематически оценили техники аугментации ЭМГ и установили, что методы структурной модификации сигнала – плавная деформация амплитуды во времени (</w:t>
       </w:r>
       <w:proofErr w:type="spellStart"/>
       <w:r>
@@ -18566,7 +18566,7 @@
       </w:r>
       <w:proofErr w:type="spellEnd"/>
       <w:r>
-        <w:t xml:space="preserve">) – обеспечивают прирост точности классификации до +16 % на двух эталонных </w:t>
+        <w:t xml:space="preserve">) – обеспечивают прирост точности классификации до +16 % на двух эталонных </w:t>
       </w:r>
       <w:proofErr w:type="spellStart"/>
       <w:r>
@@ -18598,7 +18598,7 @@
       </w:r>
       <w:proofErr w:type="spellEnd"/>
       <w:r>
-        <w:t xml:space="preserve"> – напротив, она применима только к тренировочному </w:t>
+        <w:t xml:space="preserve"> – напротив, она применима только к тренировочному </w:t>
       </w:r>
       <w:proofErr w:type="spellStart"/>
       <w:r>
@@ -18828,7 +18828,7 @@
           <w:i/>
           <w:iCs/>
         </w:rPr>
-        <w:t>В существующей литературе не представлено ни одной системы, одновременно объединяющей поверхностную электромиографию (ЭМГ), мышечную ближнюю инфракрасную спектроскопию (NIRS) и вариабельность сердечного ритма, представленную показателем DFA-α1, в единый алгоритм онлайн-предсказания обоих порогов – LT1 и LT2 – в скользящем окне в ходе ступенчатого нагрузочного теста.</w:t>
+        <w:t>В существующей литературе не представлено ни одной системы, одновременно объединяющей поверхностную электромиографию (ЭМГ), мышечную ближнюю инфракрасную спектроскопию (NIRS) и вариабельность сердечного ритма, представленную показателем DFA-α1, в единый алгоритм онлайн-предсказания обоих порогов – LT1 и LT2 – в скользящем окне в ходе ступенчатого нагрузочного теста.</w:t>
       </w:r>
       <w:r>
         <w:rPr>
@@ -18998,7 +18998,7 @@
         <w:rPr>
           <w:bCs/>
         </w:rPr>
-        <w:t xml:space="preserve"> анаэробного порога по комбинированным мультисенсорным данным «явно не решена» – техническая платформа существует, тогда как алгоритм онлайн-</w:t>
+        <w:t xml:space="preserve"> анаэробного порога по комбинированным мультисенсорным данным «явно не решена» – техническая платформа существует, тогда как алгоритм онлайн-</w:t>
       </w:r>
       <w:proofErr w:type="spellStart"/>
       <w:r>
@@ -19082,7 +19082,7 @@
       </w:r>
       <w:proofErr w:type="spellEnd"/>
       <w:r>
-        <w:t xml:space="preserve"> типичны значения VT1 в диапазоне 150 – 220 Вт и VT2 – 200 – 280 Вт при велоэргометрии, тогда как профессионалы демонстрируют VT1 220 – 300 Вт и VT2 290 – 380 Вт. </w:t>
+        <w:t xml:space="preserve"> типичны значения VT1 в диапазоне 150 – 220 Вт и VT2 – 200 – 280 Вт при велоэргометрии, тогда как профессионалы демонстрируют VT1 220 – 300 Вт и VT2 290 – 380 Вт. </w:t>
       </w:r>
       <w:proofErr w:type="spellStart"/>
       <w:r>
@@ -19288,7 +19288,7 @@
       </w:r>
       <w:proofErr w:type="spellEnd"/>
       <w:r>
-        <w:t xml:space="preserve"> двигательных единиц, кислородным балансом в мышце и вегетативными сдвигами. Каждый из рассмотренных сигнальных каналов – ЭМГ, NIRS и HRV – демонстрирует достоверную информативность в отношении отдельных аспектов перехода: ЭМГ отражает </w:t>
+        <w:t xml:space="preserve"> двигательных единиц, кислородным балансом в мышце и вегетативными сдвигами. Каждый из рассмотренных сигнальных каналов – ЭМГ, NIRS и HRV – демонстрирует достоверную информативность в отношении отдельных аспектов перехода: ЭМГ отражает </w:t>
       </w:r>
       <w:proofErr w:type="spellStart"/>
       <w:r>
@@ -19296,7 +19296,7 @@
       </w:r>
       <w:proofErr w:type="spellEnd"/>
       <w:r>
-        <w:t xml:space="preserve"> быстрых ДЕ, NIRS – локальный кислородный дефицит, DFA-α1 – вегетативные сдвиги, ассоциированные с VT1; при этом HRV-пороги дополнительно </w:t>
+        <w:t xml:space="preserve"> быстрых ДЕ, NIRS – локальный кислородный дефицит, DFA-α1 – вегетативные сдвиги, ассоциированные с VT1; при этом HRV-пороги дополнительно </w:t>
       </w:r>
       <w:proofErr w:type="spellStart"/>
       <w:r>
@@ -19385,7 +19385,7 @@
       </w:r>
       <w:proofErr w:type="spellEnd"/>
       <w:r>
-        <w:t xml:space="preserve">, пороговое значение DFA-α1=0,75) разработаны для постфактум-анализа или для одиночного канала, но не для онлайн-предсказания в скользящем окне. Второе: из рассмотренных работ ни одна не объединяет три сигнальных модальности (ЭМГ + NIRS + HRV) в единую систему – даже в работах с многослойными датчиками алгоритм </w:t>
+        <w:t xml:space="preserve">, пороговое значение DFA-α1=0,75) разработаны для постфактум-анализа или для одиночного канала, но не для онлайн-предсказания в скользящем окне. Второе: из рассмотренных работ ни одна не объединяет три сигнальных модальности (ЭМГ + NIRS + HRV) в единую систему – даже в работах с многослойными датчиками алгоритм </w:t>
       </w:r>
       <w:proofErr w:type="spellStart"/>
       <w:r>
@@ -19417,7 +19417,7 @@
       </w:r>
       <w:proofErr w:type="spellEnd"/>
       <w:r>
-        <w:t xml:space="preserve"> сигналам – принципиально более сложная задача, почти не решавшаяся методами ML. Четвёртое: фазовая структура педального цикла (</w:t>
+        <w:t xml:space="preserve"> сигналам – принципиально более сложная задача, почти не решавшаяся методами ML. Четвёртое: фазовая структура педального цикла (</w:t>
       </w:r>
       <w:proofErr w:type="spellStart"/>
       <w:r>
@@ -19509,7 +19509,7 @@
       </w:r>
       <w:proofErr w:type="spellEnd"/>
       <w:r>
-        <w:t xml:space="preserve"> сигналам работающей мышцы – электромиографии (включая её </w:t>
+        <w:t xml:space="preserve"> сигналам работающей мышцы – электромиографии (включая её </w:t>
       </w:r>
       <w:proofErr w:type="spellStart"/>
       <w:r>
@@ -19517,7 +19517,7 @@
       </w:r>
       <w:proofErr w:type="spellEnd"/>
       <w:r>
-        <w:t xml:space="preserve"> представления), ближней инфракрасной спектроскопии и кардиальной вариабельности – в скользящем окне в ходе стандартного ступенчатого </w:t>
+        <w:t xml:space="preserve"> представления), ближней инфракрасной спектроскопии и кардиальной вариабельности – в скользящем окне в ходе стандартного ступенчатого </w:t>
       </w:r>
       <w:proofErr w:type="spellStart"/>
       <w:r>
@@ -19727,7 +19727,7 @@
         <w:ind w:firstLine="709"/>
       </w:pPr>
       <w:r>
-        <w:t>В исследование включены 18 испытуемых (11 мужчин, 7 женщин) с различным уровнем физической подготовки – от людей, регулярно занимающихся в тренажёрных залах, до спортсменов, систематически тренирующихся в циклических видах спорта на выносливость. Критерии включения: регулярные физические тренировки объёмом не менее трёх часов в неделю, отсутствие травм опорно-двигательного аппарата в течение последних трёх месяцев, отсутствие сердечно-сосудистых противопоказаний к максимальным нагрузочным тестам. Все участники подписали форму добровольного информированного согласия. Характеристики выборки приведены в таблице 2.1.</w:t>
+        <w:t>В исследование включены 18 испытуемых (11 мужчин, 7 женщин) с различным уровнем физической подготовки – от людей, регулярно занимающихся в тренажёрных залах, до спортсменов, систематически тренирующихся в циклических видах спорта на выносливость. Критерии включения: регулярные физические тренировки объёмом не менее трёх часов в неделю, отсутствие травм опорно-двигательного аппарата в течение последних трёх месяцев, отсутствие сердечно-сосудистых противопоказаний к максимальным нагрузочным тестам. Все участники подписали форму добровольного информированного согласия. Характеристики выборки приведены в таблице 2.1.</w:t>
       </w:r>
     </w:p>
     <w:p>
@@ -19763,7 +19763,7 @@
         <w:t>2.1</w:t>
       </w:r>
       <w:r>
-        <w:t xml:space="preserve"> – Характеристики участников исследования</w:t>
+        <w:t xml:space="preserve"> – Характеристики участников исследования</w:t>
       </w:r>
     </w:p>
     <w:tbl>
@@ -20401,7 +20401,7 @@
       </w:r>
       <w:proofErr w:type="spellEnd"/>
       <w:r>
-        <w:t xml:space="preserve"> акселерометром и гироскопом. Частота дискретизации ЭМГ-канала составляла 1926 Гц, гироскопического канала – 148 Гц. Датчики устанавливались по стандартным анатомическим ориентирам SENIAM: дистальный – на 2/3 расстояния от передней верхней ости подвздошной кости до верхнего края надколенника, проксимальный – на 1/3 того же расстояния, оба с наклоном в направлении волокон мышцы. Датчики фиксировались на контактные </w:t>
+        <w:t xml:space="preserve"> акселерометром и гироскопом. Частота дискретизации ЭМГ-канала составляла 1926 Гц, гироскопического канала – 148 Гц. Датчики устанавливались по стандартным анатомическим ориентирам SENIAM: дистальный – на 2/3 расстояния от передней верхней ости подвздошной кости до верхнего края надколенника, проксимальный – на 1/3 того же расстояния, оба с наклоном в направлении волокон мышцы. Датчики фиксировались на контактные </w:t>
       </w:r>
       <w:proofErr w:type="spellStart"/>
       <w:r>
@@ -20450,7 +20450,7 @@
       </w:r>
       <w:proofErr w:type="spellEnd"/>
       <w:r>
-        <w:t xml:space="preserve"> (TCU) – фирменному серверному приложению, транслирующему бинарный поток данных с датчиков по выделенному </w:t>
+        <w:t xml:space="preserve"> (TCU) – фирменному серверному приложению, транслирующему бинарный поток данных с датчиков по выделенному </w:t>
       </w:r>
       <w:proofErr w:type="spellStart"/>
       <w:r>
@@ -20524,7 +20524,7 @@
       </w:r>
       <w:proofErr w:type="spellEnd"/>
       <w:r>
-        <w:t xml:space="preserve">₂ с частотой около 1 – 4 Гц – единственная переменная, транслируемая устройством в режиме реального времени. После завершения теста производилась выгрузка сессии из </w:t>
+        <w:t xml:space="preserve">₂ с частотой около 1 – 4 Гц – единственная переменная, транслируемая устройством в режиме реального времени. После завершения теста производилась выгрузка сессии из </w:t>
       </w:r>
       <w:proofErr w:type="spellStart"/>
       <w:r>
@@ -20843,7 +20843,7 @@
       </w:r>
       <w:proofErr w:type="spellEnd"/>
       <w:r>
-        <w:t xml:space="preserve"> данными, собранными на предыдущем оборудовании, – это показало </w:t>
+        <w:t xml:space="preserve"> данными, собранными на предыдущем оборудовании, – это показало </w:t>
       </w:r>
       <w:r>
         <w:lastRenderedPageBreak/>
@@ -20913,7 +20913,7 @@
         </w:rPr>
       </w:pPr>
       <w:r>
-        <w:t xml:space="preserve">Таблица 2.2 – Технологический стек </w:t>
+        <w:t xml:space="preserve">Таблица 2.2 – Технологический стек </w:t>
       </w:r>
       <w:proofErr w:type="spellStart"/>
       <w:r>
@@ -21830,7 +21830,7 @@
       </w:r>
       <w:proofErr w:type="spellEnd"/>
       <w:r>
-        <w:t xml:space="preserve">/л, где исходный уровень – значение </w:t>
+        <w:t xml:space="preserve">/л, где исходный уровень – значение </w:t>
       </w:r>
       <w:proofErr w:type="spellStart"/>
       <w:r>
@@ -21870,7 +21870,7 @@
         <w:ind w:firstLine="709"/>
       </w:pPr>
       <w:r>
-        <w:t>Целевой переменной модели служило интерполированное время LT1, выраженное как «время до LT1» – разность между временем LT1 и концом текущего скользящего окна.</w:t>
+        <w:t>Целевой переменной модели служило интерполированное время LT1, выраженное как «время до LT1» – разность между временем LT1 и концом текущего скользящего окна.</w:t>
       </w:r>
     </w:p>
     <w:p>
@@ -22050,7 +22050,7 @@
         <w:ind w:firstLine="709"/>
       </w:pPr>
       <w:r>
-        <w:t xml:space="preserve">Конкретная процедура отбора моделей, для которых проводится дополнительное обучение со сдвинутой целевой переменной, и общее число таких обучений описаны в разделе 2.8.4. Развёрнутое обоснование выбранной постановки — включая требования к индивидуальной коррекции, причины отказа от непрерывной формульной поправки и пределы применимости анализа чувствительности к временному сдвигу </w:t>
+        <w:t xml:space="preserve">Конкретная процедура отбора моделей, для которых проводится дополнительное обучение со сдвинутой целевой переменной, и общее число таких обучений описаны в разделе 2.8.4. Развёрнутое обоснование выбранной постановки – включая требования к индивидуальной коррекции, причины отказа от непрерывной формульной поправки и пределы применимости анализа чувствительности к временному сдвигу </w:t>
       </w:r>
       <w:proofErr w:type="spellStart"/>
       <w:r>
@@ -22058,7 +22058,7 @@
       </w:r>
       <w:proofErr w:type="spellEnd"/>
       <w:r>
-        <w:t xml:space="preserve"> в форме глобального сдвига — приведено в разделе обсуждения (ограничения метода).</w:t>
+        <w:t xml:space="preserve"> в форме глобального сдвига – приведено в разделе обсуждения (ограничения метода).</w:t>
       </w:r>
     </w:p>
     <w:p>
@@ -22076,7 +22076,7 @@
         <w:ind w:firstLine="709"/>
       </w:pPr>
       <w:r>
-        <w:t>Признаки извлекались в скользящем окне 30 сек с шагом 5 сек. Для большинства временных моделей применялась разрежённая дискретизация — каждое шестое окно (шаг 30 с, перекрытие отсутствует) — с длиной контекста 6 или 12 мин в зависимости от архитектуры. Базовая рекуррентная модель использовала плотную нарезку: последовательность смежных окон с шагом 5 с, что соответствовало контексту порядка 75 с.</w:t>
+        <w:t>Признаки извлекались в скользящем окне 30 сек с шагом 5 сек. Для большинства временных моделей применялась разрежённая дискретизация – каждое шестое окно (шаг 30 с, перекрытие отсутствует) – с длиной контекста 6 или 12 мин в зависимости от архитектуры. Базовая рекуррентная модель использовала плотную нарезку: последовательность смежных окон с шагом 5 с, что соответствовало контексту порядка 75 с.</w:t>
       </w:r>
     </w:p>
     <w:p>
@@ -22096,7 +22096,7 @@
         </w:numPr>
       </w:pPr>
       <w:r>
-        <w:t>Модальность / набор признаков — совокупность признаков, соответствующих одному или нескольким сенсорным источникам: EMG, NIRS, HRV, EMG+NIRS, EMG+NIRS+HRV. Именно этот набор подаётся на вход модели.</w:t>
+        <w:t>Модальность / набор признаков – совокупность признаков, соответствующих одному или нескольким сенсорным источникам: EMG, NIRS, HRV, EMG+NIRS, EMG+NIRS+HRV. Именно этот набор подаётся на вход модели.</w:t>
       </w:r>
     </w:p>
     <w:p>
@@ -22108,7 +22108,7 @@
         </w:numPr>
       </w:pPr>
       <w:r>
-        <w:t>Вариант набора признаков — полный набор или вариант без абсолютных признаков. Во втором случае из входного вектора исключаются признаки, описывающие текущие средние уровни сигналов; эта ось варьирования независима от модальности.</w:t>
+        <w:t>Вариант набора признаков – полный набор или вариант без абсолютных признаков. Во втором случае из входного вектора исключаются признаки, описывающие текущие средние уровни сигналов; эта ось варьирования независима от модальности.</w:t>
       </w:r>
     </w:p>
     <w:p>
@@ -22166,7 +22166,7 @@
       </w:r>
       <w:proofErr w:type="spellEnd"/>
       <w:r>
-        <w:t xml:space="preserve"> — дистальный и проксимальный электроды) в сочетании с кинематическими признаками </w:t>
+        <w:t xml:space="preserve"> – дистальный и проксимальный электроды) в сочетании с кинематическими признаками </w:t>
       </w:r>
       <w:proofErr w:type="spellStart"/>
       <w:r>
@@ -22196,7 +22196,7 @@
         </w:numPr>
       </w:pPr>
       <w:r>
-        <w:t xml:space="preserve">68 z-нормированных ЭМГ-признаков — статистики временного ряда ЭМГ (RMS, среднее, стандартное отклонение, перцентили, </w:t>
+        <w:t xml:space="preserve">68 z-нормированных ЭМГ-признаков – статистики временного ряда ЭМГ (RMS, среднее, стандартное отклонение, перцентили, </w:t>
       </w:r>
       <w:proofErr w:type="spellStart"/>
       <w:r>
@@ -22216,7 +22216,7 @@
         </w:numPr>
       </w:pPr>
       <w:r>
-        <w:t xml:space="preserve">11 кинематических признаков — характеристики педального цикла: средняя </w:t>
+        <w:t xml:space="preserve">11 кинематических признаков – характеристики педального цикла: средняя </w:t>
       </w:r>
       <w:proofErr w:type="spellStart"/>
       <w:r>
@@ -22325,7 +22325,7 @@
       </w:r>
       <w:proofErr w:type="spellEnd"/>
       <w:r>
-        <w:t xml:space="preserve"> – среднее, наклон и стандартное отклонение внутри окна; для </w:t>
+        <w:t xml:space="preserve"> – среднее, наклон и стандартное отклонение внутри окна; для </w:t>
       </w:r>
       <w:proofErr w:type="spellStart"/>
       <w:r>
@@ -22381,7 +22381,7 @@
       </w:r>
       <w:proofErr w:type="spellEnd"/>
       <w:r>
-        <w:t>₂ – величина падения (</w:t>
+        <w:t>₂ – величина падения (</w:t>
       </w:r>
       <w:proofErr w:type="spellStart"/>
       <w:r>
@@ -22454,7 +22454,7 @@
       </w:r>
       <w:proofErr w:type="spellEnd"/>
       <w:r>
-        <w:t xml:space="preserve"> RR-ряда вычислялись временные показатели – среднее RR-интервала (</w:t>
+        <w:t xml:space="preserve"> RR-ряда вычислялись временные показатели – среднее RR-интервала (</w:t>
       </w:r>
       <w:proofErr w:type="spellStart"/>
       <w:r>
@@ -22462,7 +22462,7 @@
       </w:r>
       <w:proofErr w:type="spellEnd"/>
       <w:r>
-        <w:t xml:space="preserve"> RR), SDNN и RMSSD, отражающие общую вариабельность и короткопериодные флуктуации; нелинейные показатели анализа Пуанкаре – SD1, SD2 и их отношение SD1/SD2, характеризующие соотношение парасимпатической и симпатической составляющих; показатель </w:t>
+        <w:t xml:space="preserve"> RR), SDNN и RMSSD, отражающие общую вариабельность и короткопериодные флуктуации; нелинейные показатели анализа Пуанкаре – SD1, SD2 и их отношение SD1/SD2, характеризующие соотношение парасимпатической и симпатической составляющих; показатель </w:t>
       </w:r>
       <w:proofErr w:type="spellStart"/>
       <w:r>
@@ -22538,7 +22538,7 @@
       </w:r>
       <w:proofErr w:type="spellEnd"/>
       <w:r>
-        <w:t xml:space="preserve"> и учащение сердечного ритма – паттерн, характерный для приближения к порогу; произведение </w:t>
+        <w:t xml:space="preserve"> и учащение сердечного ритма – паттерн, характерный для приближения к порогу; произведение </w:t>
       </w:r>
       <w:proofErr w:type="spellStart"/>
       <w:r>
@@ -22593,7 +22593,7 @@
         <w:t>Таблица 2.3</w:t>
       </w:r>
       <w:r>
-        <w:t xml:space="preserve"> – Комбинации модальностей</w:t>
+        <w:t xml:space="preserve"> – Комбинации модальностей</w:t>
       </w:r>
     </w:p>
     <w:tbl>
@@ -23281,7 +23281,7 @@
         <w:t>time_to_LT1</w:t>
       </w:r>
       <w:r>
-        <w:t xml:space="preserve"> — оставшееся время (с) до первого </w:t>
+        <w:t xml:space="preserve"> – оставшееся время (с) до первого </w:t>
       </w:r>
       <w:proofErr w:type="spellStart"/>
       <w:r>
@@ -23308,7 +23308,7 @@
         <w:t>time_to_LT2</w:t>
       </w:r>
       <w:r>
-        <w:t xml:space="preserve"> — оставшееся время (с) до второго </w:t>
+        <w:t xml:space="preserve"> – оставшееся время (с) до второго </w:t>
       </w:r>
       <w:proofErr w:type="spellStart"/>
       <w:r>
@@ -23433,7 +23433,7 @@
         </m:sSup>
       </m:oMath>
       <w:r>
-        <w:t xml:space="preserve"> — вектор из </w:t>
+        <w:t xml:space="preserve"> – вектор из </w:t>
       </w:r>
       <m:oMath>
         <m:r>
@@ -23533,7 +23533,7 @@
         </m:r>
       </m:oMath>
       <w:r>
-        <w:t xml:space="preserve"> — ширина окна; заглядывание вперёд по времени исключено. Параметры нарезки окон и их шаг описаны в разделе 2.7.</w:t>
+        <w:t xml:space="preserve"> – ширина окна; заглядывание вперёд по времени исключено. Параметры нарезки окон и их шаг описаны в разделе 2.7.</w:t>
       </w:r>
       <w:r>
         <w:rPr>
@@ -23549,7 +23549,7 @@
         <w:ind w:firstLine="709"/>
       </w:pPr>
       <w:r>
-        <w:t>Целевая переменная — оставшееся время до порога в секундах. По физиологическому смыслу эта величина монотонно убывает с ходом теста: чем позже момент t, тем меньше y(t) при условии непрерывного роста нагрузки. Это свойство учитывается при интерпретации оконных предсказаний и их последующей агрегации на уровне испытуемого.</w:t>
+        <w:t>Целевая переменная – оставшееся время до порога в секундах. По физиологическому смыслу эта величина монотонно убывает с ходом теста: чем позже момент t, тем меньше y(t) при условии непрерывного роста нагрузки. Это свойство учитывается при интерпретации оконных предсказаний и их последующей агрегации на уровне испытуемого.</w:t>
       </w:r>
     </w:p>
     <w:p>
@@ -23776,7 +23776,7 @@
         <w:rPr>
           <w:lang w:val="ru-RU"/>
         </w:rPr>
-        <w:t xml:space="preserve"> — прогнозируемое время до наступления порога LT;</w:t>
+        <w:t xml:space="preserve"> – прогнозируемое время до наступления порога LT;</w:t>
       </w:r>
       <w:r>
         <w:br/>
@@ -23812,7 +23812,7 @@
         <w:rPr>
           <w:lang w:val="ru-RU"/>
         </w:rPr>
-        <w:t xml:space="preserve"> — вектор признаков, вычисленных по каузальному окну, завершающемуся в момент t;</w:t>
+        <w:t xml:space="preserve"> – вектор признаков, вычисленных по каузальному окну, завершающемуся в момент t;</w:t>
       </w:r>
       <w:r>
         <w:br/>
@@ -23829,12 +23829,12 @@
         <w:rPr>
           <w:lang w:val="ru-RU"/>
         </w:rPr>
-        <w:t xml:space="preserve"> — параметры модели, оцениваемые на обучающей выборке.</w:t>
-      </w:r>
-    </w:p>
-    <w:p>
-      <w:r>
-        <w:t xml:space="preserve">Функция обобщается на новых испытуемых. Критерий качества — средняя абсолютная ошибка (MAE, в минутах; обоснование перевода единиц — в разделе 2.9.1).</w:t>
+        <w:t xml:space="preserve"> – параметры модели, оцениваемые на обучающей выборке.</w:t>
+      </w:r>
+    </w:p>
+    <w:p>
+      <w:r>
+        <w:t xml:space="preserve">Функция обобщается на новых испытуемых. Критерий качества – средняя абсолютная ошибка (MAE, в минутах; обоснование перевода единиц – в разделе 2.9.1).</w:t>
       </w:r>
     </w:p>
     <w:p>
@@ -23990,7 +23990,7 @@
       </w:r>
       <w:proofErr w:type="spellEnd"/>
       <w:r>
-        <w:t xml:space="preserve"> и SVR; семейство LSTM включает 16 архитектур; семейство TCN — 4 причинные архитектуры.</w:t>
+        <w:t xml:space="preserve"> и SVR; семейство LSTM включает 16 архитектур; семейство TCN – 4 причинные архитектуры.</w:t>
       </w:r>
     </w:p>
     <w:p>
@@ -24105,7 +24105,7 @@
         <w:ind w:firstLine="709"/>
       </w:pPr>
       <w:r>
-        <w:t xml:space="preserve">Дополнительно к описанному выше перебору проводился целевой анализ чувствительности конечного набора отобранных моделей с использованием сетки сдвигов целевой переменной (см. раздел 2.6.3). Выбирались по два лучших представителя на каждое семейство — классическое, LSTM, TCN — отдельно для LT1 и LT2 по основной метрике рейтинга на </w:t>
+        <w:t xml:space="preserve">Дополнительно к описанному выше перебору проводился целевой анализ чувствительности конечного набора отобранных моделей с использованием сетки сдвигов целевой переменной (см. раздел 2.6.3). Выбирались по два лучших представителя на каждое семейство – классическое, LSTM, TCN – отдельно для LT1 и LT2 по основной метрике рейтинга на </w:t>
       </w:r>
       <w:proofErr w:type="spellStart"/>
       <w:r>
@@ -24360,7 +24360,7 @@
         <w:pStyle w:val="ad"/>
       </w:pPr>
       <w:r>
-        <w:t>Таблица 2.4 – Конфигурации семейства классических моделей</w:t>
+        <w:t>Таблица 2.4 – Конфигурации семейства классических моделей</w:t>
       </w:r>
     </w:p>
     <w:tbl>
@@ -24774,7 +24774,7 @@
         <w:t xml:space="preserve">Рекуррентные сети. </w:t>
       </w:r>
       <w:r>
-        <w:t>LSTM-семейство включает 16 архитектур трёх типов: модели без проброса состояния, модели с пробросом состояния и модели с механизмом внимания. Модели первого типа используют последовательности длиной 6 окон, модели с механизмом внимания — 12 окон, а модели с пробросом состояния обрабатывают непрерывную запись целиком; для разных подтипов исследовались шаги дискретизации 30, 15 и 5 с.</w:t>
+        <w:t>LSTM-семейство включает 16 архитектур трёх типов: модели без проброса состояния, модели с пробросом состояния и модели с механизмом внимания. Модели первого типа используют последовательности длиной 6 окон, модели с механизмом внимания – 12 окон, а модели с пробросом состояния обрабатывают непрерывную запись целиком; для разных подтипов исследовались шаги дискретизации 30, 15 и 5 с.</w:t>
       </w:r>
     </w:p>
     <w:p>
@@ -25160,7 +25160,7 @@
         </m:sSub>
       </m:oMath>
       <w:r>
-        <w:t xml:space="preserve"> — истинное время до порога в j-м окне i-го испытуемого, а </w:t>
+        <w:t xml:space="preserve"> – истинное время до порога в j-м окне i-го испытуемого, а </w:t>
       </w:r>
       <m:oMath>
         <m:sSub>
@@ -25202,7 +25202,7 @@
         </m:sSub>
       </m:oMath>
       <w:r>
-        <w:t xml:space="preserve"> — соответствующее предсказание модели. Тогда оконная ошибка определяется как </w:t>
+        <w:t xml:space="preserve"> – соответствующее предсказание модели. Тогда оконная ошибка определяется как </w:t>
       </w:r>
       <m:oMath>
         <m:sSub>
@@ -25942,7 +25942,7 @@
         </m:sSubSup>
       </m:oMath>
       <w:r>
-        <w:t xml:space="preserve"> — момент окончания окна. Далее для каждого испытуемого формируется одна итоговая оценка </w:t>
+        <w:t xml:space="preserve"> – момент окончания окна. Далее для каждого испытуемого формируется одна итоговая оценка </w:t>
       </w:r>
       <m:oMath>
         <m:sSub>
@@ -26137,7 +26137,7 @@
         </m:sSub>
       </m:oMath>
       <w:r>
-        <w:t xml:space="preserve"> — истинное время наступления порога. Эта дорожка отвечает на прикладной вопрос о том, насколько точно модель определяет сам момент LT у человека.</w:t>
+        <w:t xml:space="preserve"> – истинное время наступления порога. Эта дорожка отвечает на прикладной вопрос о том, насколько точно модель определяет сам момент LT у человека.</w:t>
       </w:r>
     </w:p>
     <w:p>
@@ -26147,7 +26147,7 @@
         <w:ind w:firstLine="709"/>
       </w:pPr>
       <w:r>
-        <w:t>Практически это означает, что модель может демонстрировать хорошую оконную точность, но давать заметное смещение момента порога после свёртки по окнам, и наоборот. Поэтому для итогового ранжирования моделей в настоящей работе используется именно пороговая первичная метрика — средняя по субъектам ошибка медианного правила агрегации.</w:t>
+        <w:t>Практически это означает, что модель может демонстрировать хорошую оконную точность, но давать заметное смещение момента порога после свёртки по окнам, и наоборот. Поэтому для итогового ранжирования моделей в настоящей работе используется именно пороговая первичная метрика – средняя по субъектам ошибка медианного правила агрегации.</w:t>
       </w:r>
     </w:p>
     <w:p>
@@ -26157,7 +26157,7 @@
         <w:ind w:firstLine="709"/>
       </w:pPr>
       <w:r>
-        <w:t>Единица измерения для всех временных ошибок — минуты: исходные значения в секундах конвертируются делением на 60 при расчёте сводных метрик и сравнительных таблиц.</w:t>
+        <w:t>Единица измерения для всех временных ошибок – минуты: исходные значения в секундах конвертируются делением на 60 при расчёте сводных метрик и сравнительных таблиц.</w:t>
       </w:r>
     </w:p>
     <w:p>
@@ -26190,7 +26190,7 @@
         <w:t>2</w:t>
       </w:r>
       <w:r>
-        <w:t xml:space="preserve"> оценивает долю объяснённой дисперсии, то есть, насколько модель лучше тривиального предсказателя — константы, равной среднему значению целевой переменной:</w:t>
+        <w:t xml:space="preserve"> оценивает долю объяснённой дисперсии, то есть, насколько модель лучше тривиального предсказателя – константы, равной среднему значению целевой переменной:</w:t>
       </w:r>
     </w:p>
     <w:p>
@@ -26571,7 +26571,7 @@
         <w:rPr>
           <w:lang w:val="ru-RU"/>
         </w:rPr>
-        <w:t xml:space="preserve"> — истинное время до порога для i-го наблюдения;</w:t>
+        <w:t xml:space="preserve"> – истинное время до порога для i-го наблюдения;</w:t>
       </w:r>
       <w:r>
         <w:br/>
@@ -26619,7 +26619,7 @@
         <w:rPr>
           <w:lang w:val="ru-RU"/>
         </w:rPr>
-        <w:t xml:space="preserve"> — предсказанное моделью значение;</w:t>
+        <w:t xml:space="preserve"> – предсказанное моделью значение;</w:t>
       </w:r>
       <w:r>
         <w:br/>
@@ -26648,7 +26648,7 @@
         <w:rPr>
           <w:lang w:val="ru-RU"/>
         </w:rPr>
-        <w:t xml:space="preserve"> — среднее истинных значений по выборке.</w:t>
+        <w:t xml:space="preserve"> – среднее истинных значений по выборке.</w:t>
       </w:r>
     </w:p>
     <w:p>
@@ -26733,7 +26733,7 @@
         <w:rPr>
           <w:rFonts w:eastAsiaTheme="minorEastAsia"/>
         </w:rPr>
-        <w:t xml:space="preserve"> — физиологические сигналы не дали полезной информации для данного испытуемого</w:t>
+        <w:t xml:space="preserve"> – физиологические сигналы не дали полезной информации для данного испытуемого</w:t>
       </w:r>
       <w:r>
         <w:t xml:space="preserve">. </w:t>
@@ -27046,7 +27046,7 @@
         <w:rPr>
           <w:lang w:val="ru-RU"/>
         </w:rPr>
-        <w:t xml:space="preserve"> — оценка абсолютного времени наступления порога для окна j испытуемого i;</w:t>
+        <w:t xml:space="preserve"> – оценка абсолютного времени наступления порога для окна j испытуемого i;</w:t>
       </w:r>
       <w:r>
         <w:br/>
@@ -27093,7 +27093,7 @@
         <w:rPr>
           <w:lang w:val="ru-RU"/>
         </w:rPr>
-        <w:t xml:space="preserve"> — момент окончания окна;</w:t>
+        <w:t xml:space="preserve"> – момент окончания окна;</w:t>
       </w:r>
       <w:r>
         <w:br/>
@@ -27141,7 +27141,7 @@
         <w:rPr>
           <w:lang w:val="ru-RU"/>
         </w:rPr>
-        <w:t xml:space="preserve"> — предсказанное остаточное время до порога.</w:t>
+        <w:t xml:space="preserve"> – предсказанное остаточное время до порога.</w:t>
       </w:r>
     </w:p>
     <w:p>
@@ -27536,7 +27536,7 @@
       </w:r>
       <w:r>
         <w:lastRenderedPageBreak/>
-        <w:t>сторону большего времени до порога, а отрицательный — в сторону меньшего времени.</w:t>
+        <w:t>сторону большего времени до порога, а отрицательный – в сторону меньшего времени.</w:t>
       </w:r>
     </w:p>
     <w:p>
@@ -27570,7 +27570,7 @@
       </w:r>
       <w:proofErr w:type="spellEnd"/>
       <w:r>
-        <w:t xml:space="preserve"> устойчивость структуры вкладов. Далее строятся сводки на уровне модели и физиологических групп признаков (EMG, NIRS, HRV, кинематика и взаимодействия). Важность признака оценивается как среднее абсолютное значение SHAP, а важность модальности — как суммарный вклад признаков, принадлежащих данной группе. Такая схема делает интерпретацию согласованной с итоговым отбором моделей: объясняются не произвольные победители по одной метрике, а конфигурации, которые одновременно демонстрируют приемлемую точность определения порога и адекватность реконструируемой траектории.</w:t>
+        <w:t xml:space="preserve"> устойчивость структуры вкладов. Далее строятся сводки на уровне модели и физиологических групп признаков (EMG, NIRS, HRV, кинематика и взаимодействия). Важность признака оценивается как среднее абсолютное значение SHAP, а важность модальности – как суммарный вклад признаков, принадлежащих данной группе. Такая схема делает интерпретацию согласованной с итоговым отбором моделей: объясняются не произвольные победители по одной метрике, а конфигурации, которые одновременно демонстрируют приемлемую точность определения порога и адекватность реконструируемой траектории.</w:t>
       </w:r>
     </w:p>
     <w:p>
@@ -27825,7 +27825,7 @@
         <w:ind w:firstLine="709"/>
       </w:pPr>
       <w:r>
-        <w:t>Вместе с тем данный подраздел сознательно опирается на исходный рейтинг только как на демонстрацию достижимого качества, а не как на окончательный выбор лучших моделей. Одной метрики ошибки по времени до порога недостаточно для интерпретации надёжности модели: даже при хорошем среднем качестве локализации порога возможны выраженный систематический сдвиг прогноза, тяжёлый хвост грубых ошибок или неудовлетворительное восстановление общей формы траектории. Поэтому уже на уровне общей работоспособности результаты следует читать многомерно — через сочетание ошибки локализации порога, систематического смещения, доли грубых промахов и устойчивости траекторных метрик.</w:t>
+        <w:t>Вместе с тем данный подраздел сознательно опирается на исходный рейтинг только как на демонстрацию достижимого качества, а не как на окончательный выбор лучших моделей. Одной метрики ошибки по времени до порога недостаточно для интерпретации надёжности модели: даже при хорошем среднем качестве локализации порога возможны выраженный систематический сдвиг прогноза, тяжёлый хвост грубых ошибок или неудовлетворительное восстановление общей формы траектории. Поэтому уже на уровне общей работоспособности результаты следует читать многомерно – через сочетание ошибки локализации порога, систематического смещения, доли грубых промахов и устойчивости траекторных метрик.</w:t>
       </w:r>
     </w:p>
     <w:p>
@@ -27869,7 +27869,7 @@
         <w:pStyle w:val="ad"/>
       </w:pPr>
       <w:r>
-        <w:t>Таблица 3.1 – Лучшая конфигурация каждого семейства по задаче LT1</w:t>
+        <w:t>Таблица 3.1 – Лучшая конфигурация каждого семейства по задаче LT1</w:t>
       </w:r>
     </w:p>
     <w:tbl>
@@ -28405,7 +28405,7 @@
         <w:pStyle w:val="ad"/>
       </w:pPr>
       <w:r>
-        <w:t>Таблица 3.2 – Лучшая конфигурация каждого семейства по задаче LT2</w:t>
+        <w:t>Таблица 3.2 – Лучшая конфигурация каждого семейства по задаче LT2</w:t>
       </w:r>
     </w:p>
     <w:tbl>
@@ -29059,7 +29059,7 @@
         <w:rPr>
           <w:lang w:val="ru-RU"/>
         </w:rPr>
-        <w:t xml:space="preserve">Рисунок 3.1 – Направление эффекта расширения модального состава для </w:t>
+        <w:t xml:space="preserve">Рисунок 3.1 – Направление эффекта расширения модального состава для </w:t>
       </w:r>
       <w:r>
         <w:t>LT</w:t>
@@ -29171,7 +29171,7 @@
       </w:r>
       <w:proofErr w:type="spellEnd"/>
       <w:r>
-        <w:t xml:space="preserve"> семейств дополнительно проявляется вторичная архитектурная ось — временная конфигурация модели. Длина последовательности, шаг дискретизации и, для части TCN-конфигураций, использование </w:t>
+        <w:t xml:space="preserve"> семейств дополнительно проявляется вторичная архитектурная ось – временная конфигурация модели. Длина последовательности, шаг дискретизации и, для части TCN-конфигураций, использование </w:t>
       </w:r>
       <w:proofErr w:type="spellStart"/>
       <w:r>
@@ -29255,7 +29255,7 @@
         <w:rPr>
           <w:lang w:val="ru-RU"/>
         </w:rPr>
-        <w:t xml:space="preserve">Рисунок 3.2 – Распределение ошибки локализации порога по семействам моделей отдельно для </w:t>
+        <w:t xml:space="preserve">Рисунок 3.2 – Распределение ошибки локализации порога по семействам моделей отдельно для </w:t>
       </w:r>
       <w:r>
         <w:t>LT</w:t>
@@ -29315,7 +29315,7 @@
       </w:r>
       <w:proofErr w:type="spellEnd"/>
       <w:r>
-        <w:t xml:space="preserve"> конфигурации EMG+NIRS+HRV, тогда как для LT2 — только две модели, из которых одна опирается исключительно на HRV, а другая использует полный </w:t>
+        <w:t xml:space="preserve"> конфигурации EMG+NIRS+HRV, тогда как для LT2 – только две модели, из которых одна опирается исключительно на HRV, а другая использует полный </w:t>
       </w:r>
       <w:proofErr w:type="spellStart"/>
       <w:r>
@@ -29367,7 +29367,7 @@
       </w:r>
       <w:proofErr w:type="spellEnd"/>
       <w:r>
-        <w:t xml:space="preserve"> составляет около 0,57, внутри классического семейства — 0,58, а внутри семейства LSTM снижается до 0,40. Более высокая оценка для TCN (0,76) получена лишь на 18 сопоставимых конфигурациях и потому требует осторожной интерпретации. Напротив, внутри классического семейства согласованность рангов выше, что указывает не на тождество задач, а скорее на более стабильное поведение ручных признаков при переходе от LT1 к LT2.</w:t>
+        <w:t xml:space="preserve"> составляет около 0,57, внутри классического семейства – 0,58, а внутри семейства LSTM снижается до 0,40. Более высокая оценка для TCN (0,76) получена лишь на 18 сопоставимых конфигурациях и потому требует осторожной интерпретации. Напротив, внутри классического семейства согласованность рангов выше, что указывает не на тождество задач, а скорее на более стабильное поведение ручных признаков при переходе от LT1 к LT2.</w:t>
       </w:r>
     </w:p>
     <w:p>
@@ -29424,7 +29424,7 @@
         <w:rPr>
           <w:lang w:val="ru-RU"/>
         </w:rPr>
-        <w:t xml:space="preserve">Рисунок 3.3 – Сопоставление рангов архитектур по задачам </w:t>
+        <w:t xml:space="preserve">Рисунок 3.3 – Сопоставление рангов архитектур по задачам </w:t>
       </w:r>
       <w:r>
         <w:t>LT</w:t>
@@ -29489,7 +29489,7 @@
       </w:r>
       <w:r>
         <w:lastRenderedPageBreak/>
-        <w:t>интерпретации важно не смешивать этот сюжет ни с разделом 3.3 о модальностях, ни с разделом 3.4 о временной конфигурации моделей. Если в разделе 3.3 основной интерес представляло сравнение различных наборов сигналов, а в разделе 3.4 — длины последовательности и шага анализа, то здесь рассматривается именно то, как меняется результат при переходе от раздельного учёта фаз цикла к более целостному использованию ЭМГ-сигнала внутри окна.</w:t>
+        <w:t>интерпретации важно не смешивать этот сюжет ни с разделом 3.3 о модальностях, ни с разделом 3.4 о временной конфигурации моделей. Если в разделе 3.3 основной интерес представляло сравнение различных наборов сигналов, а в разделе 3.4 – длины последовательности и шага анализа, то здесь рассматривается именно то, как меняется результат при переходе от раздельного учёта фаз цикла к более целостному использованию ЭМГ-сигнала внутри окна.</w:t>
       </w:r>
     </w:p>
     <w:p>
@@ -29624,7 +29624,7 @@
         <w:rPr>
           <w:lang w:val="ru-RU"/>
         </w:rPr>
-        <w:t xml:space="preserve">Рисунок 3.4 – Состав иллюстративного среза из 30 лучших классических </w:t>
+        <w:t xml:space="preserve">Рисунок 3.4 – Состав иллюстративного среза из 30 лучших классических </w:t>
       </w:r>
       <w:r>
         <w:t>EMG</w:t>
@@ -29691,7 +29691,7 @@
       </w:r>
       <w:proofErr w:type="spellEnd"/>
       <w:r>
-        <w:t xml:space="preserve"> моделей. Этот этап задавался не постфактум под конкретных лидеров, а как набор минимальных требований к физиологически осмысленной и практически пригодной траектории. В явном виде использовались пороги r2_median ≥ 0, доля грубых ошибок ≤ 0,50, а для LT2 дополнительно — покрытия области пересечения и стабилизации не ниже 0,80. В качестве одного из таких требований использовалась медиана R², а не только среднее значение этого показателя: при выборке из 18 испытуемых медиана меньше зависит от одного-двух тяжёлых выбросов и позволяет проверить, не оказывается ли траектория хуже константного предиктора хотя бы для типичного участника. Ограничение на долю грубых ошибок задавалось как требование не проваливаться более чем в половине случаев. Более строгий вариант проверки чувствительности с порогом 90 с при тех же правилах отбора приводил к исчезновению множества финальных </w:t>
+        <w:t xml:space="preserve"> моделей. Этот этап задавался не постфактум под конкретных лидеров, а как набор минимальных требований к физиологически осмысленной и практически пригодной траектории. В явном виде использовались пороги r2_median ≥ 0, доля грубых ошибок ≤ 0,50, а для LT2 дополнительно – покрытия области пересечения и стабилизации не ниже 0,80. В качестве одного из таких требований использовалась медиана R², а не только среднее значение этого показателя: при выборке из 18 испытуемых медиана меньше зависит от одного-двух тяжёлых выбросов и позволяет проверить, не оказывается ли траектория хуже константного предиктора хотя бы для типичного участника. Ограничение на долю грубых ошибок задавалось как требование не проваливаться более чем в половине случаев. Более строгий вариант проверки чувствительности с порогом 90 с при тех же правилах отбора приводил к исчезновению множества финальных </w:t>
       </w:r>
       <w:proofErr w:type="spellStart"/>
       <w:r>
@@ -29751,7 +29751,7 @@
       </w:r>
       <w:proofErr w:type="spellEnd"/>
       <w:r>
-        <w:t xml:space="preserve"> модели совпадают лишь частично. Для LT1 лучшая классическая конфигурация из таблицы 3.1 — </w:t>
+        <w:t xml:space="preserve"> модели совпадают лишь частично. Для LT1 лучшая классическая конфигурация из таблицы 3.1 – </w:t>
       </w:r>
       <w:proofErr w:type="spellStart"/>
       <w:r>
@@ -29767,7 +29767,7 @@
       </w:r>
       <w:proofErr w:type="spellEnd"/>
       <w:r>
-        <w:t xml:space="preserve"> ЭМГ-признаками — сохраняется и после дополнительной фильтрации. Для LT2 ситуация иная: лучшая классическая конфигурация из таблицы 3.2 — </w:t>
+        <w:t xml:space="preserve"> ЭМГ-признаками – сохраняется и после дополнительной фильтрации. Для LT2 ситуация иная: лучшая классическая конфигурация из таблицы 3.2 – </w:t>
       </w:r>
       <w:proofErr w:type="spellStart"/>
       <w:r>
@@ -29775,7 +29775,7 @@
       </w:r>
       <w:proofErr w:type="spellEnd"/>
       <w:r>
-        <w:t xml:space="preserve">(α=1,0; l1_ratio=0,2) на HRV-признаках — в итоговый набор уже не входит. После дополнительного отбора для второго порога остаются более устойчивые модели </w:t>
+        <w:t xml:space="preserve">(α=1,0; l1_ratio=0,2) на HRV-признаках – в итоговый набор уже не входит. После дополнительного отбора для второго порога остаются более устойчивые модели </w:t>
       </w:r>
       <w:proofErr w:type="spellStart"/>
       <w:r>
@@ -29847,7 +29847,7 @@
         <w:pStyle w:val="ad"/>
       </w:pPr>
       <w:r>
-        <w:t xml:space="preserve">Таблица 3.3 – Финальные </w:t>
+        <w:t xml:space="preserve">Таблица 3.3 – Финальные </w:t>
       </w:r>
       <w:proofErr w:type="spellStart"/>
       <w:r>
@@ -30772,7 +30772,7 @@
         <w:rPr>
           <w:lang w:val="ru-RU"/>
         </w:rPr>
-        <w:t xml:space="preserve">Рисунок 3.5 – Число классических моделей на последовательных этапах дополнительного отбора отдельно для </w:t>
+        <w:t xml:space="preserve">Рисунок 3.5 – Число классических моделей на последовательных этапах дополнительного отбора отдельно для </w:t>
       </w:r>
       <w:r>
         <w:t>LT</w:t>
@@ -30850,7 +30850,7 @@
         <w:rPr>
           <w:lang w:val="ru-RU"/>
         </w:rPr>
-        <w:t xml:space="preserve">Рисунок 3.6 – Индивидуальные траектории истинного и предсказанного времени до </w:t>
+        <w:t xml:space="preserve">Рисунок 3.6 – Индивидуальные траектории истинного и предсказанного времени до </w:t>
       </w:r>
       <w:r>
         <w:t>LT</w:t>
@@ -30946,7 +30946,7 @@
         <w:rPr>
           <w:lang w:val="ru-RU"/>
         </w:rPr>
-        <w:t xml:space="preserve">Рисунок 3.7 – Индивидуальные траектории истинного и предсказанного времени до </w:t>
+        <w:t xml:space="preserve">Рисунок 3.7 – Индивидуальные траектории истинного и предсказанного времени до </w:t>
       </w:r>
       <w:r>
         <w:t>LT</w:t>
@@ -31039,7 +31039,7 @@
       </w:r>
       <w:proofErr w:type="spellEnd"/>
       <w:r>
-        <w:t xml:space="preserve"> моделей — градиентная атрибуция с сопоставлением нескольких методов. Такой раздельный подход важен, поскольку сами модели имеют различную внутреннюю структуру и извлекают информацию из входных данных по-разному.</w:t>
+        <w:t xml:space="preserve"> моделей – градиентная атрибуция с сопоставлением нескольких методов. Такой раздельный подход важен, поскольку сами модели имеют различную внутреннюю структуру и извлекают информацию из входных данных по-разному.</w:t>
       </w:r>
     </w:p>
     <w:p>
@@ -31073,7 +31073,7 @@
       </w:r>
       <w:proofErr w:type="spellEnd"/>
       <w:r>
-        <w:t xml:space="preserve"> конфигурации с ЭМГ, NIRS и HRV, а основной вклад в прогноз вносит блок ЭМГ-признаков. В среднем по финальному набору около 63 % суммарного |SHAP| приходится на ЭМГ и ещё около 21 % — на NIRS, тогда как доля HRV составляет лишь около 5 %. На втором месте по важности устойчиво находится NIRS, тогда как вклад HRV и составных признаков оказывается заметно меньше. Такой результат хорошо согласуется с общей логикой первого порога: в его окрестности модель прежде всего использует локальные мышечные и </w:t>
+        <w:t xml:space="preserve"> конфигурации с ЭМГ, NIRS и HRV, а основной вклад в прогноз вносит блок ЭМГ-признаков. В среднем по финальному набору около 63 % суммарного |SHAP| приходится на ЭМГ и ещё около 21 % – на NIRS, тогда как доля HRV составляет лишь около 5 %. На втором месте по важности устойчиво находится NIRS, тогда как вклад HRV и составных признаков оказывается заметно меньше. Такой результат хорошо согласуется с общей логикой первого порога: в его окрестности модель прежде всего использует локальные мышечные и </w:t>
       </w:r>
       <w:proofErr w:type="spellStart"/>
       <w:r>
@@ -31125,7 +31125,7 @@
       </w:r>
       <w:proofErr w:type="spellEnd"/>
       <w:r>
-        <w:t xml:space="preserve"> конфигурацию LT2, то около 39 % суммарного |SHAP| приходится на HRV, 28 % — на составные признаки, 21 % — на NIRS и лишь 12 % — на ЭМГ. Следовательно, различие между LT1 и LT2 проявляется не только в составе лучших моделей, но и в структуре наиболее информативных признаков.</w:t>
+        <w:t xml:space="preserve"> конфигурацию LT2, то около 39 % суммарного |SHAP| приходится на HRV, 28 % – на составные признаки, 21 % – на NIRS и лишь 12 % – на ЭМГ. Следовательно, различие между LT1 и LT2 проявляется не только в составе лучших моделей, но и в структуре наиболее информативных признаков.</w:t>
       </w:r>
     </w:p>
     <w:p>
@@ -31208,7 +31208,7 @@
         <w:rPr>
           <w:lang w:val="ru-RU"/>
         </w:rPr>
-        <w:t xml:space="preserve">Рисунок 3.8 – Средний вклад модальностей в классических финальных </w:t>
+        <w:t xml:space="preserve">Рисунок 3.8 – Средний вклад модальностей в классических финальных </w:t>
       </w:r>
       <w:proofErr w:type="spellStart"/>
       <w:r>
@@ -31291,7 +31291,7 @@
       </w:r>
       <w:proofErr w:type="spellEnd"/>
       <w:r>
-        <w:t xml:space="preserve"> с длиной последовательности 6 и шагом 15 с, а для LT2 — конфигурация </w:t>
+        <w:t xml:space="preserve"> с длиной последовательности 6 и шагом 15 с, а для LT2 – конфигурация </w:t>
       </w:r>
       <w:proofErr w:type="spellStart"/>
       <w:r>
@@ -31335,7 +31335,7 @@
       </w:r>
       <w:proofErr w:type="spellEnd"/>
       <w:r>
-        <w:t>, на NIRS — 25,0 и 25,4 % соответственно, тогда как доля HRV не превышает 7,6 %, а составных признаков — 6,5 %. Метод маскирования даёт более сглаженный профиль: доля ЭМГ снижается до 36,5 %, тогда как HRV и составные признаки возрастают до 15,3 и 14,2 % соответственно. На уровне отдельных признаков при этом в верхних позициях оказываются главным образом NIRS- и составные признаки, что означает не слабость ЭМГ-блока, а более распределённый характер его вклада: важность ЭМГ размазывается по множеству нормализованных каналов, тогда как некоторые признаки NIRS и составные признаки формируют более выраженные локальные пики. По временной оси модель опирается не только на последнее окно, а на краткую предысторию сигнала, что подтверждает использование накопленного временного контекста, а не только самой свежей информации.</w:t>
+        <w:t>, на NIRS – 25,0 и 25,4 % соответственно, тогда как доля HRV не превышает 7,6 %, а составных признаков – 6,5 %. Метод маскирования даёт более сглаженный профиль: доля ЭМГ снижается до 36,5 %, тогда как HRV и составные признаки возрастают до 15,3 и 14,2 % соответственно. На уровне отдельных признаков при этом в верхних позициях оказываются главным образом NIRS- и составные признаки, что означает не слабость ЭМГ-блока, а более распределённый характер его вклада: важность ЭМГ размазывается по множеству нормализованных каналов, тогда как некоторые признаки NIRS и составные признаки формируют более выраженные локальные пики. По временной оси модель опирается не только на последнее окно, а на краткую предысторию сигнала, что подтверждает использование накопленного временного контекста, а не только самой свежей информации.</w:t>
       </w:r>
     </w:p>
     <w:p>
@@ -31367,7 +31367,7 @@
       </w:r>
       <w:proofErr w:type="spellEnd"/>
       <w:r>
-        <w:t xml:space="preserve"> на ЭМГ приходится 52,0 и 52,2 % суммарного вклада, на NIRS — 23,6 и 23,3 %, на HRV — 9,3 и 9,2 %, а на составные признаки — около 7 %. Однако при маскировании модальных блоков доля ЭМГ снижается до 28,6 %, тогда как вклад HRV возрастает до 16,9 %, а составных признаков — до 25,2 %. Уже на уровне отдельных признаков наибольший вклад вносят показатели HRV и составные признаки. Это хорошо согласуется с более сложной структурой LT2, которая уже проявлялась и в классическом семействе. Дополнительная особенность TCN-модели состоит в том, что по временной оси возникает выраженный чередующийся рисунок с шагом порядка 15 секунд. Его нельзя трактовать как </w:t>
+        <w:t xml:space="preserve"> на ЭМГ приходится 52,0 и 52,2 % суммарного вклада, на NIRS – 23,6 и 23,3 %, на HRV – 9,3 и 9,2 %, а на составные признаки – около 7 %. Однако при маскировании модальных блоков доля ЭМГ снижается до 28,6 %, тогда как вклад HRV возрастает до 16,9 %, а составных признаков – до 25,2 %. Уже на уровне отдельных признаков наибольший вклад вносят показатели HRV и составные признаки. Это хорошо согласуется с более сложной структурой LT2, которая уже проявлялась и в классическом семействе. Дополнительная особенность TCN-модели состоит в том, что по временной оси возникает выраженный чередующийся рисунок с шагом порядка 15 секунд. Его нельзя трактовать как </w:t>
       </w:r>
       <w:r>
         <w:lastRenderedPageBreak/>
@@ -31411,7 +31411,7 @@
       </w:r>
       <w:proofErr w:type="spellEnd"/>
       <w:r>
-        <w:t xml:space="preserve"> следует рассматривать как внутреннюю проверку численной устойчивости, поскольку оба метода родственны по конструкции. Отдельную независимую проверку даёт только маскирование модальных блоков. При этом различия между подходами оказываются количественно существенными: для LSTM доля ЭМГ снижается с примерно 55 % по градиентным методам до 36 % при маскировании, а для TCN — с 52 % до 29 %, тогда как вклад составных признаков в TCN возрастает с 7 % до 25 %. В то же время и этот метод не является нейтральным арбитром важности: при коррелированных и частично избыточных входах, особенно между NIRS, HRV и составными признаками, отключение одного блока может частично компенсироваться другими. Поэтому расхождения между градиентными методами и маскированием нужно трактовать как метод-зависимую чувствительность анализа, а не как однозначное доказательство истинной важности соответствующей модальности.</w:t>
+        <w:t xml:space="preserve"> следует рассматривать как внутреннюю проверку численной устойчивости, поскольку оба метода родственны по конструкции. Отдельную независимую проверку даёт только маскирование модальных блоков. При этом различия между подходами оказываются количественно существенными: для LSTM доля ЭМГ снижается с примерно 55 % по градиентным методам до 36 % при маскировании, а для TCN – с 52 % до 29 %, тогда как вклад составных признаков в TCN возрастает с 7 % до 25 %. В то же время и этот метод не является нейтральным арбитром важности: при коррелированных и частично избыточных входах, особенно между NIRS, HRV и составными признаками, отключение одного блока может частично компенсироваться другими. Поэтому расхождения между градиентными методами и маскированием нужно трактовать как метод-зависимую чувствительность анализа, а не как однозначное доказательство истинной важности соответствующей модальности.</w:t>
       </w:r>
     </w:p>
     <w:p>
@@ -31471,7 +31471,7 @@
         <w:rPr>
           <w:lang w:val="ru-RU"/>
         </w:rPr>
-        <w:t xml:space="preserve">Рисунок 3.9 – Распределение вклада модальностей в </w:t>
+        <w:t xml:space="preserve">Рисунок 3.9 – Распределение вклада модальностей в </w:t>
       </w:r>
       <w:proofErr w:type="spellStart"/>
       <w:r>
@@ -31670,7 +31670,7 @@
         <w:rPr>
           <w:lang w:val="ru-RU"/>
         </w:rPr>
-        <w:t xml:space="preserve">Рисунок 3.10 – </w:t>
+        <w:t xml:space="preserve">Рисунок 3.10 – </w:t>
       </w:r>
       <w:r>
         <w:t>MAE</w:t>
@@ -31755,7 +31755,7 @@
         <w:rPr>
           <w:lang w:val="ru-RU"/>
         </w:rPr>
-        <w:t xml:space="preserve">Рисунок 3.11 – </w:t>
+        <w:t xml:space="preserve">Рисунок 3.11 – </w:t>
       </w:r>
       <w:r>
         <w:t>MAE</w:t>
@@ -34673,7 +34673,7 @@
         <w:t>дист.</w:t>
       </w:r>
       <w:r>
-        <w:t xml:space="preserve"> — дистальный электрод m. vastus lateralis; </w:t>
+        <w:t xml:space="preserve"> – дистальный электрод m. vastus lateralis; </w:t>
       </w:r>
       <w:r>
         <w:rPr>
@@ -34683,7 +34683,7 @@
         <w:t>прокс.</w:t>
       </w:r>
       <w:r>
-        <w:t xml:space="preserve"> — проксимальный; </w:t>
+        <w:t xml:space="preserve"> – проксимальный; </w:t>
       </w:r>
       <w:r>
         <w:rPr>
@@ -34693,7 +34693,7 @@
         <w:t>нагр.</w:t>
       </w:r>
       <w:r>
-        <w:t xml:space="preserve"> — фаза нагрузки (нажатие педали); </w:t>
+        <w:t xml:space="preserve"> – фаза нагрузки (нажатие педали); </w:t>
       </w:r>
       <w:r>
         <w:rPr>
@@ -34703,7 +34703,7 @@
         <w:t>восст.</w:t>
       </w:r>
       <w:r>
-        <w:t xml:space="preserve"> — фаза восстановления (подъём педали).</w:t>
+        <w:t xml:space="preserve"> – фаза восстановления (подъём педали).</w:t>
       </w:r>
     </w:p>
     <w:p>
@@ -34832,7 +34832,7 @@
               <w:pStyle w:val="aa"/>
             </w:pPr>
             <w:r>
-              <w:t>RMS — среднеквадратическое значение ЭМГ</w:t>
+              <w:t>RMS – среднеквадратическое значение ЭМГ</w:t>
             </w:r>
           </w:p>
         </w:tc>
@@ -34888,7 +34888,7 @@
               <w:rPr>
                 <w:lang w:val="ru-RU"/>
               </w:rPr>
-              <w:t xml:space="preserve"> — среднее абсолютное значение ЭМГ</w:t>
+              <w:t xml:space="preserve"> – среднее абсолютное значение ЭМГ</w:t>
             </w:r>
           </w:p>
         </w:tc>
@@ -34944,7 +34944,7 @@
               <w:rPr>
                 <w:lang w:val="ru-RU"/>
               </w:rPr>
-              <w:t xml:space="preserve"> — длина волны (суммарное абс. изменение сигнала)</w:t>
+              <w:t xml:space="preserve"> – длина волны (суммарное абс. изменение сигнала)</w:t>
             </w:r>
           </w:p>
         </w:tc>
@@ -34991,7 +34991,7 @@
               <w:pStyle w:val="aa"/>
             </w:pPr>
             <w:r>
-              <w:t>ZCR — частота нулевых пересечений</w:t>
+              <w:t>ZCR – частота нулевых пересечений</w:t>
             </w:r>
           </w:p>
         </w:tc>
@@ -35047,7 +35047,7 @@
               <w:rPr>
                 <w:lang w:val="ru-RU"/>
               </w:rPr>
-              <w:t xml:space="preserve"> — медианная частота спектра (Гц)</w:t>
+              <w:t xml:space="preserve"> – медианная частота спектра (Гц)</w:t>
             </w:r>
           </w:p>
         </w:tc>
@@ -35103,7 +35103,7 @@
               <w:rPr>
                 <w:lang w:val="ru-RU"/>
               </w:rPr>
-              <w:t xml:space="preserve"> — средняя (центроидная) частота спектра (Гц)</w:t>
+              <w:t xml:space="preserve"> – средняя (центроидная) частота спектра (Гц)</w:t>
             </w:r>
           </w:p>
         </w:tc>
@@ -38559,7 +38559,7 @@
               <w:rPr>
                 <w:lang w:val="ru-RU"/>
               </w:rPr>
-              <w:t xml:space="preserve"> по циклам — дист., нагр.</w:t>
+              <w:t xml:space="preserve"> по циклам – дист., нагр.</w:t>
             </w:r>
           </w:p>
         </w:tc>
@@ -38612,7 +38612,7 @@
               <w:rPr>
                 <w:lang w:val="ru-RU"/>
               </w:rPr>
-              <w:t xml:space="preserve"> по циклам — дист., восст.</w:t>
+              <w:t xml:space="preserve"> по циклам – дист., восст.</w:t>
             </w:r>
           </w:p>
         </w:tc>
@@ -38665,7 +38665,7 @@
               <w:rPr>
                 <w:lang w:val="ru-RU"/>
               </w:rPr>
-              <w:t xml:space="preserve"> по циклам — прокс., нагр.</w:t>
+              <w:t xml:space="preserve"> по циклам – прокс., нагр.</w:t>
             </w:r>
           </w:p>
         </w:tc>
@@ -38718,7 +38718,7 @@
               <w:rPr>
                 <w:lang w:val="ru-RU"/>
               </w:rPr>
-              <w:t xml:space="preserve"> по циклам — прокс., восст.</w:t>
+              <w:t xml:space="preserve"> по циклам – прокс., восст.</w:t>
             </w:r>
           </w:p>
         </w:tc>
@@ -39308,7 +39308,7 @@
       <w:bookmarkStart w:id="92" w:name="X5224b52a843676adf2db617b5562460227a9005"/>
       <w:bookmarkEnd w:id="91"/>
       <w:r>
-        <w:t>NIRS — оконные признаки (15 признаков, Train.Red)</w:t>
+        <w:t>NIRS – оконные признаки (15 признаков, Train.Red)</w:t>
       </w:r>
     </w:p>
     <w:tbl>
@@ -40005,7 +40005,7 @@
       <w:bookmarkStart w:id="93" w:name="nirs-кумулятивные-признаки-3-признака"/>
       <w:bookmarkEnd w:id="92"/>
       <w:r>
-        <w:t>NIRS — кумулятивные признаки (3 признака)</w:t>
+        <w:t>NIRS – кумулятивные признаки (3 признака)</w:t>
       </w:r>
     </w:p>
     <w:tbl>
@@ -40257,7 +40257,7 @@
         <w:t>RV</w:t>
       </w:r>
       <w:r>
-        <w:t xml:space="preserve"> —вариабельность сердечного ритма (7 признаков)</w:t>
+        <w:t xml:space="preserve"> –вариабельность сердечного ритма (7 признаков)</w:t>
       </w:r>
     </w:p>
     <w:tbl>
@@ -40409,7 +40409,7 @@
               <w:rPr>
                 <w:lang w:val="ru-RU"/>
               </w:rPr>
-              <w:t xml:space="preserve"> — стандартное отклонение </w:t>
+              <w:t xml:space="preserve"> – стандартное отклонение </w:t>
             </w:r>
             <w:r>
               <w:t>RR</w:t>
@@ -41848,7 +41848,7 @@
         <w:ind w:firstLine="709"/>
       </w:pPr>
       <w:r>
-        <w:t>В основной главе результатов точечные модели рассматриваются как центральный объект анализа: оценивается их типичная ошибка локализации порога, согласованность по семействам, поведение в наборе финальных кандидатных моделей. Отдельным вспомогательным сюжетом является оценка неопределённости этих точечных предсказаний — в какой полосе вокруг точечного прогноза может лежать истинное время до достижения порога.</w:t>
+        <w:t>В основной главе результатов точечные модели рассматриваются как центральный объект анализа: оценивается их типичная ошибка локализации порога, согласованность по семействам, поведение в наборе финальных кандидатных моделей. Отдельным вспомогательным сюжетом является оценка неопределённости этих точечных предсказаний – в какой полосе вокруг точечного прогноза может лежать истинное время до достижения порога.</w:t>
       </w:r>
     </w:p>
     <w:p>
@@ -41965,7 +41965,7 @@
         <w:ind w:firstLine="709"/>
       </w:pPr>
       <w:r>
-        <w:t>При более мягком номинальном уровне покрытия 70 % эмпирическое покрытие также превышает номинальное (около 78 % против 70 %), а медианная ширина уменьшается, но остаётся значительной — порядка 540 секунд. При более строгих уровнях покрытия (90 % и выше) при выборке из 18 калибровочных испытуемых процедура теоретически ограничена и фактически сводится к максимальной наблюдаемой ошибке; такие уровни в работе не репортируются.</w:t>
+        <w:t>При более мягком номинальном уровне покрытия 70 % эмпирическое покрытие также превышает номинальное (около 78 % против 70 %), а медианная ширина уменьшается, но остаётся значительной – порядка 540 секунд. При более строгих уровнях покрытия (90 % и выше) при выборке из 18 калибровочных испытуемых процедура теоретически ограничена и фактически сводится к максимальной наблюдаемой ошибке; такие уровни в работе не репортируются.</w:t>
       </w:r>
     </w:p>
     <w:p>
@@ -42147,7 +42147,7 @@
         <w:ind w:firstLine="709"/>
       </w:pPr>
       <w:r>
-        <w:t>Иначе говоря, «±6.5 минут» — это гарантированная верхняя оценка разброса при заявленном уровне покрытия, а не «модель ошибается на 6.5 минут». Сама модель в типичном случае ошибается на величину, существенно меньшую — порядка двух минут.</w:t>
+        <w:t>Иначе говоря, «±6.5 минут» – это гарантированная верхняя оценка разброса при заявленном уровне покрытия, а не «модель ошибается на 6.5 минут». Сама модель в типичном случае ошибается на величину, существенно меньшую – порядка двух минут.</w:t>
       </w:r>
     </w:p>
     <w:p>
